--- a/TS-Kramam/TS-5.4/TS 5.4 Tamil Krama Paatam Corrections.docx
+++ b/TS-Kramam/TS-5.4/TS 5.4 Tamil Krama Paatam Corrections.docx
@@ -1,7 +1,2297 @@
 
 <file path=word/document.xml><?xml version="1.0" encoding="utf-8"?>
-<w:document xmlns:wpc="http://schemas.microsoft.com/office/word/2010/wordprocessingCanvas" xmlns:cx="http://schemas.microsoft.com/office/drawing/2014/chartex" xmlns:cx1="http://schemas.microsoft.com/office/drawing/2015/9/8/chartex" xmlns:cx2="http://schemas.microsoft.com/office/drawing/2015/10/21/chartex" xmlns:cx3="http://schemas.microsoft.com/office/drawing/2016/5/9/chartex" xmlns:cx4="http://schemas.microsoft.com/office/drawing/2016/5/10/chartex" xmlns:cx5="http://schemas.microsoft.com/office/drawing/2016/5/11/chartex" xmlns:cx6="http://schemas.microsoft.com/office/drawing/2016/5/12/chartex" xmlns:cx7="http://schemas.microsoft.com/office/drawing/2016/5/13/chartex" xmlns:cx8="http://schemas.microsoft.com/office/drawing/2016/5/14/chartex" xmlns:mc="http://schemas.openxmlformats.org/markup-compatibility/2006" xmlns:aink="http://schemas.microsoft.com/office/drawing/2016/ink" xmlns:am3d="http://schemas.microsoft.com/office/drawing/2017/model3d" xmlns:o="urn:schemas-microsoft-com:office:office" xmlns:oel="http://schemas.microsoft.com/office/2019/extlst" xmlns:r="http://schemas.openxmlformats.org/officeDocument/2006/relationships" xmlns:m="http://schemas.openxmlformats.org/officeDocument/2006/math" xmlns:v="urn:schemas-microsoft-com:vml" xmlns:wp14="http://schemas.microsoft.com/office/word/2010/wordprocessingDrawing" xmlns:wp="http://schemas.openxmlformats.org/drawingml/2006/wordprocessingDrawing" xmlns:w10="urn:schemas-microsoft-com:office:word" xmlns:w="http://schemas.openxmlformats.org/wordprocessingml/2006/main" xmlns:w14="http://schemas.microsoft.com/office/word/2010/wordml" xmlns:w15="http://schemas.microsoft.com/office/word/2012/wordml" xmlns:w16cex="http://schemas.microsoft.com/office/word/2018/wordml/cex" xmlns:w16cid="http://schemas.microsoft.com/office/word/2016/wordml/cid" xmlns:w16="http://schemas.microsoft.com/office/word/2018/wordml" xmlns:w16sdtdh="http://schemas.microsoft.com/office/word/2020/wordml/sdtdatahash" xmlns:w16se="http://schemas.microsoft.com/office/word/2015/wordml/symex" xmlns:wpg="http://schemas.microsoft.com/office/word/2010/wordprocessingGroup" xmlns:wpi="http://schemas.microsoft.com/office/word/2010/wordprocessingInk" xmlns:wne="http://schemas.microsoft.com/office/word/2006/wordml" xmlns:wps="http://schemas.microsoft.com/office/word/2010/wordprocessingShape" mc:Ignorable="w14 w15 w16se w16cid w16 w16cex w16sdtdh wp14">
+<w:document xmlns:wpc="http://schemas.microsoft.com/office/word/2010/wordprocessingCanvas" xmlns:cx="http://schemas.microsoft.com/office/drawing/2014/chartex" xmlns:cx1="http://schemas.microsoft.com/office/drawing/2015/9/8/chartex" xmlns:cx2="http://schemas.microsoft.com/office/drawing/2015/10/21/chartex" xmlns:cx3="http://schemas.microsoft.com/office/drawing/2016/5/9/chartex" xmlns:cx4="http://schemas.microsoft.com/office/drawing/2016/5/10/chartex" xmlns:cx5="http://schemas.microsoft.com/office/drawing/2016/5/11/chartex" xmlns:cx6="http://schemas.microsoft.com/office/drawing/2016/5/12/chartex" xmlns:cx7="http://schemas.microsoft.com/office/drawing/2016/5/13/chartex" xmlns:cx8="http://schemas.microsoft.com/office/drawing/2016/5/14/chartex" xmlns:mc="http://schemas.openxmlformats.org/markup-compatibility/2006" xmlns:aink="http://schemas.microsoft.com/office/drawing/2016/ink" xmlns:am3d="http://schemas.microsoft.com/office/drawing/2017/model3d" xmlns:o="urn:schemas-microsoft-com:office:office" xmlns:oel="http://schemas.microsoft.com/office/2019/extlst" xmlns:r="http://schemas.openxmlformats.org/officeDocument/2006/relationships" xmlns:m="http://schemas.openxmlformats.org/officeDocument/2006/math" xmlns:v="urn:schemas-microsoft-com:vml" xmlns:wp14="http://schemas.microsoft.com/office/word/2010/wordprocessingDrawing" xmlns:wp="http://schemas.openxmlformats.org/drawingml/2006/wordprocessingDrawing" xmlns:w10="urn:schemas-microsoft-com:office:word" xmlns:w="http://schemas.openxmlformats.org/wordprocessingml/2006/main" xmlns:w14="http://schemas.microsoft.com/office/word/2010/wordml" xmlns:w15="http://schemas.microsoft.com/office/word/2012/wordml" xmlns:w16cex="http://schemas.microsoft.com/office/word/2018/wordml/cex" xmlns:w16cid="http://schemas.microsoft.com/office/word/2016/wordml/cid" xmlns:w16="http://schemas.microsoft.com/office/word/2018/wordml" xmlns:w16du="http://schemas.microsoft.com/office/word/2023/wordml/word16du" xmlns:w16sdtdh="http://schemas.microsoft.com/office/word/2020/wordml/sdtdatahash" xmlns:w16sdtfl="http://schemas.microsoft.com/office/word/2024/wordml/sdtformatlock" xmlns:w16se="http://schemas.microsoft.com/office/word/2015/wordml/symex" xmlns:wpg="http://schemas.microsoft.com/office/word/2010/wordprocessingGroup" xmlns:wpi="http://schemas.microsoft.com/office/word/2010/wordprocessingInk" xmlns:wne="http://schemas.microsoft.com/office/word/2006/wordml" xmlns:wps="http://schemas.microsoft.com/office/word/2010/wordprocessingShape" mc:Ignorable="w14 w15 w16se w16cid w16 w16cex w16sdtdh w16sdtfl w16du wp14">
   <w:body>
+    <w:p>
+      <w:pPr>
+        <w:jc w:val="center"/>
+        <w:rPr>
+          <w:b/>
+          <w:bCs/>
+          <w:sz w:val="32"/>
+          <w:szCs w:val="32"/>
+          <w:u w:val="single"/>
+        </w:rPr>
+      </w:pPr>
+      <w:r>
+        <w:rPr>
+          <w:b/>
+          <w:bCs/>
+          <w:sz w:val="32"/>
+          <w:szCs w:val="32"/>
+          <w:u w:val="single"/>
+        </w:rPr>
+        <w:t xml:space="preserve">TS </w:t>
+      </w:r>
+      <w:r>
+        <w:rPr>
+          <w:b/>
+          <w:bCs/>
+          <w:sz w:val="32"/>
+          <w:szCs w:val="32"/>
+          <w:u w:val="single"/>
+        </w:rPr>
+        <w:t>Krama</w:t>
+      </w:r>
+      <w:r>
+        <w:rPr>
+          <w:b/>
+          <w:bCs/>
+          <w:sz w:val="32"/>
+          <w:szCs w:val="32"/>
+          <w:u w:val="single"/>
+        </w:rPr>
+        <w:t xml:space="preserve"> Paatam – TS </w:t>
+      </w:r>
+      <w:r>
+        <w:rPr>
+          <w:b/>
+          <w:bCs/>
+          <w:sz w:val="32"/>
+          <w:szCs w:val="32"/>
+          <w:u w:val="single"/>
+        </w:rPr>
+        <w:t>5.4 Tamil</w:t>
+      </w:r>
+      <w:r>
+        <w:rPr>
+          <w:b/>
+          <w:bCs/>
+          <w:sz w:val="32"/>
+          <w:szCs w:val="32"/>
+          <w:u w:val="single"/>
+        </w:rPr>
+        <w:t xml:space="preserve"> Corrections –</w:t>
+      </w:r>
+      <w:r>
+        <w:rPr>
+          <w:b/>
+          <w:bCs/>
+          <w:sz w:val="32"/>
+          <w:szCs w:val="32"/>
+          <w:u w:val="single"/>
+        </w:rPr>
+        <w:t xml:space="preserve"> </w:t>
+      </w:r>
+      <w:r>
+        <w:rPr>
+          <w:b/>
+          <w:bCs/>
+          <w:sz w:val="32"/>
+          <w:szCs w:val="32"/>
+          <w:u w:val="single"/>
+        </w:rPr>
+        <w:t xml:space="preserve">Observed till </w:t>
+      </w:r>
+      <w:r>
+        <w:rPr>
+          <w:b/>
+          <w:bCs/>
+          <w:sz w:val="32"/>
+          <w:szCs w:val="32"/>
+          <w:highlight w:val="red"/>
+          <w:u w:val="single"/>
+        </w:rPr>
+        <w:t>?????</w:t>
+      </w:r>
+    </w:p>
+    <w:p>
+      <w:pPr>
+        <w:spacing w:before="0" w:line="240" w:lineRule="auto"/>
+        <w:jc w:val="center"/>
+        <w:rPr>
+          <w:b/>
+          <w:bCs/>
+        </w:rPr>
+      </w:pPr>
+      <w:r>
+        <w:rPr>
+          <w:b/>
+          <w:bCs/>
+        </w:rPr>
+        <w:t>(ignore those which are already incorporated in your book’s version and date)</w:t>
+      </w:r>
+    </w:p>
+    <w:tbl>
+      <w:tblPr>
+        <w:tblW w:w="14400" w:type="dxa"/>
+        <w:tblInd w:w="-797" w:type="dxa"/>
+        <w:tblBorders>
+          <w:top w:val="single" w:sz="4" w:space="0" w:color="000000"/>
+          <w:left w:val="single" w:sz="4" w:space="0" w:color="000000"/>
+          <w:bottom w:val="single" w:sz="4" w:space="0" w:color="000000"/>
+          <w:right w:val="single" w:sz="4" w:space="0" w:color="000000"/>
+          <w:insideH w:val="single" w:sz="4" w:space="0" w:color="000000"/>
+          <w:insideV w:val="single" w:sz="4" w:space="0" w:color="000000"/>
+        </w:tblBorders>
+        <w:tblLook w:val="04A0" w:firstRow="1" w:lastRow="0" w:firstColumn="1" w:lastColumn="0" w:noHBand="0" w:noVBand="1"/>
+      </w:tblPr>
+      <w:tblGrid>
+        <w:gridCol w:w="3907"/>
+        <w:gridCol w:w="5105"/>
+        <w:gridCol w:w="5388"/>
+      </w:tblGrid>
+      <w:tr>
+        <w:tc>
+          <w:tcPr>
+            <w:tcW w:w="3907" w:type="dxa"/>
+          </w:tcPr>
+          <w:p>
+            <w:pPr>
+              <w:spacing w:before="0" w:line="240" w:lineRule="auto"/>
+              <w:jc w:val="center"/>
+              <w:rPr>
+                <w:b/>
+                <w:bCs/>
+                <w:sz w:val="32"/>
+                <w:szCs w:val="32"/>
+              </w:rPr>
+            </w:pPr>
+            <w:r>
+              <w:rPr>
+                <w:b/>
+                <w:bCs/>
+                <w:sz w:val="32"/>
+                <w:szCs w:val="32"/>
+              </w:rPr>
+              <w:t>Section, Paragraph</w:t>
+            </w:r>
+          </w:p>
+          <w:p>
+            <w:pPr>
+              <w:spacing w:before="0" w:line="240" w:lineRule="auto"/>
+              <w:jc w:val="center"/>
+              <w:rPr>
+                <w:b/>
+                <w:bCs/>
+                <w:sz w:val="32"/>
+                <w:szCs w:val="32"/>
+              </w:rPr>
+            </w:pPr>
+            <w:r>
+              <w:rPr>
+                <w:b/>
+                <w:bCs/>
+                <w:sz w:val="32"/>
+                <w:szCs w:val="32"/>
+              </w:rPr>
+              <w:t>Reference</w:t>
+            </w:r>
+          </w:p>
+        </w:tc>
+        <w:tc>
+          <w:tcPr>
+            <w:tcW w:w="5105" w:type="dxa"/>
+          </w:tcPr>
+          <w:p>
+            <w:pPr>
+              <w:spacing w:before="0" w:line="240" w:lineRule="auto"/>
+              <w:jc w:val="center"/>
+              <w:rPr>
+                <w:b/>
+                <w:bCs/>
+                <w:sz w:val="32"/>
+                <w:szCs w:val="32"/>
+              </w:rPr>
+            </w:pPr>
+            <w:r>
+              <w:rPr>
+                <w:b/>
+                <w:bCs/>
+                <w:sz w:val="32"/>
+                <w:szCs w:val="32"/>
+              </w:rPr>
+              <w:t>As Printed</w:t>
+            </w:r>
+          </w:p>
+        </w:tc>
+        <w:tc>
+          <w:tcPr>
+            <w:tcW w:w="5388" w:type="dxa"/>
+          </w:tcPr>
+          <w:p>
+            <w:pPr>
+              <w:spacing w:before="0" w:line="240" w:lineRule="auto"/>
+              <w:ind w:right="-18"/>
+              <w:jc w:val="center"/>
+              <w:rPr>
+                <w:b/>
+                <w:bCs/>
+                <w:sz w:val="32"/>
+                <w:szCs w:val="32"/>
+              </w:rPr>
+            </w:pPr>
+            <w:r>
+              <w:rPr>
+                <w:b/>
+                <w:bCs/>
+                <w:sz w:val="32"/>
+                <w:szCs w:val="32"/>
+              </w:rPr>
+              <w:t>To be read as or corrected as</w:t>
+            </w:r>
+          </w:p>
+        </w:tc>
+      </w:tr>
+      <w:tr>
+        <w:trPr>
+          <w:trHeight w:val="1132"/>
+        </w:trPr>
+        <w:tc>
+          <w:tcPr>
+            <w:tcW w:w="3907" w:type="dxa"/>
+          </w:tcPr>
+          <w:p>
+            <w:pPr>
+              <w:widowControl w:val="0"/>
+              <w:tabs>
+                <w:tab w:val="left" w:pos="993"/>
+              </w:tabs>
+              <w:autoSpaceDE w:val="0"/>
+              <w:autoSpaceDN w:val="0"/>
+              <w:adjustRightInd w:val="0"/>
+              <w:spacing w:before="0" w:line="252" w:lineRule="auto"/>
+              <w:ind w:right="297"/>
+              <w:rPr>
+                <w:rFonts w:cs="Arial"/>
+                <w:b/>
+                <w:color w:val="000000"/>
+                <w:sz w:val="28"/>
+                <w:szCs w:val="32"/>
+              </w:rPr>
+            </w:pPr>
+            <w:r>
+              <w:rPr>
+                <w:rFonts w:cs="Arial"/>
+                <w:b/>
+                <w:color w:val="000000"/>
+                <w:sz w:val="28"/>
+                <w:szCs w:val="32"/>
+              </w:rPr>
+              <w:t>T.S.5.</w:t>
+            </w:r>
+            <w:r>
+              <w:rPr>
+                <w:rFonts w:cs="Arial"/>
+                <w:b/>
+                <w:color w:val="000000"/>
+                <w:sz w:val="28"/>
+                <w:szCs w:val="32"/>
+              </w:rPr>
+              <w:t>4.5.1</w:t>
+            </w:r>
+            <w:r>
+              <w:rPr>
+                <w:rFonts w:cs="Arial"/>
+                <w:b/>
+                <w:color w:val="000000"/>
+                <w:sz w:val="28"/>
+                <w:szCs w:val="32"/>
+              </w:rPr>
+              <w:t>– Kramam</w:t>
+            </w:r>
+          </w:p>
+          <w:p>
+            <w:pPr>
+              <w:widowControl w:val="0"/>
+              <w:tabs>
+                <w:tab w:val="left" w:pos="993"/>
+              </w:tabs>
+              <w:autoSpaceDE w:val="0"/>
+              <w:autoSpaceDN w:val="0"/>
+              <w:adjustRightInd w:val="0"/>
+              <w:spacing w:before="0" w:line="252" w:lineRule="auto"/>
+              <w:ind w:right="297"/>
+              <w:rPr>
+                <w:rFonts w:cs="Arial"/>
+                <w:b/>
+                <w:color w:val="000000"/>
+                <w:sz w:val="28"/>
+                <w:szCs w:val="32"/>
+              </w:rPr>
+            </w:pPr>
+            <w:r>
+              <w:rPr>
+                <w:rFonts w:cs="Arial"/>
+                <w:b/>
+                <w:color w:val="000000"/>
+                <w:sz w:val="28"/>
+                <w:szCs w:val="32"/>
+              </w:rPr>
+              <w:t xml:space="preserve">Krama Vaakyam No.– </w:t>
+            </w:r>
+            <w:r>
+              <w:rPr>
+                <w:rFonts w:cs="Arial"/>
+                <w:b/>
+                <w:color w:val="000000"/>
+                <w:sz w:val="28"/>
+                <w:szCs w:val="32"/>
+              </w:rPr>
+              <w:t>31</w:t>
+            </w:r>
+          </w:p>
+          <w:p>
+            <w:pPr>
+              <w:widowControl w:val="0"/>
+              <w:tabs>
+                <w:tab w:val="left" w:pos="993"/>
+              </w:tabs>
+              <w:autoSpaceDE w:val="0"/>
+              <w:autoSpaceDN w:val="0"/>
+              <w:adjustRightInd w:val="0"/>
+              <w:spacing w:before="0" w:line="240" w:lineRule="auto"/>
+              <w:ind w:right="297"/>
+              <w:rPr>
+                <w:rFonts w:cs="Arial"/>
+                <w:b/>
+                <w:color w:val="000000"/>
+                <w:sz w:val="28"/>
+                <w:szCs w:val="32"/>
+              </w:rPr>
+            </w:pPr>
+            <w:r>
+              <w:rPr>
+                <w:rFonts w:cs="Arial"/>
+                <w:b/>
+                <w:color w:val="000000"/>
+                <w:sz w:val="28"/>
+                <w:szCs w:val="32"/>
+              </w:rPr>
+              <w:t>Panchaati No</w:t>
+            </w:r>
+            <w:r>
+              <w:rPr>
+                <w:rFonts w:cs="Arial"/>
+                <w:b/>
+                <w:color w:val="000000"/>
+                <w:szCs w:val="32"/>
+              </w:rPr>
+              <w:t xml:space="preserve">. - </w:t>
+            </w:r>
+            <w:r>
+              <w:rPr>
+                <w:rFonts w:cs="Arial"/>
+                <w:b/>
+                <w:color w:val="000000"/>
+                <w:sz w:val="28"/>
+                <w:szCs w:val="32"/>
+              </w:rPr>
+              <w:t>19</w:t>
+            </w:r>
+          </w:p>
+        </w:tc>
+        <w:tc>
+          <w:tcPr>
+            <w:tcW w:w="5105" w:type="dxa"/>
+          </w:tcPr>
+          <w:p>
+            <w:pPr>
+              <w:widowControl w:val="0"/>
+              <w:autoSpaceDE w:val="0"/>
+              <w:autoSpaceDN w:val="0"/>
+              <w:adjustRightInd w:val="0"/>
+              <w:spacing w:before="0" w:line="240" w:lineRule="auto"/>
+              <w:rPr>
+                <w:rFonts w:ascii="BRH Devanagari Extra" w:hAnsi="BRH Devanagari Extra" w:cs="BRH Devanagari Extra"/>
+                <w:color w:val="000000"/>
+                <w:sz w:val="40"/>
+                <w:szCs w:val="40"/>
+                <w:lang w:bidi="ml-IN"/>
+              </w:rPr>
+            </w:pPr>
+            <w:r>
+              <w:rPr>
+                <w:rFonts w:ascii="Latha" w:hAnsi="Latha" w:cs="Latha"/>
+                <w:sz w:val="28"/>
+                <w:szCs w:val="28"/>
+                <w:cs/>
+                <w:lang w:bidi="ta-IN"/>
+              </w:rPr>
+              <w:t>அ</w:t>
+            </w:r>
+            <w:r>
+              <w:rPr>
+                <w:rFonts w:ascii="BRH Tamil Tab Extra" w:hAnsi="BRH Tamil Tab Extra" w:cs="Latha"/>
+                <w:b/>
+                <w:sz w:val="32"/>
+                <w:szCs w:val="28"/>
+                <w:lang w:bidi="ta-IN"/>
+              </w:rPr>
+              <w:t>…</w:t>
+            </w:r>
+            <w:r>
+              <w:rPr>
+                <w:rFonts w:ascii="Latha" w:hAnsi="Latha" w:cs="Latha"/>
+                <w:sz w:val="28"/>
+                <w:szCs w:val="28"/>
+                <w:cs/>
+                <w:lang w:bidi="ta-IN"/>
+              </w:rPr>
+              <w:t>ஸ்ய</w:t>
+            </w:r>
+            <w:r>
+              <w:rPr>
+                <w:rFonts w:ascii="BRH Tamil Tab Extra" w:hAnsi="BRH Tamil Tab Extra" w:cs="Latha"/>
+                <w:b/>
+                <w:sz w:val="32"/>
+                <w:szCs w:val="28"/>
+                <w:lang w:bidi="ta-IN"/>
+              </w:rPr>
+              <w:t>…</w:t>
+            </w:r>
+            <w:r>
+              <w:rPr>
+                <w:rFonts w:ascii="Latha" w:hAnsi="Latha" w:cs="Latha"/>
+                <w:sz w:val="28"/>
+                <w:szCs w:val="28"/>
+                <w:lang w:bidi="ta-IN"/>
+              </w:rPr>
+              <w:t xml:space="preserve"> </w:t>
+            </w:r>
+            <w:r>
+              <w:rPr>
+                <w:rFonts w:ascii="Latha" w:hAnsi="Latha" w:cs="Latha"/>
+                <w:sz w:val="28"/>
+                <w:szCs w:val="28"/>
+                <w:cs/>
+                <w:lang w:bidi="ta-IN"/>
+              </w:rPr>
+              <w:t>வ</w:t>
+            </w:r>
+            <w:r>
+              <w:rPr>
+                <w:rFonts w:ascii="BRH Tamil Tab Extra" w:hAnsi="BRH Tamil Tab Extra" w:cs="Latha"/>
+                <w:b/>
+                <w:sz w:val="32"/>
+                <w:szCs w:val="28"/>
+                <w:lang w:bidi="ta-IN"/>
+              </w:rPr>
+              <w:t>…</w:t>
+            </w:r>
+            <w:r>
+              <w:rPr>
+                <w:rFonts w:ascii="Latha" w:hAnsi="Latha" w:cs="Latha"/>
+                <w:sz w:val="28"/>
+                <w:szCs w:val="28"/>
+                <w:cs/>
+                <w:lang w:bidi="ta-IN"/>
+              </w:rPr>
+              <w:t>ஷ</w:t>
+            </w:r>
+            <w:r>
+              <w:rPr>
+                <w:rFonts w:ascii="BRH Tamil Tab Extra" w:hAnsi="BRH Tamil Tab Extra" w:cs="Latha"/>
+                <w:b/>
+                <w:sz w:val="32"/>
+                <w:szCs w:val="28"/>
+                <w:lang w:bidi="ta-IN"/>
+              </w:rPr>
+              <w:t>…</w:t>
+            </w:r>
+            <w:r>
+              <w:rPr>
+                <w:rFonts w:ascii="Latha" w:hAnsi="Latha" w:cs="Latha"/>
+                <w:sz w:val="28"/>
+                <w:szCs w:val="28"/>
+                <w:cs/>
+                <w:lang w:bidi="ta-IN"/>
+              </w:rPr>
+              <w:t>ட்கா</w:t>
+            </w:r>
+            <w:r>
+              <w:rPr>
+                <w:rFonts w:ascii="BRH Tamil Tab Extra" w:hAnsi="BRH Tamil Tab Extra" w:cs="Latha"/>
+                <w:b/>
+                <w:sz w:val="32"/>
+                <w:szCs w:val="28"/>
+                <w:lang w:bidi="ta-IN"/>
+              </w:rPr>
+              <w:t>…</w:t>
+            </w:r>
+            <w:r>
+              <w:rPr>
+                <w:rFonts w:ascii="Latha" w:hAnsi="Latha" w:cs="Latha"/>
+                <w:sz w:val="28"/>
+                <w:szCs w:val="28"/>
+                <w:cs/>
+                <w:lang w:bidi="ta-IN"/>
+              </w:rPr>
+              <w:t>ர</w:t>
+            </w:r>
+            <w:r>
+              <w:rPr>
+                <w:rFonts w:ascii="Latha" w:hAnsi="Latha" w:cs="Latha"/>
+                <w:b/>
+                <w:bCs/>
+                <w:sz w:val="32"/>
+                <w:szCs w:val="32"/>
+                <w:cs/>
+                <w:lang w:bidi="ta-IN"/>
+              </w:rPr>
+              <w:t>:</w:t>
+            </w:r>
+            <w:r>
+              <w:rPr>
+                <w:rFonts w:ascii="Latha" w:hAnsi="Latha" w:cs="Latha"/>
+                <w:sz w:val="28"/>
+                <w:szCs w:val="28"/>
+                <w:lang w:bidi="ta-IN"/>
+              </w:rPr>
+              <w:t xml:space="preserve"> | </w:t>
+            </w:r>
+            <w:r>
+              <w:rPr>
+                <w:rFonts w:ascii="Latha" w:hAnsi="Latha" w:cs="Latha"/>
+                <w:sz w:val="28"/>
+                <w:szCs w:val="28"/>
+                <w:cs/>
+                <w:lang w:bidi="ta-IN"/>
+              </w:rPr>
+              <w:t>வ</w:t>
+            </w:r>
+            <w:r>
+              <w:rPr>
+                <w:rFonts w:ascii="BRH Tamil Tab Extra" w:hAnsi="BRH Tamil Tab Extra" w:cs="Latha"/>
+                <w:b/>
+                <w:sz w:val="32"/>
+                <w:szCs w:val="28"/>
+                <w:lang w:bidi="ta-IN"/>
+              </w:rPr>
+              <w:t>…</w:t>
+            </w:r>
+            <w:r>
+              <w:rPr>
+                <w:rFonts w:ascii="Latha" w:hAnsi="Latha" w:cs="Latha"/>
+                <w:sz w:val="28"/>
+                <w:szCs w:val="28"/>
+                <w:cs/>
+                <w:lang w:bidi="ta-IN"/>
+              </w:rPr>
+              <w:t>ஷ</w:t>
+            </w:r>
+            <w:r>
+              <w:rPr>
+                <w:rFonts w:ascii="BRH Tamil Tab Extra" w:hAnsi="BRH Tamil Tab Extra" w:cs="Latha"/>
+                <w:b/>
+                <w:sz w:val="32"/>
+                <w:szCs w:val="28"/>
+                <w:lang w:bidi="ta-IN"/>
+              </w:rPr>
+              <w:t>…</w:t>
+            </w:r>
+            <w:r>
+              <w:rPr>
+                <w:rFonts w:ascii="Latha" w:hAnsi="Latha" w:cs="Latha"/>
+                <w:sz w:val="28"/>
+                <w:szCs w:val="28"/>
+                <w:cs/>
+                <w:lang w:bidi="ta-IN"/>
+              </w:rPr>
+              <w:t>ட்கா</w:t>
+            </w:r>
+            <w:r>
+              <w:rPr>
+                <w:rFonts w:ascii="BRH Tamil Tab Extra" w:hAnsi="BRH Tamil Tab Extra" w:cs="Latha"/>
+                <w:b/>
+                <w:sz w:val="32"/>
+                <w:szCs w:val="28"/>
+                <w:lang w:bidi="ta-IN"/>
+              </w:rPr>
+              <w:t>…</w:t>
+            </w:r>
+            <w:r>
+              <w:rPr>
+                <w:rFonts w:ascii="Latha" w:hAnsi="Latha" w:cs="Latha"/>
+                <w:sz w:val="28"/>
+                <w:szCs w:val="28"/>
+                <w:cs/>
+                <w:lang w:bidi="ta-IN"/>
+              </w:rPr>
+              <w:t>ர</w:t>
+            </w:r>
+            <w:r>
+              <w:rPr>
+                <w:rFonts w:ascii="Latha" w:hAnsi="Latha" w:cs="Latha"/>
+                <w:b/>
+                <w:bCs/>
+                <w:sz w:val="32"/>
+                <w:szCs w:val="32"/>
+                <w:cs/>
+                <w:lang w:bidi="ta-IN"/>
+              </w:rPr>
+              <w:t>:</w:t>
+            </w:r>
+            <w:r>
+              <w:rPr>
+                <w:rFonts w:ascii="Latha" w:hAnsi="Latha" w:cs="Latha"/>
+                <w:sz w:val="28"/>
+                <w:szCs w:val="28"/>
+                <w:lang w:bidi="ta-IN"/>
+              </w:rPr>
+              <w:t xml:space="preserve"> </w:t>
+            </w:r>
+            <w:r>
+              <w:rPr>
+                <w:rFonts w:ascii="Latha" w:hAnsi="Latha" w:cs="Latha"/>
+                <w:sz w:val="28"/>
+                <w:szCs w:val="28"/>
+                <w:highlight w:val="yellow"/>
+                <w:cs/>
+                <w:lang w:bidi="ta-IN"/>
+              </w:rPr>
+              <w:t>ஸ்யா</w:t>
+            </w:r>
+            <w:r>
+              <w:rPr>
+                <w:rFonts w:ascii="Latha" w:hAnsi="Latha" w:cs="Latha"/>
+                <w:sz w:val="28"/>
+                <w:szCs w:val="28"/>
+                <w:cs/>
+                <w:lang w:bidi="ta-IN"/>
+              </w:rPr>
+              <w:t>த்</w:t>
+            </w:r>
+            <w:r>
+              <w:rPr>
+                <w:rFonts w:ascii="Latha" w:hAnsi="Latha" w:cs="Latha"/>
+                <w:sz w:val="28"/>
+                <w:szCs w:val="28"/>
+                <w:lang w:bidi="ta-IN"/>
+              </w:rPr>
+              <w:t xml:space="preserve"> |</w:t>
+            </w:r>
+          </w:p>
+        </w:tc>
+        <w:tc>
+          <w:tcPr>
+            <w:tcW w:w="5388" w:type="dxa"/>
+          </w:tcPr>
+          <w:p>
+            <w:pPr>
+              <w:widowControl w:val="0"/>
+              <w:autoSpaceDE w:val="0"/>
+              <w:autoSpaceDN w:val="0"/>
+              <w:adjustRightInd w:val="0"/>
+              <w:spacing w:before="0" w:line="240" w:lineRule="auto"/>
+              <w:rPr>
+                <w:rFonts w:ascii="Latha" w:hAnsi="Latha" w:cs="Latha"/>
+                <w:sz w:val="28"/>
+                <w:szCs w:val="28"/>
+                <w:lang w:bidi="ta-IN"/>
+              </w:rPr>
+            </w:pPr>
+            <w:r>
+              <w:rPr>
+                <w:rFonts w:ascii="Latha" w:hAnsi="Latha" w:cs="Latha"/>
+                <w:sz w:val="28"/>
+                <w:szCs w:val="28"/>
+                <w:cs/>
+                <w:lang w:bidi="ta-IN"/>
+              </w:rPr>
+              <w:t>அ</w:t>
+            </w:r>
+            <w:r>
+              <w:rPr>
+                <w:rFonts w:ascii="BRH Tamil Tab Extra" w:hAnsi="BRH Tamil Tab Extra" w:cs="Latha"/>
+                <w:b/>
+                <w:sz w:val="32"/>
+                <w:szCs w:val="28"/>
+                <w:lang w:bidi="ta-IN"/>
+              </w:rPr>
+              <w:t>…</w:t>
+            </w:r>
+            <w:r>
+              <w:rPr>
+                <w:rFonts w:ascii="Latha" w:hAnsi="Latha" w:cs="Latha"/>
+                <w:sz w:val="28"/>
+                <w:szCs w:val="28"/>
+                <w:cs/>
+                <w:lang w:bidi="ta-IN"/>
+              </w:rPr>
+              <w:t>ஸ்ய</w:t>
+            </w:r>
+            <w:r>
+              <w:rPr>
+                <w:rFonts w:ascii="BRH Tamil Tab Extra" w:hAnsi="BRH Tamil Tab Extra" w:cs="Latha"/>
+                <w:b/>
+                <w:sz w:val="32"/>
+                <w:szCs w:val="28"/>
+                <w:lang w:bidi="ta-IN"/>
+              </w:rPr>
+              <w:t>…</w:t>
+            </w:r>
+            <w:r>
+              <w:rPr>
+                <w:rFonts w:ascii="Latha" w:hAnsi="Latha" w:cs="Latha"/>
+                <w:sz w:val="28"/>
+                <w:szCs w:val="28"/>
+                <w:lang w:bidi="ta-IN"/>
+              </w:rPr>
+              <w:t xml:space="preserve"> </w:t>
+            </w:r>
+            <w:r>
+              <w:rPr>
+                <w:rFonts w:ascii="Latha" w:hAnsi="Latha" w:cs="Latha"/>
+                <w:sz w:val="28"/>
+                <w:szCs w:val="28"/>
+                <w:cs/>
+                <w:lang w:bidi="ta-IN"/>
+              </w:rPr>
+              <w:t>வ</w:t>
+            </w:r>
+            <w:r>
+              <w:rPr>
+                <w:rFonts w:ascii="BRH Tamil Tab Extra" w:hAnsi="BRH Tamil Tab Extra" w:cs="Latha"/>
+                <w:b/>
+                <w:sz w:val="32"/>
+                <w:szCs w:val="28"/>
+                <w:lang w:bidi="ta-IN"/>
+              </w:rPr>
+              <w:t>…</w:t>
+            </w:r>
+            <w:r>
+              <w:rPr>
+                <w:rFonts w:ascii="Latha" w:hAnsi="Latha" w:cs="Latha"/>
+                <w:sz w:val="28"/>
+                <w:szCs w:val="28"/>
+                <w:cs/>
+                <w:lang w:bidi="ta-IN"/>
+              </w:rPr>
+              <w:t>ஷ</w:t>
+            </w:r>
+            <w:r>
+              <w:rPr>
+                <w:rFonts w:ascii="BRH Tamil Tab Extra" w:hAnsi="BRH Tamil Tab Extra" w:cs="Latha"/>
+                <w:b/>
+                <w:sz w:val="32"/>
+                <w:szCs w:val="28"/>
+                <w:lang w:bidi="ta-IN"/>
+              </w:rPr>
+              <w:t>…</w:t>
+            </w:r>
+            <w:r>
+              <w:rPr>
+                <w:rFonts w:ascii="Latha" w:hAnsi="Latha" w:cs="Latha"/>
+                <w:sz w:val="28"/>
+                <w:szCs w:val="28"/>
+                <w:cs/>
+                <w:lang w:bidi="ta-IN"/>
+              </w:rPr>
+              <w:t>ட்கா</w:t>
+            </w:r>
+            <w:r>
+              <w:rPr>
+                <w:rFonts w:ascii="BRH Tamil Tab Extra" w:hAnsi="BRH Tamil Tab Extra" w:cs="Latha"/>
+                <w:b/>
+                <w:sz w:val="32"/>
+                <w:szCs w:val="28"/>
+                <w:lang w:bidi="ta-IN"/>
+              </w:rPr>
+              <w:t>…</w:t>
+            </w:r>
+            <w:r>
+              <w:rPr>
+                <w:rFonts w:ascii="Latha" w:hAnsi="Latha" w:cs="Latha"/>
+                <w:sz w:val="28"/>
+                <w:szCs w:val="28"/>
+                <w:cs/>
+                <w:lang w:bidi="ta-IN"/>
+              </w:rPr>
+              <w:t>ர</w:t>
+            </w:r>
+            <w:r>
+              <w:rPr>
+                <w:rFonts w:ascii="Latha" w:hAnsi="Latha" w:cs="Latha"/>
+                <w:b/>
+                <w:bCs/>
+                <w:sz w:val="32"/>
+                <w:szCs w:val="32"/>
+                <w:cs/>
+                <w:lang w:bidi="ta-IN"/>
+              </w:rPr>
+              <w:t>:</w:t>
+            </w:r>
+            <w:r>
+              <w:rPr>
+                <w:rFonts w:ascii="Latha" w:hAnsi="Latha" w:cs="Latha"/>
+                <w:sz w:val="28"/>
+                <w:szCs w:val="28"/>
+                <w:lang w:bidi="ta-IN"/>
+              </w:rPr>
+              <w:t xml:space="preserve"> | </w:t>
+            </w:r>
+          </w:p>
+          <w:p>
+            <w:pPr>
+              <w:widowControl w:val="0"/>
+              <w:autoSpaceDE w:val="0"/>
+              <w:autoSpaceDN w:val="0"/>
+              <w:adjustRightInd w:val="0"/>
+              <w:spacing w:before="0" w:line="240" w:lineRule="auto"/>
+              <w:rPr>
+                <w:rFonts w:ascii="BRH Devanagari Extra" w:hAnsi="BRH Devanagari Extra" w:cs="BRH Devanagari Extra"/>
+                <w:color w:val="000000"/>
+                <w:sz w:val="40"/>
+                <w:szCs w:val="40"/>
+                <w:lang w:bidi="ml-IN"/>
+              </w:rPr>
+            </w:pPr>
+            <w:r>
+              <w:rPr>
+                <w:rFonts w:ascii="Latha" w:hAnsi="Latha" w:cs="Latha"/>
+                <w:sz w:val="28"/>
+                <w:szCs w:val="28"/>
+                <w:cs/>
+                <w:lang w:bidi="ta-IN"/>
+              </w:rPr>
+              <w:t>வ</w:t>
+            </w:r>
+            <w:r>
+              <w:rPr>
+                <w:rFonts w:ascii="BRH Tamil Tab Extra" w:hAnsi="BRH Tamil Tab Extra" w:cs="Latha"/>
+                <w:b/>
+                <w:sz w:val="32"/>
+                <w:szCs w:val="28"/>
+                <w:lang w:bidi="ta-IN"/>
+              </w:rPr>
+              <w:t>…</w:t>
+            </w:r>
+            <w:r>
+              <w:rPr>
+                <w:rFonts w:ascii="Latha" w:hAnsi="Latha" w:cs="Latha"/>
+                <w:sz w:val="28"/>
+                <w:szCs w:val="28"/>
+                <w:cs/>
+                <w:lang w:bidi="ta-IN"/>
+              </w:rPr>
+              <w:t>ஷ</w:t>
+            </w:r>
+            <w:r>
+              <w:rPr>
+                <w:rFonts w:ascii="BRH Tamil Tab Extra" w:hAnsi="BRH Tamil Tab Extra" w:cs="Latha"/>
+                <w:b/>
+                <w:sz w:val="32"/>
+                <w:szCs w:val="28"/>
+                <w:lang w:bidi="ta-IN"/>
+              </w:rPr>
+              <w:t>…</w:t>
+            </w:r>
+            <w:r>
+              <w:rPr>
+                <w:rFonts w:ascii="Latha" w:hAnsi="Latha" w:cs="Latha"/>
+                <w:sz w:val="28"/>
+                <w:szCs w:val="28"/>
+                <w:cs/>
+                <w:lang w:bidi="ta-IN"/>
+              </w:rPr>
+              <w:t>ட்கா</w:t>
+            </w:r>
+            <w:r>
+              <w:rPr>
+                <w:rFonts w:ascii="BRH Tamil Tab Extra" w:hAnsi="BRH Tamil Tab Extra" w:cs="Latha"/>
+                <w:b/>
+                <w:sz w:val="32"/>
+                <w:szCs w:val="28"/>
+                <w:lang w:bidi="ta-IN"/>
+              </w:rPr>
+              <w:t>…</w:t>
+            </w:r>
+            <w:r>
+              <w:rPr>
+                <w:rFonts w:ascii="Latha" w:hAnsi="Latha" w:cs="Latha"/>
+                <w:sz w:val="28"/>
+                <w:szCs w:val="28"/>
+                <w:cs/>
+                <w:lang w:bidi="ta-IN"/>
+              </w:rPr>
+              <w:t>ர</w:t>
+            </w:r>
+            <w:r>
+              <w:rPr>
+                <w:rFonts w:ascii="Latha" w:hAnsi="Latha" w:cs="Latha"/>
+                <w:b/>
+                <w:bCs/>
+                <w:sz w:val="32"/>
+                <w:szCs w:val="32"/>
+                <w:cs/>
+                <w:lang w:bidi="ta-IN"/>
+              </w:rPr>
+              <w:t>:</w:t>
+            </w:r>
+            <w:r>
+              <w:rPr>
+                <w:rFonts w:ascii="Latha" w:hAnsi="Latha" w:cs="Latha"/>
+                <w:sz w:val="28"/>
+                <w:szCs w:val="28"/>
+                <w:lang w:bidi="ta-IN"/>
+              </w:rPr>
+              <w:t xml:space="preserve"> </w:t>
+            </w:r>
+            <w:r>
+              <w:rPr>
+                <w:rFonts w:ascii="Latha" w:hAnsi="Latha" w:cs="Latha"/>
+                <w:sz w:val="28"/>
+                <w:szCs w:val="28"/>
+                <w:highlight w:val="green"/>
+                <w:cs/>
+                <w:lang w:bidi="ta-IN"/>
+              </w:rPr>
+              <w:t>ஸ்யா</w:t>
+            </w:r>
+            <w:r>
+              <w:rPr>
+                <w:rFonts w:ascii="BRH Tamil Tab Extra" w:hAnsi="BRH Tamil Tab Extra" w:cs="Latha"/>
+                <w:b/>
+                <w:sz w:val="36"/>
+                <w:szCs w:val="28"/>
+                <w:lang w:bidi="ta-IN"/>
+              </w:rPr>
+              <w:t>‡</w:t>
+            </w:r>
+            <w:r>
+              <w:rPr>
+                <w:rFonts w:ascii="Latha" w:hAnsi="Latha" w:cs="Latha"/>
+                <w:sz w:val="28"/>
+                <w:szCs w:val="28"/>
+                <w:cs/>
+                <w:lang w:bidi="ta-IN"/>
+              </w:rPr>
+              <w:t>த்</w:t>
+            </w:r>
+            <w:r>
+              <w:rPr>
+                <w:rFonts w:ascii="Latha" w:hAnsi="Latha" w:cs="Latha"/>
+                <w:sz w:val="28"/>
+                <w:szCs w:val="28"/>
+                <w:lang w:bidi="ta-IN"/>
+              </w:rPr>
+              <w:t xml:space="preserve"> |</w:t>
+            </w:r>
+          </w:p>
+        </w:tc>
+      </w:tr>
+      <w:tr>
+        <w:trPr>
+          <w:trHeight w:val="866"/>
+        </w:trPr>
+        <w:tc>
+          <w:tcPr>
+            <w:tcW w:w="3907" w:type="dxa"/>
+          </w:tcPr>
+          <w:p>
+            <w:pPr>
+              <w:widowControl w:val="0"/>
+              <w:tabs>
+                <w:tab w:val="left" w:pos="993"/>
+              </w:tabs>
+              <w:autoSpaceDE w:val="0"/>
+              <w:autoSpaceDN w:val="0"/>
+              <w:adjustRightInd w:val="0"/>
+              <w:spacing w:before="0" w:line="252" w:lineRule="auto"/>
+              <w:ind w:right="297"/>
+              <w:rPr>
+                <w:rFonts w:cs="Arial"/>
+                <w:b/>
+                <w:color w:val="000000"/>
+                <w:sz w:val="28"/>
+                <w:szCs w:val="32"/>
+              </w:rPr>
+            </w:pPr>
+            <w:r>
+              <w:rPr>
+                <w:rFonts w:cs="Arial"/>
+                <w:b/>
+                <w:color w:val="000000"/>
+                <w:sz w:val="28"/>
+                <w:szCs w:val="32"/>
+              </w:rPr>
+              <w:t>T.S.5.</w:t>
+            </w:r>
+            <w:r>
+              <w:rPr>
+                <w:rFonts w:cs="Arial"/>
+                <w:b/>
+                <w:color w:val="000000"/>
+                <w:sz w:val="28"/>
+                <w:szCs w:val="32"/>
+              </w:rPr>
+              <w:t>4.5.5</w:t>
+            </w:r>
+            <w:r>
+              <w:rPr>
+                <w:rFonts w:cs="Arial"/>
+                <w:b/>
+                <w:color w:val="000000"/>
+                <w:sz w:val="28"/>
+                <w:szCs w:val="32"/>
+              </w:rPr>
+              <w:t>– Kramam</w:t>
+            </w:r>
+          </w:p>
+          <w:p>
+            <w:pPr>
+              <w:widowControl w:val="0"/>
+              <w:tabs>
+                <w:tab w:val="left" w:pos="993"/>
+              </w:tabs>
+              <w:autoSpaceDE w:val="0"/>
+              <w:autoSpaceDN w:val="0"/>
+              <w:adjustRightInd w:val="0"/>
+              <w:spacing w:before="0" w:line="252" w:lineRule="auto"/>
+              <w:ind w:right="297"/>
+              <w:rPr>
+                <w:rFonts w:cs="Arial"/>
+                <w:b/>
+                <w:color w:val="000000"/>
+                <w:szCs w:val="28"/>
+                <w:lang w:val="en-IN"/>
+              </w:rPr>
+            </w:pPr>
+            <w:r>
+              <w:rPr>
+                <w:rFonts w:cs="Arial"/>
+                <w:b/>
+                <w:color w:val="000000"/>
+                <w:szCs w:val="28"/>
+                <w:lang w:val="en-IN"/>
+              </w:rPr>
+              <w:t>Krama Vaakyam No.– 17,18</w:t>
+            </w:r>
+          </w:p>
+          <w:p>
+            <w:pPr>
+              <w:widowControl w:val="0"/>
+              <w:tabs>
+                <w:tab w:val="left" w:pos="993"/>
+              </w:tabs>
+              <w:autoSpaceDE w:val="0"/>
+              <w:autoSpaceDN w:val="0"/>
+              <w:adjustRightInd w:val="0"/>
+              <w:spacing w:before="0" w:line="240" w:lineRule="auto"/>
+              <w:ind w:right="297"/>
+              <w:rPr>
+                <w:rFonts w:cs="Arial"/>
+                <w:b/>
+                <w:color w:val="000000"/>
+                <w:sz w:val="28"/>
+                <w:szCs w:val="32"/>
+                <w:lang w:val="it-IT"/>
+              </w:rPr>
+            </w:pPr>
+            <w:r>
+              <w:rPr>
+                <w:rFonts w:cs="Arial"/>
+                <w:b/>
+                <w:color w:val="000000"/>
+                <w:sz w:val="28"/>
+                <w:szCs w:val="32"/>
+                <w:lang w:val="it-IT"/>
+              </w:rPr>
+              <w:t>Panchaati No</w:t>
+            </w:r>
+            <w:r>
+              <w:rPr>
+                <w:rFonts w:cs="Arial"/>
+                <w:b/>
+                <w:color w:val="000000"/>
+                <w:szCs w:val="32"/>
+                <w:lang w:val="it-IT"/>
+              </w:rPr>
+              <w:t xml:space="preserve">. - </w:t>
+            </w:r>
+            <w:r>
+              <w:rPr>
+                <w:rFonts w:cs="Arial"/>
+                <w:b/>
+                <w:color w:val="000000"/>
+                <w:sz w:val="28"/>
+                <w:szCs w:val="32"/>
+                <w:lang w:val="it-IT"/>
+              </w:rPr>
+              <w:t>23</w:t>
+            </w:r>
+          </w:p>
+        </w:tc>
+        <w:tc>
+          <w:tcPr>
+            <w:tcW w:w="5105" w:type="dxa"/>
+          </w:tcPr>
+          <w:p>
+            <w:pPr>
+              <w:widowControl w:val="0"/>
+              <w:autoSpaceDE w:val="0"/>
+              <w:autoSpaceDN w:val="0"/>
+              <w:adjustRightInd w:val="0"/>
+              <w:spacing w:line="252" w:lineRule="auto"/>
+              <w:rPr>
+                <w:rFonts w:ascii="BRH Devanagari Extra" w:hAnsi="BRH Devanagari Extra" w:cs="BRH Devanagari Extra"/>
+                <w:color w:val="000000"/>
+                <w:sz w:val="40"/>
+                <w:szCs w:val="40"/>
+                <w:lang w:val="it-IT" w:bidi="ml-IN"/>
+              </w:rPr>
+            </w:pPr>
+            <w:r>
+              <w:rPr>
+                <w:rFonts w:ascii="Latha" w:hAnsi="Latha" w:cs="Latha"/>
+                <w:sz w:val="28"/>
+                <w:szCs w:val="28"/>
+                <w:cs/>
+                <w:lang w:bidi="ta-IN"/>
+              </w:rPr>
+              <w:t>நிர்</w:t>
+            </w:r>
+            <w:r>
+              <w:rPr>
+                <w:rFonts w:ascii="Latha" w:hAnsi="Latha" w:cs="Latha"/>
+                <w:sz w:val="28"/>
+                <w:szCs w:val="28"/>
+                <w:lang w:val="it-IT" w:bidi="ta-IN"/>
+              </w:rPr>
+              <w:t xml:space="preserve"> </w:t>
+            </w:r>
+            <w:r>
+              <w:rPr>
+                <w:rFonts w:ascii="Latha" w:hAnsi="Latha" w:cs="Latha"/>
+                <w:sz w:val="28"/>
+                <w:szCs w:val="28"/>
+                <w:cs/>
+                <w:lang w:bidi="ta-IN"/>
+              </w:rPr>
+              <w:t>மு</w:t>
+            </w:r>
+            <w:r>
+              <w:rPr>
+                <w:rFonts w:ascii="BRH Tamil Tab Extra" w:hAnsi="BRH Tamil Tab Extra" w:cs="Latha"/>
+                <w:b/>
+                <w:sz w:val="36"/>
+                <w:szCs w:val="28"/>
+                <w:lang w:val="it-IT" w:bidi="ta-IN"/>
+              </w:rPr>
+              <w:t>†</w:t>
+            </w:r>
+            <w:r>
+              <w:rPr>
+                <w:rFonts w:ascii="Latha" w:hAnsi="Latha" w:cs="Latha"/>
+                <w:sz w:val="28"/>
+                <w:szCs w:val="28"/>
+                <w:cs/>
+                <w:lang w:bidi="ta-IN"/>
+              </w:rPr>
+              <w:t>ச்</w:t>
+            </w:r>
+            <w:r>
+              <w:rPr>
+                <w:rFonts w:ascii="Latha" w:hAnsi="Latha" w:cs="Latha"/>
+                <w:sz w:val="28"/>
+                <w:szCs w:val="28"/>
+                <w:highlight w:val="yellow"/>
+                <w:cs/>
+                <w:lang w:bidi="ta-IN"/>
+              </w:rPr>
+              <w:t>ய</w:t>
+            </w:r>
+            <w:r>
+              <w:rPr>
+                <w:rFonts w:ascii="Latha" w:hAnsi="Latha" w:cs="Latha"/>
+                <w:sz w:val="28"/>
+                <w:szCs w:val="28"/>
+                <w:cs/>
+                <w:lang w:bidi="ta-IN"/>
+              </w:rPr>
+              <w:t>த</w:t>
+            </w:r>
+            <w:r>
+              <w:rPr>
+                <w:rFonts w:ascii="Latha" w:hAnsi="Latha" w:cs="Latha"/>
+                <w:sz w:val="28"/>
+                <w:szCs w:val="28"/>
+                <w:lang w:val="it-IT" w:bidi="ta-IN"/>
+              </w:rPr>
+              <w:t xml:space="preserve"> | </w:t>
+            </w:r>
+            <w:r>
+              <w:rPr>
+                <w:rFonts w:ascii="Latha" w:hAnsi="Latha" w:cs="Latha"/>
+                <w:sz w:val="28"/>
+                <w:szCs w:val="28"/>
+                <w:cs/>
+                <w:lang w:bidi="ta-IN"/>
+              </w:rPr>
+              <w:t>மு</w:t>
+            </w:r>
+            <w:r>
+              <w:rPr>
+                <w:rFonts w:ascii="BRH Tamil Tab Extra" w:hAnsi="BRH Tamil Tab Extra" w:cs="Latha"/>
+                <w:b/>
+                <w:sz w:val="32"/>
+                <w:szCs w:val="28"/>
+                <w:lang w:val="it-IT" w:bidi="ta-IN"/>
+              </w:rPr>
+              <w:t>…</w:t>
+            </w:r>
+            <w:r>
+              <w:rPr>
+                <w:rFonts w:ascii="Latha" w:hAnsi="Latha" w:cs="Latha"/>
+                <w:sz w:val="28"/>
+                <w:szCs w:val="28"/>
+                <w:cs/>
+                <w:lang w:bidi="ta-IN"/>
+              </w:rPr>
+              <w:t>ச்</w:t>
+            </w:r>
+            <w:r>
+              <w:rPr>
+                <w:rFonts w:ascii="Latha" w:hAnsi="Latha" w:cs="Latha"/>
+                <w:sz w:val="28"/>
+                <w:szCs w:val="28"/>
+                <w:highlight w:val="yellow"/>
+                <w:cs/>
+                <w:lang w:bidi="ta-IN"/>
+              </w:rPr>
+              <w:t>ய</w:t>
+            </w:r>
+            <w:r>
+              <w:rPr>
+                <w:rFonts w:ascii="BRH Tamil Tab Extra" w:hAnsi="BRH Tamil Tab Extra" w:cs="Latha"/>
+                <w:b/>
+                <w:sz w:val="32"/>
+                <w:szCs w:val="28"/>
+                <w:lang w:val="it-IT" w:bidi="ta-IN"/>
+              </w:rPr>
+              <w:t>…</w:t>
+            </w:r>
+            <w:r>
+              <w:rPr>
+                <w:rFonts w:ascii="Latha" w:hAnsi="Latha" w:cs="Latha"/>
+                <w:sz w:val="28"/>
+                <w:szCs w:val="28"/>
+                <w:cs/>
+                <w:lang w:bidi="ta-IN"/>
+              </w:rPr>
+              <w:t>தேதி</w:t>
+            </w:r>
+            <w:r>
+              <w:rPr>
+                <w:rFonts w:ascii="BRH Tamil Tab Extra" w:hAnsi="BRH Tamil Tab Extra" w:cs="Latha"/>
+                <w:b/>
+                <w:sz w:val="36"/>
+                <w:szCs w:val="28"/>
+                <w:lang w:val="it-IT" w:bidi="ta-IN"/>
+              </w:rPr>
+              <w:t>†</w:t>
+            </w:r>
+            <w:r>
+              <w:rPr>
+                <w:rFonts w:ascii="Latha" w:hAnsi="Latha" w:cs="Latha"/>
+                <w:sz w:val="28"/>
+                <w:szCs w:val="28"/>
+                <w:lang w:val="it-IT" w:bidi="ta-IN"/>
+              </w:rPr>
+              <w:t xml:space="preserve"> |</w:t>
+            </w:r>
+          </w:p>
+        </w:tc>
+        <w:tc>
+          <w:tcPr>
+            <w:tcW w:w="5388" w:type="dxa"/>
+          </w:tcPr>
+          <w:p>
+            <w:pPr>
+              <w:widowControl w:val="0"/>
+              <w:autoSpaceDE w:val="0"/>
+              <w:autoSpaceDN w:val="0"/>
+              <w:adjustRightInd w:val="0"/>
+              <w:spacing w:line="252" w:lineRule="auto"/>
+              <w:rPr>
+                <w:rFonts w:ascii="BRH Devanagari Extra" w:hAnsi="BRH Devanagari Extra" w:cs="BRH Devanagari Extra"/>
+                <w:color w:val="000000"/>
+                <w:sz w:val="40"/>
+                <w:szCs w:val="40"/>
+                <w:lang w:val="it-IT" w:bidi="ml-IN"/>
+              </w:rPr>
+            </w:pPr>
+            <w:r>
+              <w:rPr>
+                <w:rFonts w:ascii="Latha" w:hAnsi="Latha" w:cs="Latha"/>
+                <w:sz w:val="28"/>
+                <w:szCs w:val="28"/>
+                <w:cs/>
+                <w:lang w:bidi="ta-IN"/>
+              </w:rPr>
+              <w:t>நிர்</w:t>
+            </w:r>
+            <w:r>
+              <w:rPr>
+                <w:rFonts w:ascii="Latha" w:hAnsi="Latha" w:cs="Latha"/>
+                <w:sz w:val="28"/>
+                <w:szCs w:val="28"/>
+                <w:lang w:val="it-IT" w:bidi="ta-IN"/>
+              </w:rPr>
+              <w:t xml:space="preserve"> </w:t>
+            </w:r>
+            <w:r>
+              <w:rPr>
+                <w:rFonts w:ascii="Latha" w:hAnsi="Latha" w:cs="Latha"/>
+                <w:sz w:val="28"/>
+                <w:szCs w:val="28"/>
+                <w:cs/>
+                <w:lang w:bidi="ta-IN"/>
+              </w:rPr>
+              <w:t>மு</w:t>
+            </w:r>
+            <w:r>
+              <w:rPr>
+                <w:rFonts w:ascii="BRH Tamil Tab Extra" w:hAnsi="BRH Tamil Tab Extra" w:cs="Latha"/>
+                <w:b/>
+                <w:sz w:val="36"/>
+                <w:szCs w:val="28"/>
+                <w:lang w:val="it-IT" w:bidi="ta-IN"/>
+              </w:rPr>
+              <w:t>†</w:t>
+            </w:r>
+            <w:r>
+              <w:rPr>
+                <w:rFonts w:ascii="Latha" w:hAnsi="Latha" w:cs="Latha"/>
+                <w:sz w:val="28"/>
+                <w:szCs w:val="28"/>
+                <w:cs/>
+                <w:lang w:bidi="ta-IN"/>
+              </w:rPr>
+              <w:t>ச்</w:t>
+            </w:r>
+            <w:r>
+              <w:rPr>
+                <w:rFonts w:ascii="Latha" w:hAnsi="Latha" w:cs="Latha"/>
+                <w:sz w:val="28"/>
+                <w:szCs w:val="28"/>
+                <w:highlight w:val="green"/>
+                <w:cs/>
+                <w:lang w:bidi="ta-IN"/>
+              </w:rPr>
+              <w:t>யே</w:t>
+            </w:r>
+            <w:r>
+              <w:rPr>
+                <w:rFonts w:ascii="Latha" w:hAnsi="Latha" w:cs="Latha"/>
+                <w:sz w:val="28"/>
+                <w:szCs w:val="28"/>
+                <w:cs/>
+                <w:lang w:bidi="ta-IN"/>
+              </w:rPr>
+              <w:t>த</w:t>
+            </w:r>
+            <w:r>
+              <w:rPr>
+                <w:rFonts w:ascii="Latha" w:hAnsi="Latha" w:cs="Latha"/>
+                <w:sz w:val="28"/>
+                <w:szCs w:val="28"/>
+                <w:lang w:val="it-IT" w:bidi="ta-IN"/>
+              </w:rPr>
+              <w:t xml:space="preserve"> | </w:t>
+            </w:r>
+            <w:r>
+              <w:rPr>
+                <w:rFonts w:ascii="Latha" w:hAnsi="Latha" w:cs="Latha"/>
+                <w:sz w:val="28"/>
+                <w:szCs w:val="28"/>
+                <w:cs/>
+                <w:lang w:bidi="ta-IN"/>
+              </w:rPr>
+              <w:t>மு</w:t>
+            </w:r>
+            <w:r>
+              <w:rPr>
+                <w:rFonts w:ascii="BRH Tamil Tab Extra" w:hAnsi="BRH Tamil Tab Extra" w:cs="Latha"/>
+                <w:b/>
+                <w:sz w:val="32"/>
+                <w:szCs w:val="28"/>
+                <w:lang w:val="it-IT" w:bidi="ta-IN"/>
+              </w:rPr>
+              <w:t>…</w:t>
+            </w:r>
+            <w:r>
+              <w:rPr>
+                <w:rFonts w:ascii="Latha" w:hAnsi="Latha" w:cs="Latha"/>
+                <w:sz w:val="28"/>
+                <w:szCs w:val="28"/>
+                <w:cs/>
+                <w:lang w:bidi="ta-IN"/>
+              </w:rPr>
+              <w:t>ச்</w:t>
+            </w:r>
+            <w:r>
+              <w:rPr>
+                <w:rFonts w:ascii="Latha" w:hAnsi="Latha" w:cs="Latha"/>
+                <w:sz w:val="28"/>
+                <w:szCs w:val="28"/>
+                <w:highlight w:val="green"/>
+                <w:cs/>
+                <w:lang w:bidi="ta-IN"/>
+              </w:rPr>
+              <w:t>யே</w:t>
+            </w:r>
+            <w:r>
+              <w:rPr>
+                <w:rFonts w:ascii="BRH Tamil Tab Extra" w:hAnsi="BRH Tamil Tab Extra" w:cs="Latha"/>
+                <w:b/>
+                <w:sz w:val="32"/>
+                <w:szCs w:val="28"/>
+                <w:lang w:val="it-IT" w:bidi="ta-IN"/>
+              </w:rPr>
+              <w:t>…</w:t>
+            </w:r>
+            <w:r>
+              <w:rPr>
+                <w:rFonts w:ascii="Latha" w:hAnsi="Latha" w:cs="Latha"/>
+                <w:sz w:val="28"/>
+                <w:szCs w:val="28"/>
+                <w:cs/>
+                <w:lang w:bidi="ta-IN"/>
+              </w:rPr>
+              <w:t>தேதி</w:t>
+            </w:r>
+            <w:r>
+              <w:rPr>
+                <w:rFonts w:ascii="BRH Tamil Tab Extra" w:hAnsi="BRH Tamil Tab Extra" w:cs="Latha"/>
+                <w:b/>
+                <w:sz w:val="36"/>
+                <w:szCs w:val="28"/>
+                <w:lang w:val="it-IT" w:bidi="ta-IN"/>
+              </w:rPr>
+              <w:t>†</w:t>
+            </w:r>
+            <w:r>
+              <w:rPr>
+                <w:rFonts w:ascii="Latha" w:hAnsi="Latha" w:cs="Latha"/>
+                <w:sz w:val="28"/>
+                <w:szCs w:val="28"/>
+                <w:lang w:val="it-IT" w:bidi="ta-IN"/>
+              </w:rPr>
+              <w:t xml:space="preserve"> |</w:t>
+            </w:r>
+          </w:p>
+        </w:tc>
+      </w:tr>
+      <w:tr>
+        <w:trPr>
+          <w:trHeight w:val="866"/>
+        </w:trPr>
+        <w:tc>
+          <w:tcPr>
+            <w:tcW w:w="3907" w:type="dxa"/>
+          </w:tcPr>
+          <w:p>
+            <w:pPr>
+              <w:widowControl w:val="0"/>
+              <w:tabs>
+                <w:tab w:val="left" w:pos="993"/>
+              </w:tabs>
+              <w:autoSpaceDE w:val="0"/>
+              <w:autoSpaceDN w:val="0"/>
+              <w:adjustRightInd w:val="0"/>
+              <w:spacing w:before="0" w:line="240" w:lineRule="auto"/>
+              <w:ind w:right="297"/>
+              <w:rPr>
+                <w:rFonts w:cs="Arial"/>
+                <w:b/>
+                <w:color w:val="000000"/>
+                <w:sz w:val="28"/>
+                <w:szCs w:val="32"/>
+              </w:rPr>
+            </w:pPr>
+            <w:r>
+              <w:rPr>
+                <w:rFonts w:cs="Arial"/>
+                <w:b/>
+                <w:color w:val="000000"/>
+                <w:sz w:val="28"/>
+                <w:szCs w:val="32"/>
+              </w:rPr>
+              <w:t>T.S.5.</w:t>
+            </w:r>
+            <w:r>
+              <w:rPr>
+                <w:rFonts w:cs="Arial"/>
+                <w:b/>
+                <w:color w:val="000000"/>
+                <w:sz w:val="28"/>
+                <w:szCs w:val="32"/>
+              </w:rPr>
+              <w:t>4.6.3</w:t>
+            </w:r>
+            <w:r>
+              <w:rPr>
+                <w:rFonts w:cs="Arial"/>
+                <w:b/>
+                <w:color w:val="000000"/>
+                <w:sz w:val="28"/>
+                <w:szCs w:val="32"/>
+              </w:rPr>
+              <w:t>– Kramam</w:t>
+            </w:r>
+          </w:p>
+          <w:p>
+            <w:pPr>
+              <w:widowControl w:val="0"/>
+              <w:tabs>
+                <w:tab w:val="left" w:pos="993"/>
+              </w:tabs>
+              <w:autoSpaceDE w:val="0"/>
+              <w:autoSpaceDN w:val="0"/>
+              <w:adjustRightInd w:val="0"/>
+              <w:spacing w:before="0" w:line="240" w:lineRule="auto"/>
+              <w:ind w:right="297"/>
+              <w:rPr>
+                <w:rFonts w:cs="Arial"/>
+                <w:b/>
+                <w:color w:val="000000"/>
+                <w:szCs w:val="28"/>
+                <w:lang w:val="en-IN"/>
+              </w:rPr>
+            </w:pPr>
+            <w:r>
+              <w:rPr>
+                <w:rFonts w:cs="Arial"/>
+                <w:b/>
+                <w:color w:val="000000"/>
+                <w:sz w:val="28"/>
+                <w:szCs w:val="32"/>
+                <w:lang w:val="en-IN"/>
+              </w:rPr>
+              <w:t>Krama Vaakyam No.– 49</w:t>
+            </w:r>
+          </w:p>
+          <w:p>
+            <w:pPr>
+              <w:widowControl w:val="0"/>
+              <w:tabs>
+                <w:tab w:val="left" w:pos="993"/>
+              </w:tabs>
+              <w:autoSpaceDE w:val="0"/>
+              <w:autoSpaceDN w:val="0"/>
+              <w:adjustRightInd w:val="0"/>
+              <w:spacing w:before="0" w:line="240" w:lineRule="auto"/>
+              <w:ind w:right="297"/>
+              <w:rPr>
+                <w:rFonts w:cs="Arial"/>
+                <w:b/>
+                <w:color w:val="000000"/>
+                <w:sz w:val="28"/>
+                <w:szCs w:val="32"/>
+                <w:lang w:val="it-IT"/>
+              </w:rPr>
+            </w:pPr>
+            <w:r>
+              <w:rPr>
+                <w:rFonts w:cs="Arial"/>
+                <w:b/>
+                <w:color w:val="000000"/>
+                <w:sz w:val="28"/>
+                <w:szCs w:val="32"/>
+                <w:lang w:val="it-IT"/>
+              </w:rPr>
+              <w:t>Panchaati No</w:t>
+            </w:r>
+            <w:r>
+              <w:rPr>
+                <w:rFonts w:cs="Arial"/>
+                <w:b/>
+                <w:color w:val="000000"/>
+                <w:szCs w:val="32"/>
+                <w:lang w:val="it-IT"/>
+              </w:rPr>
+              <w:t xml:space="preserve">. - </w:t>
+            </w:r>
+            <w:r>
+              <w:rPr>
+                <w:rFonts w:cs="Arial"/>
+                <w:b/>
+                <w:color w:val="000000"/>
+                <w:sz w:val="28"/>
+                <w:szCs w:val="32"/>
+                <w:lang w:val="it-IT"/>
+              </w:rPr>
+              <w:t>26</w:t>
+            </w:r>
+          </w:p>
+        </w:tc>
+        <w:tc>
+          <w:tcPr>
+            <w:tcW w:w="5105" w:type="dxa"/>
+          </w:tcPr>
+          <w:p>
+            <w:pPr>
+              <w:widowControl w:val="0"/>
+              <w:autoSpaceDE w:val="0"/>
+              <w:autoSpaceDN w:val="0"/>
+              <w:adjustRightInd w:val="0"/>
+              <w:spacing w:before="0" w:line="240" w:lineRule="auto"/>
+              <w:rPr>
+                <w:rFonts w:ascii="Latha" w:hAnsi="Latha" w:cs="Latha"/>
+                <w:sz w:val="28"/>
+                <w:szCs w:val="28"/>
+                <w:lang w:val="it-IT" w:bidi="ta-IN"/>
+              </w:rPr>
+            </w:pPr>
+            <w:r>
+              <w:rPr>
+                <w:rFonts w:ascii="Latha" w:hAnsi="Latha" w:cs="Latha"/>
+                <w:sz w:val="28"/>
+                <w:szCs w:val="28"/>
+                <w:cs/>
+                <w:lang w:bidi="ta-IN"/>
+              </w:rPr>
+              <w:t>தே</w:t>
+            </w:r>
+            <w:r>
+              <w:rPr>
+                <w:rFonts w:ascii="BRH Tamil Tab Extra" w:hAnsi="BRH Tamil Tab Extra" w:cs="Latha"/>
+                <w:b/>
+                <w:sz w:val="32"/>
+                <w:szCs w:val="28"/>
+                <w:lang w:val="it-IT" w:bidi="ta-IN"/>
+              </w:rPr>
+              <w:t>…</w:t>
+            </w:r>
+            <w:r>
+              <w:rPr>
+                <w:rFonts w:ascii="Latha" w:hAnsi="Latha" w:cs="Latha"/>
+                <w:b/>
+                <w:bCs/>
+                <w:position w:val="-12"/>
+                <w:sz w:val="28"/>
+                <w:szCs w:val="28"/>
+                <w:cs/>
+                <w:lang w:bidi="ta-IN"/>
+              </w:rPr>
+              <w:t>3</w:t>
+            </w:r>
+            <w:r>
+              <w:rPr>
+                <w:rFonts w:ascii="Latha" w:hAnsi="Latha" w:cs="Latha"/>
+                <w:sz w:val="28"/>
+                <w:szCs w:val="28"/>
+                <w:highlight w:val="yellow"/>
+                <w:cs/>
+                <w:lang w:bidi="ta-IN"/>
+              </w:rPr>
+              <w:t>வ</w:t>
+            </w:r>
+            <w:r>
+              <w:rPr>
+                <w:rFonts w:ascii="BRH Tamil Tab Extra" w:hAnsi="BRH Tamil Tab Extra" w:cs="Latha"/>
+                <w:b/>
+                <w:sz w:val="32"/>
+                <w:szCs w:val="28"/>
+                <w:lang w:val="it-IT" w:bidi="ta-IN"/>
+              </w:rPr>
+              <w:t>…</w:t>
+            </w:r>
+            <w:r>
+              <w:rPr>
+                <w:rFonts w:ascii="Latha" w:hAnsi="Latha" w:cs="Latha"/>
+                <w:sz w:val="28"/>
+                <w:szCs w:val="28"/>
+                <w:cs/>
+                <w:lang w:bidi="ta-IN"/>
+              </w:rPr>
+              <w:t>ஸு</w:t>
+            </w:r>
+            <w:r>
+              <w:rPr>
+                <w:rFonts w:ascii="BRH Tamil Tab Extra" w:hAnsi="BRH Tamil Tab Extra" w:cs="Latha"/>
+                <w:b/>
+                <w:sz w:val="32"/>
+                <w:szCs w:val="28"/>
+                <w:lang w:val="it-IT" w:bidi="ta-IN"/>
+              </w:rPr>
+              <w:t>…</w:t>
+            </w:r>
+            <w:r>
+              <w:rPr>
+                <w:rFonts w:ascii="Latha" w:hAnsi="Latha" w:cs="Latha"/>
+                <w:sz w:val="28"/>
+                <w:szCs w:val="28"/>
+                <w:cs/>
+                <w:lang w:bidi="ta-IN"/>
+              </w:rPr>
+              <w:t>ரா</w:t>
+            </w:r>
+            <w:r>
+              <w:rPr>
+                <w:rFonts w:ascii="Latha" w:hAnsi="Latha" w:cs="Latha"/>
+                <w:sz w:val="28"/>
+                <w:szCs w:val="28"/>
+                <w:lang w:val="it-IT" w:bidi="ta-IN"/>
+              </w:rPr>
+              <w:t xml:space="preserve"> </w:t>
+            </w:r>
+            <w:r>
+              <w:rPr>
+                <w:rFonts w:ascii="Latha" w:hAnsi="Latha" w:cs="Latha"/>
+                <w:sz w:val="28"/>
+                <w:szCs w:val="28"/>
+                <w:cs/>
+                <w:lang w:bidi="ta-IN"/>
+              </w:rPr>
+              <w:t>இதி</w:t>
+            </w:r>
+            <w:r>
+              <w:rPr>
+                <w:rFonts w:ascii="BRH Tamil Tab Extra" w:hAnsi="BRH Tamil Tab Extra" w:cs="Latha"/>
+                <w:b/>
+                <w:sz w:val="36"/>
+                <w:szCs w:val="28"/>
+                <w:lang w:val="it-IT" w:bidi="ta-IN"/>
+              </w:rPr>
+              <w:t>†</w:t>
+            </w:r>
+            <w:r>
+              <w:rPr>
+                <w:rFonts w:ascii="Latha" w:hAnsi="Latha" w:cs="Latha"/>
+                <w:sz w:val="28"/>
+                <w:szCs w:val="28"/>
+                <w:lang w:val="it-IT" w:bidi="ta-IN"/>
+              </w:rPr>
+              <w:t xml:space="preserve"> </w:t>
+            </w:r>
+          </w:p>
+          <w:p>
+            <w:pPr>
+              <w:widowControl w:val="0"/>
+              <w:autoSpaceDE w:val="0"/>
+              <w:autoSpaceDN w:val="0"/>
+              <w:adjustRightInd w:val="0"/>
+              <w:spacing w:before="0" w:line="240" w:lineRule="auto"/>
+              <w:rPr>
+                <w:rFonts w:ascii="BRH Devanagari Extra" w:hAnsi="BRH Devanagari Extra" w:cs="BRH Devanagari Extra"/>
+                <w:color w:val="000000"/>
+                <w:sz w:val="40"/>
+                <w:szCs w:val="40"/>
+                <w:lang w:val="it-IT" w:bidi="ml-IN"/>
+              </w:rPr>
+            </w:pPr>
+            <w:r>
+              <w:rPr>
+                <w:rFonts w:ascii="Latha" w:hAnsi="Latha" w:cs="Latha"/>
+                <w:sz w:val="28"/>
+                <w:szCs w:val="28"/>
+                <w:cs/>
+                <w:lang w:bidi="ta-IN"/>
+              </w:rPr>
+              <w:t>தே</w:t>
+            </w:r>
+            <w:r>
+              <w:rPr>
+                <w:rFonts w:ascii="Latha" w:hAnsi="Latha" w:cs="Latha"/>
+                <w:b/>
+                <w:bCs/>
+                <w:position w:val="-12"/>
+                <w:sz w:val="28"/>
+                <w:szCs w:val="28"/>
+                <w:cs/>
+                <w:lang w:bidi="ta-IN"/>
+              </w:rPr>
+              <w:t>3</w:t>
+            </w:r>
+            <w:r>
+              <w:rPr>
+                <w:rFonts w:ascii="Latha" w:hAnsi="Latha" w:cs="Latha"/>
+                <w:sz w:val="28"/>
+                <w:szCs w:val="28"/>
+                <w:cs/>
+                <w:lang w:bidi="ta-IN"/>
+              </w:rPr>
+              <w:t>வ</w:t>
+            </w:r>
+            <w:r>
+              <w:rPr>
+                <w:rFonts w:ascii="Latha" w:hAnsi="Latha" w:cs="Latha"/>
+                <w:sz w:val="28"/>
+                <w:szCs w:val="28"/>
+                <w:lang w:val="it-IT" w:bidi="ta-IN"/>
+              </w:rPr>
+              <w:t xml:space="preserve"> - </w:t>
+            </w:r>
+            <w:r>
+              <w:rPr>
+                <w:rFonts w:ascii="Latha" w:hAnsi="Latha" w:cs="Latha"/>
+                <w:sz w:val="28"/>
+                <w:szCs w:val="28"/>
+                <w:cs/>
+                <w:lang w:bidi="ta-IN"/>
+              </w:rPr>
+              <w:t>அ</w:t>
+            </w:r>
+            <w:r>
+              <w:rPr>
+                <w:rFonts w:ascii="BRH Tamil Tab Extra" w:hAnsi="BRH Tamil Tab Extra" w:cs="Latha"/>
+                <w:b/>
+                <w:sz w:val="32"/>
+                <w:szCs w:val="28"/>
+                <w:lang w:val="it-IT" w:bidi="ta-IN"/>
+              </w:rPr>
+              <w:t>…</w:t>
+            </w:r>
+            <w:r>
+              <w:rPr>
+                <w:rFonts w:ascii="Latha" w:hAnsi="Latha" w:cs="Latha"/>
+                <w:sz w:val="28"/>
+                <w:szCs w:val="28"/>
+                <w:cs/>
+                <w:lang w:bidi="ta-IN"/>
+              </w:rPr>
+              <w:t>ஸு</w:t>
+            </w:r>
+            <w:r>
+              <w:rPr>
+                <w:rFonts w:ascii="BRH Tamil Tab Extra" w:hAnsi="BRH Tamil Tab Extra" w:cs="Latha"/>
+                <w:b/>
+                <w:sz w:val="32"/>
+                <w:szCs w:val="28"/>
+                <w:lang w:val="it-IT" w:bidi="ta-IN"/>
+              </w:rPr>
+              <w:t>…</w:t>
+            </w:r>
+            <w:r>
+              <w:rPr>
+                <w:rFonts w:ascii="Latha" w:hAnsi="Latha" w:cs="Latha"/>
+                <w:sz w:val="28"/>
+                <w:szCs w:val="28"/>
+                <w:cs/>
+                <w:lang w:bidi="ta-IN"/>
+              </w:rPr>
+              <w:t>ரா</w:t>
+            </w:r>
+            <w:r>
+              <w:rPr>
+                <w:rFonts w:ascii="Latha" w:hAnsi="Latha" w:cs="Latha"/>
+                <w:b/>
+                <w:bCs/>
+                <w:sz w:val="32"/>
+                <w:szCs w:val="32"/>
+                <w:cs/>
+                <w:lang w:bidi="ta-IN"/>
+              </w:rPr>
+              <w:t>:</w:t>
+            </w:r>
+            <w:r>
+              <w:rPr>
+                <w:rFonts w:ascii="Latha" w:hAnsi="Latha" w:cs="Latha"/>
+                <w:sz w:val="28"/>
+                <w:szCs w:val="28"/>
+                <w:lang w:val="it-IT" w:bidi="ta-IN"/>
+              </w:rPr>
+              <w:t xml:space="preserve"> |</w:t>
+            </w:r>
+          </w:p>
+        </w:tc>
+        <w:tc>
+          <w:tcPr>
+            <w:tcW w:w="5388" w:type="dxa"/>
+          </w:tcPr>
+          <w:p>
+            <w:pPr>
+              <w:widowControl w:val="0"/>
+              <w:autoSpaceDE w:val="0"/>
+              <w:autoSpaceDN w:val="0"/>
+              <w:adjustRightInd w:val="0"/>
+              <w:spacing w:before="0" w:line="240" w:lineRule="auto"/>
+              <w:rPr>
+                <w:rFonts w:ascii="Latha" w:hAnsi="Latha" w:cs="Latha"/>
+                <w:sz w:val="28"/>
+                <w:szCs w:val="28"/>
+                <w:lang w:val="it-IT" w:bidi="ta-IN"/>
+              </w:rPr>
+            </w:pPr>
+            <w:r>
+              <w:rPr>
+                <w:rFonts w:ascii="Latha" w:hAnsi="Latha" w:cs="Latha"/>
+                <w:sz w:val="28"/>
+                <w:szCs w:val="28"/>
+                <w:cs/>
+                <w:lang w:bidi="ta-IN"/>
+              </w:rPr>
+              <w:t>தே</w:t>
+            </w:r>
+            <w:r>
+              <w:rPr>
+                <w:rFonts w:ascii="BRH Tamil Tab Extra" w:hAnsi="BRH Tamil Tab Extra" w:cs="Latha"/>
+                <w:b/>
+                <w:sz w:val="32"/>
+                <w:szCs w:val="28"/>
+                <w:lang w:val="it-IT" w:bidi="ta-IN"/>
+              </w:rPr>
+              <w:t>…</w:t>
+            </w:r>
+            <w:r>
+              <w:rPr>
+                <w:rFonts w:ascii="Latha" w:hAnsi="Latha" w:cs="Latha"/>
+                <w:b/>
+                <w:bCs/>
+                <w:position w:val="-12"/>
+                <w:sz w:val="28"/>
+                <w:szCs w:val="28"/>
+                <w:cs/>
+                <w:lang w:bidi="ta-IN"/>
+              </w:rPr>
+              <w:t>3</w:t>
+            </w:r>
+            <w:r>
+              <w:rPr>
+                <w:rFonts w:ascii="Latha" w:hAnsi="Latha" w:cs="Latha"/>
+                <w:sz w:val="28"/>
+                <w:szCs w:val="28"/>
+                <w:highlight w:val="green"/>
+                <w:cs/>
+                <w:lang w:bidi="ta-IN"/>
+              </w:rPr>
+              <w:t>வா</w:t>
+            </w:r>
+            <w:r>
+              <w:rPr>
+                <w:rFonts w:ascii="BRH Tamil Tab Extra" w:hAnsi="BRH Tamil Tab Extra" w:cs="Latha"/>
+                <w:b/>
+                <w:sz w:val="32"/>
+                <w:szCs w:val="28"/>
+                <w:lang w:val="it-IT" w:bidi="ta-IN"/>
+              </w:rPr>
+              <w:t>…</w:t>
+            </w:r>
+            <w:r>
+              <w:rPr>
+                <w:rFonts w:ascii="Latha" w:hAnsi="Latha" w:cs="Latha"/>
+                <w:sz w:val="28"/>
+                <w:szCs w:val="28"/>
+                <w:cs/>
+                <w:lang w:bidi="ta-IN"/>
+              </w:rPr>
+              <w:t>ஸு</w:t>
+            </w:r>
+            <w:r>
+              <w:rPr>
+                <w:rFonts w:ascii="BRH Tamil Tab Extra" w:hAnsi="BRH Tamil Tab Extra" w:cs="Latha"/>
+                <w:b/>
+                <w:sz w:val="32"/>
+                <w:szCs w:val="28"/>
+                <w:lang w:val="it-IT" w:bidi="ta-IN"/>
+              </w:rPr>
+              <w:t>…</w:t>
+            </w:r>
+            <w:r>
+              <w:rPr>
+                <w:rFonts w:ascii="Latha" w:hAnsi="Latha" w:cs="Latha"/>
+                <w:sz w:val="28"/>
+                <w:szCs w:val="28"/>
+                <w:cs/>
+                <w:lang w:bidi="ta-IN"/>
+              </w:rPr>
+              <w:t>ரா</w:t>
+            </w:r>
+            <w:r>
+              <w:rPr>
+                <w:rFonts w:ascii="Latha" w:hAnsi="Latha" w:cs="Latha"/>
+                <w:sz w:val="28"/>
+                <w:szCs w:val="28"/>
+                <w:lang w:val="it-IT" w:bidi="ta-IN"/>
+              </w:rPr>
+              <w:t xml:space="preserve"> </w:t>
+            </w:r>
+            <w:r>
+              <w:rPr>
+                <w:rFonts w:ascii="Latha" w:hAnsi="Latha" w:cs="Latha"/>
+                <w:sz w:val="28"/>
+                <w:szCs w:val="28"/>
+                <w:cs/>
+                <w:lang w:bidi="ta-IN"/>
+              </w:rPr>
+              <w:t>இதி</w:t>
+            </w:r>
+            <w:r>
+              <w:rPr>
+                <w:rFonts w:ascii="BRH Tamil Tab Extra" w:hAnsi="BRH Tamil Tab Extra" w:cs="Latha"/>
+                <w:b/>
+                <w:sz w:val="36"/>
+                <w:szCs w:val="28"/>
+                <w:lang w:val="it-IT" w:bidi="ta-IN"/>
+              </w:rPr>
+              <w:t>†</w:t>
+            </w:r>
+            <w:r>
+              <w:rPr>
+                <w:rFonts w:ascii="Latha" w:hAnsi="Latha" w:cs="Latha"/>
+                <w:sz w:val="28"/>
+                <w:szCs w:val="28"/>
+                <w:lang w:val="it-IT" w:bidi="ta-IN"/>
+              </w:rPr>
+              <w:t xml:space="preserve"> </w:t>
+            </w:r>
+          </w:p>
+          <w:p>
+            <w:pPr>
+              <w:widowControl w:val="0"/>
+              <w:autoSpaceDE w:val="0"/>
+              <w:autoSpaceDN w:val="0"/>
+              <w:adjustRightInd w:val="0"/>
+              <w:spacing w:before="0" w:line="240" w:lineRule="auto"/>
+              <w:rPr>
+                <w:rFonts w:ascii="BRH Devanagari Extra" w:hAnsi="BRH Devanagari Extra" w:cs="BRH Devanagari Extra"/>
+                <w:color w:val="000000"/>
+                <w:sz w:val="40"/>
+                <w:szCs w:val="40"/>
+                <w:lang w:val="it-IT" w:bidi="ml-IN"/>
+              </w:rPr>
+            </w:pPr>
+            <w:r>
+              <w:rPr>
+                <w:rFonts w:ascii="Latha" w:hAnsi="Latha" w:cs="Latha"/>
+                <w:sz w:val="28"/>
+                <w:szCs w:val="28"/>
+                <w:cs/>
+                <w:lang w:bidi="ta-IN"/>
+              </w:rPr>
+              <w:t>தே</w:t>
+            </w:r>
+            <w:r>
+              <w:rPr>
+                <w:rFonts w:ascii="Latha" w:hAnsi="Latha" w:cs="Latha"/>
+                <w:b/>
+                <w:bCs/>
+                <w:position w:val="-12"/>
+                <w:sz w:val="28"/>
+                <w:szCs w:val="28"/>
+                <w:cs/>
+                <w:lang w:bidi="ta-IN"/>
+              </w:rPr>
+              <w:t>3</w:t>
+            </w:r>
+            <w:r>
+              <w:rPr>
+                <w:rFonts w:ascii="Latha" w:hAnsi="Latha" w:cs="Latha"/>
+                <w:sz w:val="28"/>
+                <w:szCs w:val="28"/>
+                <w:cs/>
+                <w:lang w:bidi="ta-IN"/>
+              </w:rPr>
+              <w:t>வ</w:t>
+            </w:r>
+            <w:r>
+              <w:rPr>
+                <w:rFonts w:ascii="Latha" w:hAnsi="Latha" w:cs="Latha"/>
+                <w:sz w:val="28"/>
+                <w:szCs w:val="28"/>
+                <w:lang w:val="it-IT" w:bidi="ta-IN"/>
+              </w:rPr>
+              <w:t xml:space="preserve"> - </w:t>
+            </w:r>
+            <w:r>
+              <w:rPr>
+                <w:rFonts w:ascii="Latha" w:hAnsi="Latha" w:cs="Latha"/>
+                <w:sz w:val="28"/>
+                <w:szCs w:val="28"/>
+                <w:cs/>
+                <w:lang w:bidi="ta-IN"/>
+              </w:rPr>
+              <w:t>அ</w:t>
+            </w:r>
+            <w:r>
+              <w:rPr>
+                <w:rFonts w:ascii="BRH Tamil Tab Extra" w:hAnsi="BRH Tamil Tab Extra" w:cs="Latha"/>
+                <w:b/>
+                <w:sz w:val="32"/>
+                <w:szCs w:val="28"/>
+                <w:lang w:val="it-IT" w:bidi="ta-IN"/>
+              </w:rPr>
+              <w:t>…</w:t>
+            </w:r>
+            <w:r>
+              <w:rPr>
+                <w:rFonts w:ascii="Latha" w:hAnsi="Latha" w:cs="Latha"/>
+                <w:sz w:val="28"/>
+                <w:szCs w:val="28"/>
+                <w:cs/>
+                <w:lang w:bidi="ta-IN"/>
+              </w:rPr>
+              <w:t>ஸு</w:t>
+            </w:r>
+            <w:r>
+              <w:rPr>
+                <w:rFonts w:ascii="BRH Tamil Tab Extra" w:hAnsi="BRH Tamil Tab Extra" w:cs="Latha"/>
+                <w:b/>
+                <w:sz w:val="32"/>
+                <w:szCs w:val="28"/>
+                <w:lang w:val="it-IT" w:bidi="ta-IN"/>
+              </w:rPr>
+              <w:t>…</w:t>
+            </w:r>
+            <w:r>
+              <w:rPr>
+                <w:rFonts w:ascii="Latha" w:hAnsi="Latha" w:cs="Latha"/>
+                <w:sz w:val="28"/>
+                <w:szCs w:val="28"/>
+                <w:cs/>
+                <w:lang w:bidi="ta-IN"/>
+              </w:rPr>
+              <w:t>ரா</w:t>
+            </w:r>
+            <w:r>
+              <w:rPr>
+                <w:rFonts w:ascii="Latha" w:hAnsi="Latha" w:cs="Latha"/>
+                <w:b/>
+                <w:bCs/>
+                <w:sz w:val="32"/>
+                <w:szCs w:val="32"/>
+                <w:cs/>
+                <w:lang w:bidi="ta-IN"/>
+              </w:rPr>
+              <w:t>:</w:t>
+            </w:r>
+            <w:r>
+              <w:rPr>
+                <w:rFonts w:ascii="Latha" w:hAnsi="Latha" w:cs="Latha"/>
+                <w:sz w:val="28"/>
+                <w:szCs w:val="28"/>
+                <w:lang w:val="it-IT" w:bidi="ta-IN"/>
+              </w:rPr>
+              <w:t xml:space="preserve"> |</w:t>
+            </w:r>
+          </w:p>
+        </w:tc>
+      </w:tr>
+      <w:tr>
+        <w:trPr>
+          <w:trHeight w:val="1132"/>
+        </w:trPr>
+        <w:tc>
+          <w:tcPr>
+            <w:tcW w:w="3907" w:type="dxa"/>
+          </w:tcPr>
+          <w:p>
+            <w:pPr>
+              <w:widowControl w:val="0"/>
+              <w:tabs>
+                <w:tab w:val="left" w:pos="993"/>
+              </w:tabs>
+              <w:autoSpaceDE w:val="0"/>
+              <w:autoSpaceDN w:val="0"/>
+              <w:adjustRightInd w:val="0"/>
+              <w:spacing w:before="0" w:line="240" w:lineRule="auto"/>
+              <w:ind w:right="297"/>
+              <w:rPr>
+                <w:rFonts w:cs="Arial"/>
+                <w:b/>
+                <w:color w:val="000000"/>
+                <w:sz w:val="28"/>
+                <w:szCs w:val="32"/>
+                <w:lang w:val="it-IT"/>
+              </w:rPr>
+            </w:pPr>
+          </w:p>
+        </w:tc>
+        <w:tc>
+          <w:tcPr>
+            <w:tcW w:w="5105" w:type="dxa"/>
+          </w:tcPr>
+          <w:p>
+            <w:pPr>
+              <w:widowControl w:val="0"/>
+              <w:autoSpaceDE w:val="0"/>
+              <w:autoSpaceDN w:val="0"/>
+              <w:adjustRightInd w:val="0"/>
+              <w:spacing w:before="0" w:line="240" w:lineRule="auto"/>
+              <w:rPr>
+                <w:rFonts w:ascii="BRH Malayalam Extra" w:hAnsi="BRH Malayalam Extra" w:cs="BRH Malayalam Extra"/>
+                <w:color w:val="000000"/>
+                <w:sz w:val="36"/>
+                <w:szCs w:val="40"/>
+                <w:lang w:val="it-IT"/>
+              </w:rPr>
+            </w:pPr>
+          </w:p>
+        </w:tc>
+        <w:tc>
+          <w:tcPr>
+            <w:tcW w:w="5388" w:type="dxa"/>
+          </w:tcPr>
+          <w:p>
+            <w:pPr>
+              <w:widowControl w:val="0"/>
+              <w:autoSpaceDE w:val="0"/>
+              <w:autoSpaceDN w:val="0"/>
+              <w:adjustRightInd w:val="0"/>
+              <w:spacing w:before="0" w:line="240" w:lineRule="auto"/>
+              <w:rPr>
+                <w:rFonts w:ascii="Cambria" w:hAnsi="Cambria" w:cs="BRH Malayalam Extra"/>
+                <w:color w:val="000000"/>
+                <w:sz w:val="36"/>
+                <w:szCs w:val="40"/>
+                <w:lang w:val="it-IT"/>
+              </w:rPr>
+            </w:pPr>
+          </w:p>
+        </w:tc>
+      </w:tr>
+    </w:tbl>
+    <w:p>
+      <w:pPr>
+        <w:jc w:val="center"/>
+        <w:rPr>
+          <w:b/>
+          <w:bCs/>
+          <w:sz w:val="32"/>
+          <w:szCs w:val="32"/>
+          <w:u w:val="single"/>
+        </w:rPr>
+      </w:pPr>
+      <w:r>
+        <w:rPr>
+          <w:b/>
+          <w:bCs/>
+          <w:sz w:val="32"/>
+          <w:szCs w:val="32"/>
+          <w:u w:val="single"/>
+        </w:rPr>
+        <w:t>============</w:t>
+      </w:r>
+    </w:p>
+    <w:p>
+      <w:pPr>
+        <w:jc w:val="center"/>
+        <w:rPr>
+          <w:b/>
+          <w:bCs/>
+          <w:sz w:val="32"/>
+          <w:szCs w:val="32"/>
+          <w:u w:val="single"/>
+        </w:rPr>
+      </w:pPr>
+    </w:p>
+    <w:p>
+      <w:pPr>
+        <w:jc w:val="center"/>
+        <w:rPr>
+          <w:b/>
+          <w:bCs/>
+          <w:sz w:val="32"/>
+          <w:szCs w:val="32"/>
+          <w:u w:val="single"/>
+        </w:rPr>
+      </w:pPr>
+    </w:p>
+    <w:p>
+      <w:pPr>
+        <w:jc w:val="center"/>
+        <w:rPr>
+          <w:b/>
+          <w:bCs/>
+          <w:sz w:val="32"/>
+          <w:szCs w:val="32"/>
+          <w:u w:val="single"/>
+        </w:rPr>
+      </w:pPr>
+    </w:p>
     <w:p>
       <w:pPr>
         <w:jc w:val="center"/>
@@ -174,6 +2464,7 @@
                 <w:sz w:val="32"/>
                 <w:szCs w:val="32"/>
               </w:rPr>
+              <w:lastRenderedPageBreak/>
               <w:t>Section, Paragraph</w:t>
             </w:r>
           </w:p>
@@ -2506,7 +4797,6 @@
                 <w:sz w:val="28"/>
                 <w:szCs w:val="32"/>
               </w:rPr>
-              <w:lastRenderedPageBreak/>
               <w:t>T.S.5.4.3.3 – Kramam</w:t>
             </w:r>
           </w:p>
@@ -3028,6 +5318,7 @@
                 <w:sz w:val="28"/>
                 <w:szCs w:val="32"/>
               </w:rPr>
+              <w:lastRenderedPageBreak/>
               <w:t>T.S.5.4.3.3 – Kramam</w:t>
             </w:r>
           </w:p>
@@ -4352,21 +6643,12 @@
               </w:rPr>
               <w:t xml:space="preserve"> </w:t>
             </w:r>
-            <w:proofErr w:type="spellStart"/>
             <w:r>
               <w:rPr>
                 <w:b/>
                 <w:bCs/>
               </w:rPr>
-              <w:t>hraswam</w:t>
-            </w:r>
-            <w:proofErr w:type="spellEnd"/>
-            <w:r>
-              <w:rPr>
-                <w:b/>
-                <w:bCs/>
-              </w:rPr>
-              <w:t>)</w:t>
+              <w:t>hraswam)</w:t>
             </w:r>
           </w:p>
         </w:tc>
@@ -6408,7 +8690,6 @@
                 <w:sz w:val="28"/>
                 <w:szCs w:val="32"/>
               </w:rPr>
-              <w:lastRenderedPageBreak/>
               <w:t>T.S.5.4.6.6 – Kramam</w:t>
             </w:r>
           </w:p>
@@ -6855,6 +9136,7 @@
                 <w:cs/>
                 <w:lang w:bidi="ta-IN"/>
               </w:rPr>
+              <w:lastRenderedPageBreak/>
               <w:t>க்</w:t>
             </w:r>
             <w:r>
@@ -6946,6 +9228,7 @@
                 <w:cs/>
                 <w:lang w:bidi="ta-IN"/>
               </w:rPr>
+              <w:lastRenderedPageBreak/>
               <w:t>ஸ்வ</w:t>
             </w:r>
             <w:r>
@@ -7282,7 +9565,17 @@
                 <w:szCs w:val="28"/>
                 <w:lang w:bidi="ta-IN"/>
               </w:rPr>
-              <w:t xml:space="preserve"> - </w:t>
+              <w:t xml:space="preserve"> </w:t>
+            </w:r>
+            <w:r>
+              <w:rPr>
+                <w:rFonts w:ascii="Latha" w:hAnsi="Latha" w:cs="Latha"/>
+                <w:sz w:val="28"/>
+                <w:szCs w:val="28"/>
+                <w:lang w:bidi="ta-IN"/>
+              </w:rPr>
+              <w:lastRenderedPageBreak/>
+              <w:t xml:space="preserve">- </w:t>
             </w:r>
             <w:r>
               <w:rPr>
@@ -7390,6 +9683,7 @@
                 <w:sz w:val="28"/>
                 <w:szCs w:val="32"/>
               </w:rPr>
+              <w:lastRenderedPageBreak/>
               <w:t>T.S.5.4.7.4 – Kramam</w:t>
             </w:r>
           </w:p>
@@ -10471,7 +12765,6 @@
                 <w:sz w:val="28"/>
                 <w:szCs w:val="32"/>
               </w:rPr>
-              <w:lastRenderedPageBreak/>
               <w:t>T.S.5.</w:t>
             </w:r>
             <w:r>
@@ -11059,6 +13352,7 @@
           <w:szCs w:val="40"/>
           <w:lang w:val="en-IN" w:eastAsia="en-IN"/>
         </w:rPr>
+        <w:lastRenderedPageBreak/>
         <w:t>"</w:t>
       </w:r>
       <w:r>
@@ -11586,7 +13880,7 @@
 </file>
 
 <file path=word/endnotes.xml><?xml version="1.0" encoding="utf-8"?>
-<w:endnotes xmlns:wpc="http://schemas.microsoft.com/office/word/2010/wordprocessingCanvas" xmlns:cx="http://schemas.microsoft.com/office/drawing/2014/chartex" xmlns:cx1="http://schemas.microsoft.com/office/drawing/2015/9/8/chartex" xmlns:cx2="http://schemas.microsoft.com/office/drawing/2015/10/21/chartex" xmlns:cx3="http://schemas.microsoft.com/office/drawing/2016/5/9/chartex" xmlns:cx4="http://schemas.microsoft.com/office/drawing/2016/5/10/chartex" xmlns:cx5="http://schemas.microsoft.com/office/drawing/2016/5/11/chartex" xmlns:cx6="http://schemas.microsoft.com/office/drawing/2016/5/12/chartex" xmlns:cx7="http://schemas.microsoft.com/office/drawing/2016/5/13/chartex" xmlns:cx8="http://schemas.microsoft.com/office/drawing/2016/5/14/chartex" xmlns:mc="http://schemas.openxmlformats.org/markup-compatibility/2006" xmlns:aink="http://schemas.microsoft.com/office/drawing/2016/ink" xmlns:am3d="http://schemas.microsoft.com/office/drawing/2017/model3d" xmlns:o="urn:schemas-microsoft-com:office:office" xmlns:oel="http://schemas.microsoft.com/office/2019/extlst" xmlns:r="http://schemas.openxmlformats.org/officeDocument/2006/relationships" xmlns:m="http://schemas.openxmlformats.org/officeDocument/2006/math" xmlns:v="urn:schemas-microsoft-com:vml" xmlns:wp14="http://schemas.microsoft.com/office/word/2010/wordprocessingDrawing" xmlns:wp="http://schemas.openxmlformats.org/drawingml/2006/wordprocessingDrawing" xmlns:w10="urn:schemas-microsoft-com:office:word" xmlns:w="http://schemas.openxmlformats.org/wordprocessingml/2006/main" xmlns:w14="http://schemas.microsoft.com/office/word/2010/wordml" xmlns:w15="http://schemas.microsoft.com/office/word/2012/wordml" xmlns:w16cex="http://schemas.microsoft.com/office/word/2018/wordml/cex" xmlns:w16cid="http://schemas.microsoft.com/office/word/2016/wordml/cid" xmlns:w16="http://schemas.microsoft.com/office/word/2018/wordml" xmlns:w16sdtdh="http://schemas.microsoft.com/office/word/2020/wordml/sdtdatahash" xmlns:w16se="http://schemas.microsoft.com/office/word/2015/wordml/symex" xmlns:wpg="http://schemas.microsoft.com/office/word/2010/wordprocessingGroup" xmlns:wpi="http://schemas.microsoft.com/office/word/2010/wordprocessingInk" xmlns:wne="http://schemas.microsoft.com/office/word/2006/wordml" xmlns:wps="http://schemas.microsoft.com/office/word/2010/wordprocessingShape" mc:Ignorable="w14 w15 w16se w16cid w16 w16cex w16sdtdh wp14">
+<w:endnotes xmlns:wpc="http://schemas.microsoft.com/office/word/2010/wordprocessingCanvas" xmlns:cx="http://schemas.microsoft.com/office/drawing/2014/chartex" xmlns:cx1="http://schemas.microsoft.com/office/drawing/2015/9/8/chartex" xmlns:cx2="http://schemas.microsoft.com/office/drawing/2015/10/21/chartex" xmlns:cx3="http://schemas.microsoft.com/office/drawing/2016/5/9/chartex" xmlns:cx4="http://schemas.microsoft.com/office/drawing/2016/5/10/chartex" xmlns:cx5="http://schemas.microsoft.com/office/drawing/2016/5/11/chartex" xmlns:cx6="http://schemas.microsoft.com/office/drawing/2016/5/12/chartex" xmlns:cx7="http://schemas.microsoft.com/office/drawing/2016/5/13/chartex" xmlns:cx8="http://schemas.microsoft.com/office/drawing/2016/5/14/chartex" xmlns:mc="http://schemas.openxmlformats.org/markup-compatibility/2006" xmlns:aink="http://schemas.microsoft.com/office/drawing/2016/ink" xmlns:am3d="http://schemas.microsoft.com/office/drawing/2017/model3d" xmlns:o="urn:schemas-microsoft-com:office:office" xmlns:oel="http://schemas.microsoft.com/office/2019/extlst" xmlns:r="http://schemas.openxmlformats.org/officeDocument/2006/relationships" xmlns:m="http://schemas.openxmlformats.org/officeDocument/2006/math" xmlns:v="urn:schemas-microsoft-com:vml" xmlns:wp14="http://schemas.microsoft.com/office/word/2010/wordprocessingDrawing" xmlns:wp="http://schemas.openxmlformats.org/drawingml/2006/wordprocessingDrawing" xmlns:w10="urn:schemas-microsoft-com:office:word" xmlns:w="http://schemas.openxmlformats.org/wordprocessingml/2006/main" xmlns:w14="http://schemas.microsoft.com/office/word/2010/wordml" xmlns:w15="http://schemas.microsoft.com/office/word/2012/wordml" xmlns:w16cex="http://schemas.microsoft.com/office/word/2018/wordml/cex" xmlns:w16cid="http://schemas.microsoft.com/office/word/2016/wordml/cid" xmlns:w16="http://schemas.microsoft.com/office/word/2018/wordml" xmlns:w16du="http://schemas.microsoft.com/office/word/2023/wordml/word16du" xmlns:w16sdtdh="http://schemas.microsoft.com/office/word/2020/wordml/sdtdatahash" xmlns:w16sdtfl="http://schemas.microsoft.com/office/word/2024/wordml/sdtformatlock" xmlns:w16se="http://schemas.microsoft.com/office/word/2015/wordml/symex" xmlns:wpg="http://schemas.microsoft.com/office/word/2010/wordprocessingGroup" xmlns:wpi="http://schemas.microsoft.com/office/word/2010/wordprocessingInk" xmlns:wne="http://schemas.microsoft.com/office/word/2006/wordml" xmlns:wps="http://schemas.microsoft.com/office/word/2010/wordprocessingShape" mc:Ignorable="w14 w15 w16se w16cid w16 w16cex w16sdtdh w16sdtfl w16du wp14">
   <w:endnote w:type="separator" w:id="-1">
     <w:p>
       <w:pPr>
@@ -11611,7 +13905,7 @@
 </file>
 
 <file path=word/footer1.xml><?xml version="1.0" encoding="utf-8"?>
-<w:ftr xmlns:wpc="http://schemas.microsoft.com/office/word/2010/wordprocessingCanvas" xmlns:cx="http://schemas.microsoft.com/office/drawing/2014/chartex" xmlns:cx1="http://schemas.microsoft.com/office/drawing/2015/9/8/chartex" xmlns:cx2="http://schemas.microsoft.com/office/drawing/2015/10/21/chartex" xmlns:cx3="http://schemas.microsoft.com/office/drawing/2016/5/9/chartex" xmlns:cx4="http://schemas.microsoft.com/office/drawing/2016/5/10/chartex" xmlns:cx5="http://schemas.microsoft.com/office/drawing/2016/5/11/chartex" xmlns:cx6="http://schemas.microsoft.com/office/drawing/2016/5/12/chartex" xmlns:cx7="http://schemas.microsoft.com/office/drawing/2016/5/13/chartex" xmlns:cx8="http://schemas.microsoft.com/office/drawing/2016/5/14/chartex" xmlns:mc="http://schemas.openxmlformats.org/markup-compatibility/2006" xmlns:aink="http://schemas.microsoft.com/office/drawing/2016/ink" xmlns:am3d="http://schemas.microsoft.com/office/drawing/2017/model3d" xmlns:o="urn:schemas-microsoft-com:office:office" xmlns:oel="http://schemas.microsoft.com/office/2019/extlst" xmlns:r="http://schemas.openxmlformats.org/officeDocument/2006/relationships" xmlns:m="http://schemas.openxmlformats.org/officeDocument/2006/math" xmlns:v="urn:schemas-microsoft-com:vml" xmlns:wp14="http://schemas.microsoft.com/office/word/2010/wordprocessingDrawing" xmlns:wp="http://schemas.openxmlformats.org/drawingml/2006/wordprocessingDrawing" xmlns:w10="urn:schemas-microsoft-com:office:word" xmlns:w="http://schemas.openxmlformats.org/wordprocessingml/2006/main" xmlns:w14="http://schemas.microsoft.com/office/word/2010/wordml" xmlns:w15="http://schemas.microsoft.com/office/word/2012/wordml" xmlns:w16cex="http://schemas.microsoft.com/office/word/2018/wordml/cex" xmlns:w16cid="http://schemas.microsoft.com/office/word/2016/wordml/cid" xmlns:w16="http://schemas.microsoft.com/office/word/2018/wordml" xmlns:w16sdtdh="http://schemas.microsoft.com/office/word/2020/wordml/sdtdatahash" xmlns:w16se="http://schemas.microsoft.com/office/word/2015/wordml/symex" xmlns:wpg="http://schemas.microsoft.com/office/word/2010/wordprocessingGroup" xmlns:wpi="http://schemas.microsoft.com/office/word/2010/wordprocessingInk" xmlns:wne="http://schemas.microsoft.com/office/word/2006/wordml" xmlns:wps="http://schemas.microsoft.com/office/word/2010/wordprocessingShape" mc:Ignorable="w14 w15 w16se w16cid w16 w16cex w16sdtdh wp14">
+<w:ftr xmlns:wpc="http://schemas.microsoft.com/office/word/2010/wordprocessingCanvas" xmlns:cx="http://schemas.microsoft.com/office/drawing/2014/chartex" xmlns:cx1="http://schemas.microsoft.com/office/drawing/2015/9/8/chartex" xmlns:cx2="http://schemas.microsoft.com/office/drawing/2015/10/21/chartex" xmlns:cx3="http://schemas.microsoft.com/office/drawing/2016/5/9/chartex" xmlns:cx4="http://schemas.microsoft.com/office/drawing/2016/5/10/chartex" xmlns:cx5="http://schemas.microsoft.com/office/drawing/2016/5/11/chartex" xmlns:cx6="http://schemas.microsoft.com/office/drawing/2016/5/12/chartex" xmlns:cx7="http://schemas.microsoft.com/office/drawing/2016/5/13/chartex" xmlns:cx8="http://schemas.microsoft.com/office/drawing/2016/5/14/chartex" xmlns:mc="http://schemas.openxmlformats.org/markup-compatibility/2006" xmlns:aink="http://schemas.microsoft.com/office/drawing/2016/ink" xmlns:am3d="http://schemas.microsoft.com/office/drawing/2017/model3d" xmlns:o="urn:schemas-microsoft-com:office:office" xmlns:oel="http://schemas.microsoft.com/office/2019/extlst" xmlns:r="http://schemas.openxmlformats.org/officeDocument/2006/relationships" xmlns:m="http://schemas.openxmlformats.org/officeDocument/2006/math" xmlns:v="urn:schemas-microsoft-com:vml" xmlns:wp14="http://schemas.microsoft.com/office/word/2010/wordprocessingDrawing" xmlns:wp="http://schemas.openxmlformats.org/drawingml/2006/wordprocessingDrawing" xmlns:w10="urn:schemas-microsoft-com:office:word" xmlns:w="http://schemas.openxmlformats.org/wordprocessingml/2006/main" xmlns:w14="http://schemas.microsoft.com/office/word/2010/wordml" xmlns:w15="http://schemas.microsoft.com/office/word/2012/wordml" xmlns:w16cex="http://schemas.microsoft.com/office/word/2018/wordml/cex" xmlns:w16cid="http://schemas.microsoft.com/office/word/2016/wordml/cid" xmlns:w16="http://schemas.microsoft.com/office/word/2018/wordml" xmlns:w16du="http://schemas.microsoft.com/office/word/2023/wordml/word16du" xmlns:w16sdtdh="http://schemas.microsoft.com/office/word/2020/wordml/sdtdatahash" xmlns:w16sdtfl="http://schemas.microsoft.com/office/word/2024/wordml/sdtformatlock" xmlns:w16se="http://schemas.microsoft.com/office/word/2015/wordml/symex" xmlns:wpg="http://schemas.microsoft.com/office/word/2010/wordprocessingGroup" xmlns:wpi="http://schemas.microsoft.com/office/word/2010/wordprocessingInk" xmlns:wne="http://schemas.microsoft.com/office/word/2006/wordml" xmlns:wps="http://schemas.microsoft.com/office/word/2010/wordprocessingShape" mc:Ignorable="w14 w15 w16se w16cid w16 w16cex w16sdtdh w16sdtfl w16du wp14">
   <w:p>
     <w:pPr>
       <w:pBdr>
@@ -11760,7 +14054,7 @@
 </file>
 
 <file path=word/footer2.xml><?xml version="1.0" encoding="utf-8"?>
-<w:ftr xmlns:wpc="http://schemas.microsoft.com/office/word/2010/wordprocessingCanvas" xmlns:cx="http://schemas.microsoft.com/office/drawing/2014/chartex" xmlns:cx1="http://schemas.microsoft.com/office/drawing/2015/9/8/chartex" xmlns:cx2="http://schemas.microsoft.com/office/drawing/2015/10/21/chartex" xmlns:cx3="http://schemas.microsoft.com/office/drawing/2016/5/9/chartex" xmlns:cx4="http://schemas.microsoft.com/office/drawing/2016/5/10/chartex" xmlns:cx5="http://schemas.microsoft.com/office/drawing/2016/5/11/chartex" xmlns:cx6="http://schemas.microsoft.com/office/drawing/2016/5/12/chartex" xmlns:cx7="http://schemas.microsoft.com/office/drawing/2016/5/13/chartex" xmlns:cx8="http://schemas.microsoft.com/office/drawing/2016/5/14/chartex" xmlns:mc="http://schemas.openxmlformats.org/markup-compatibility/2006" xmlns:aink="http://schemas.microsoft.com/office/drawing/2016/ink" xmlns:am3d="http://schemas.microsoft.com/office/drawing/2017/model3d" xmlns:o="urn:schemas-microsoft-com:office:office" xmlns:oel="http://schemas.microsoft.com/office/2019/extlst" xmlns:r="http://schemas.openxmlformats.org/officeDocument/2006/relationships" xmlns:m="http://schemas.openxmlformats.org/officeDocument/2006/math" xmlns:v="urn:schemas-microsoft-com:vml" xmlns:wp14="http://schemas.microsoft.com/office/word/2010/wordprocessingDrawing" xmlns:wp="http://schemas.openxmlformats.org/drawingml/2006/wordprocessingDrawing" xmlns:w10="urn:schemas-microsoft-com:office:word" xmlns:w="http://schemas.openxmlformats.org/wordprocessingml/2006/main" xmlns:w14="http://schemas.microsoft.com/office/word/2010/wordml" xmlns:w15="http://schemas.microsoft.com/office/word/2012/wordml" xmlns:w16cex="http://schemas.microsoft.com/office/word/2018/wordml/cex" xmlns:w16cid="http://schemas.microsoft.com/office/word/2016/wordml/cid" xmlns:w16="http://schemas.microsoft.com/office/word/2018/wordml" xmlns:w16sdtdh="http://schemas.microsoft.com/office/word/2020/wordml/sdtdatahash" xmlns:w16se="http://schemas.microsoft.com/office/word/2015/wordml/symex" xmlns:wpg="http://schemas.microsoft.com/office/word/2010/wordprocessingGroup" xmlns:wpi="http://schemas.microsoft.com/office/word/2010/wordprocessingInk" xmlns:wne="http://schemas.microsoft.com/office/word/2006/wordml" xmlns:wps="http://schemas.microsoft.com/office/word/2010/wordprocessingShape" mc:Ignorable="w14 w15 w16se w16cid w16 w16cex w16sdtdh wp14">
+<w:ftr xmlns:wpc="http://schemas.microsoft.com/office/word/2010/wordprocessingCanvas" xmlns:cx="http://schemas.microsoft.com/office/drawing/2014/chartex" xmlns:cx1="http://schemas.microsoft.com/office/drawing/2015/9/8/chartex" xmlns:cx2="http://schemas.microsoft.com/office/drawing/2015/10/21/chartex" xmlns:cx3="http://schemas.microsoft.com/office/drawing/2016/5/9/chartex" xmlns:cx4="http://schemas.microsoft.com/office/drawing/2016/5/10/chartex" xmlns:cx5="http://schemas.microsoft.com/office/drawing/2016/5/11/chartex" xmlns:cx6="http://schemas.microsoft.com/office/drawing/2016/5/12/chartex" xmlns:cx7="http://schemas.microsoft.com/office/drawing/2016/5/13/chartex" xmlns:cx8="http://schemas.microsoft.com/office/drawing/2016/5/14/chartex" xmlns:mc="http://schemas.openxmlformats.org/markup-compatibility/2006" xmlns:aink="http://schemas.microsoft.com/office/drawing/2016/ink" xmlns:am3d="http://schemas.microsoft.com/office/drawing/2017/model3d" xmlns:o="urn:schemas-microsoft-com:office:office" xmlns:oel="http://schemas.microsoft.com/office/2019/extlst" xmlns:r="http://schemas.openxmlformats.org/officeDocument/2006/relationships" xmlns:m="http://schemas.openxmlformats.org/officeDocument/2006/math" xmlns:v="urn:schemas-microsoft-com:vml" xmlns:wp14="http://schemas.microsoft.com/office/word/2010/wordprocessingDrawing" xmlns:wp="http://schemas.openxmlformats.org/drawingml/2006/wordprocessingDrawing" xmlns:w10="urn:schemas-microsoft-com:office:word" xmlns:w="http://schemas.openxmlformats.org/wordprocessingml/2006/main" xmlns:w14="http://schemas.microsoft.com/office/word/2010/wordml" xmlns:w15="http://schemas.microsoft.com/office/word/2012/wordml" xmlns:w16cex="http://schemas.microsoft.com/office/word/2018/wordml/cex" xmlns:w16cid="http://schemas.microsoft.com/office/word/2016/wordml/cid" xmlns:w16="http://schemas.microsoft.com/office/word/2018/wordml" xmlns:w16du="http://schemas.microsoft.com/office/word/2023/wordml/word16du" xmlns:w16sdtdh="http://schemas.microsoft.com/office/word/2020/wordml/sdtdatahash" xmlns:w16sdtfl="http://schemas.microsoft.com/office/word/2024/wordml/sdtformatlock" xmlns:w16se="http://schemas.microsoft.com/office/word/2015/wordml/symex" xmlns:wpg="http://schemas.microsoft.com/office/word/2010/wordprocessingGroup" xmlns:wpi="http://schemas.microsoft.com/office/word/2010/wordprocessingInk" xmlns:wne="http://schemas.microsoft.com/office/word/2006/wordml" xmlns:wps="http://schemas.microsoft.com/office/word/2010/wordprocessingShape" mc:Ignorable="w14 w15 w16se w16cid w16 w16cex w16sdtdh w16sdtfl w16du wp14">
   <w:p>
     <w:pPr>
       <w:pBdr>
@@ -11970,7 +14264,7 @@
 </file>
 
 <file path=word/footnotes.xml><?xml version="1.0" encoding="utf-8"?>
-<w:footnotes xmlns:wpc="http://schemas.microsoft.com/office/word/2010/wordprocessingCanvas" xmlns:cx="http://schemas.microsoft.com/office/drawing/2014/chartex" xmlns:cx1="http://schemas.microsoft.com/office/drawing/2015/9/8/chartex" xmlns:cx2="http://schemas.microsoft.com/office/drawing/2015/10/21/chartex" xmlns:cx3="http://schemas.microsoft.com/office/drawing/2016/5/9/chartex" xmlns:cx4="http://schemas.microsoft.com/office/drawing/2016/5/10/chartex" xmlns:cx5="http://schemas.microsoft.com/office/drawing/2016/5/11/chartex" xmlns:cx6="http://schemas.microsoft.com/office/drawing/2016/5/12/chartex" xmlns:cx7="http://schemas.microsoft.com/office/drawing/2016/5/13/chartex" xmlns:cx8="http://schemas.microsoft.com/office/drawing/2016/5/14/chartex" xmlns:mc="http://schemas.openxmlformats.org/markup-compatibility/2006" xmlns:aink="http://schemas.microsoft.com/office/drawing/2016/ink" xmlns:am3d="http://schemas.microsoft.com/office/drawing/2017/model3d" xmlns:o="urn:schemas-microsoft-com:office:office" xmlns:oel="http://schemas.microsoft.com/office/2019/extlst" xmlns:r="http://schemas.openxmlformats.org/officeDocument/2006/relationships" xmlns:m="http://schemas.openxmlformats.org/officeDocument/2006/math" xmlns:v="urn:schemas-microsoft-com:vml" xmlns:wp14="http://schemas.microsoft.com/office/word/2010/wordprocessingDrawing" xmlns:wp="http://schemas.openxmlformats.org/drawingml/2006/wordprocessingDrawing" xmlns:w10="urn:schemas-microsoft-com:office:word" xmlns:w="http://schemas.openxmlformats.org/wordprocessingml/2006/main" xmlns:w14="http://schemas.microsoft.com/office/word/2010/wordml" xmlns:w15="http://schemas.microsoft.com/office/word/2012/wordml" xmlns:w16cex="http://schemas.microsoft.com/office/word/2018/wordml/cex" xmlns:w16cid="http://schemas.microsoft.com/office/word/2016/wordml/cid" xmlns:w16="http://schemas.microsoft.com/office/word/2018/wordml" xmlns:w16sdtdh="http://schemas.microsoft.com/office/word/2020/wordml/sdtdatahash" xmlns:w16se="http://schemas.microsoft.com/office/word/2015/wordml/symex" xmlns:wpg="http://schemas.microsoft.com/office/word/2010/wordprocessingGroup" xmlns:wpi="http://schemas.microsoft.com/office/word/2010/wordprocessingInk" xmlns:wne="http://schemas.microsoft.com/office/word/2006/wordml" xmlns:wps="http://schemas.microsoft.com/office/word/2010/wordprocessingShape" mc:Ignorable="w14 w15 w16se w16cid w16 w16cex w16sdtdh wp14">
+<w:footnotes xmlns:wpc="http://schemas.microsoft.com/office/word/2010/wordprocessingCanvas" xmlns:cx="http://schemas.microsoft.com/office/drawing/2014/chartex" xmlns:cx1="http://schemas.microsoft.com/office/drawing/2015/9/8/chartex" xmlns:cx2="http://schemas.microsoft.com/office/drawing/2015/10/21/chartex" xmlns:cx3="http://schemas.microsoft.com/office/drawing/2016/5/9/chartex" xmlns:cx4="http://schemas.microsoft.com/office/drawing/2016/5/10/chartex" xmlns:cx5="http://schemas.microsoft.com/office/drawing/2016/5/11/chartex" xmlns:cx6="http://schemas.microsoft.com/office/drawing/2016/5/12/chartex" xmlns:cx7="http://schemas.microsoft.com/office/drawing/2016/5/13/chartex" xmlns:cx8="http://schemas.microsoft.com/office/drawing/2016/5/14/chartex" xmlns:mc="http://schemas.openxmlformats.org/markup-compatibility/2006" xmlns:aink="http://schemas.microsoft.com/office/drawing/2016/ink" xmlns:am3d="http://schemas.microsoft.com/office/drawing/2017/model3d" xmlns:o="urn:schemas-microsoft-com:office:office" xmlns:oel="http://schemas.microsoft.com/office/2019/extlst" xmlns:r="http://schemas.openxmlformats.org/officeDocument/2006/relationships" xmlns:m="http://schemas.openxmlformats.org/officeDocument/2006/math" xmlns:v="urn:schemas-microsoft-com:vml" xmlns:wp14="http://schemas.microsoft.com/office/word/2010/wordprocessingDrawing" xmlns:wp="http://schemas.openxmlformats.org/drawingml/2006/wordprocessingDrawing" xmlns:w10="urn:schemas-microsoft-com:office:word" xmlns:w="http://schemas.openxmlformats.org/wordprocessingml/2006/main" xmlns:w14="http://schemas.microsoft.com/office/word/2010/wordml" xmlns:w15="http://schemas.microsoft.com/office/word/2012/wordml" xmlns:w16cex="http://schemas.microsoft.com/office/word/2018/wordml/cex" xmlns:w16cid="http://schemas.microsoft.com/office/word/2016/wordml/cid" xmlns:w16="http://schemas.microsoft.com/office/word/2018/wordml" xmlns:w16du="http://schemas.microsoft.com/office/word/2023/wordml/word16du" xmlns:w16sdtdh="http://schemas.microsoft.com/office/word/2020/wordml/sdtdatahash" xmlns:w16sdtfl="http://schemas.microsoft.com/office/word/2024/wordml/sdtformatlock" xmlns:w16se="http://schemas.microsoft.com/office/word/2015/wordml/symex" xmlns:wpg="http://schemas.microsoft.com/office/word/2010/wordprocessingGroup" xmlns:wpi="http://schemas.microsoft.com/office/word/2010/wordprocessingInk" xmlns:wne="http://schemas.microsoft.com/office/word/2006/wordml" xmlns:wps="http://schemas.microsoft.com/office/word/2010/wordprocessingShape" mc:Ignorable="w14 w15 w16se w16cid w16 w16cex w16sdtdh w16sdtfl w16du wp14">
   <w:footnote w:type="separator" w:id="-1">
     <w:p>
       <w:pPr>
@@ -11995,7 +14289,7 @@
 </file>
 
 <file path=word/header1.xml><?xml version="1.0" encoding="utf-8"?>
-<w:hdr xmlns:wpc="http://schemas.microsoft.com/office/word/2010/wordprocessingCanvas" xmlns:cx="http://schemas.microsoft.com/office/drawing/2014/chartex" xmlns:cx1="http://schemas.microsoft.com/office/drawing/2015/9/8/chartex" xmlns:cx2="http://schemas.microsoft.com/office/drawing/2015/10/21/chartex" xmlns:cx3="http://schemas.microsoft.com/office/drawing/2016/5/9/chartex" xmlns:cx4="http://schemas.microsoft.com/office/drawing/2016/5/10/chartex" xmlns:cx5="http://schemas.microsoft.com/office/drawing/2016/5/11/chartex" xmlns:cx6="http://schemas.microsoft.com/office/drawing/2016/5/12/chartex" xmlns:cx7="http://schemas.microsoft.com/office/drawing/2016/5/13/chartex" xmlns:cx8="http://schemas.microsoft.com/office/drawing/2016/5/14/chartex" xmlns:mc="http://schemas.openxmlformats.org/markup-compatibility/2006" xmlns:aink="http://schemas.microsoft.com/office/drawing/2016/ink" xmlns:am3d="http://schemas.microsoft.com/office/drawing/2017/model3d" xmlns:o="urn:schemas-microsoft-com:office:office" xmlns:oel="http://schemas.microsoft.com/office/2019/extlst" xmlns:r="http://schemas.openxmlformats.org/officeDocument/2006/relationships" xmlns:m="http://schemas.openxmlformats.org/officeDocument/2006/math" xmlns:v="urn:schemas-microsoft-com:vml" xmlns:wp14="http://schemas.microsoft.com/office/word/2010/wordprocessingDrawing" xmlns:wp="http://schemas.openxmlformats.org/drawingml/2006/wordprocessingDrawing" xmlns:w10="urn:schemas-microsoft-com:office:word" xmlns:w="http://schemas.openxmlformats.org/wordprocessingml/2006/main" xmlns:w14="http://schemas.microsoft.com/office/word/2010/wordml" xmlns:w15="http://schemas.microsoft.com/office/word/2012/wordml" xmlns:w16cex="http://schemas.microsoft.com/office/word/2018/wordml/cex" xmlns:w16cid="http://schemas.microsoft.com/office/word/2016/wordml/cid" xmlns:w16="http://schemas.microsoft.com/office/word/2018/wordml" xmlns:w16sdtdh="http://schemas.microsoft.com/office/word/2020/wordml/sdtdatahash" xmlns:w16se="http://schemas.microsoft.com/office/word/2015/wordml/symex" xmlns:wpg="http://schemas.microsoft.com/office/word/2010/wordprocessingGroup" xmlns:wpi="http://schemas.microsoft.com/office/word/2010/wordprocessingInk" xmlns:wne="http://schemas.microsoft.com/office/word/2006/wordml" xmlns:wps="http://schemas.microsoft.com/office/word/2010/wordprocessingShape" mc:Ignorable="w14 w15 w16se w16cid w16 w16cex w16sdtdh wp14">
+<w:hdr xmlns:wpc="http://schemas.microsoft.com/office/word/2010/wordprocessingCanvas" xmlns:cx="http://schemas.microsoft.com/office/drawing/2014/chartex" xmlns:cx1="http://schemas.microsoft.com/office/drawing/2015/9/8/chartex" xmlns:cx2="http://schemas.microsoft.com/office/drawing/2015/10/21/chartex" xmlns:cx3="http://schemas.microsoft.com/office/drawing/2016/5/9/chartex" xmlns:cx4="http://schemas.microsoft.com/office/drawing/2016/5/10/chartex" xmlns:cx5="http://schemas.microsoft.com/office/drawing/2016/5/11/chartex" xmlns:cx6="http://schemas.microsoft.com/office/drawing/2016/5/12/chartex" xmlns:cx7="http://schemas.microsoft.com/office/drawing/2016/5/13/chartex" xmlns:cx8="http://schemas.microsoft.com/office/drawing/2016/5/14/chartex" xmlns:mc="http://schemas.openxmlformats.org/markup-compatibility/2006" xmlns:aink="http://schemas.microsoft.com/office/drawing/2016/ink" xmlns:am3d="http://schemas.microsoft.com/office/drawing/2017/model3d" xmlns:o="urn:schemas-microsoft-com:office:office" xmlns:oel="http://schemas.microsoft.com/office/2019/extlst" xmlns:r="http://schemas.openxmlformats.org/officeDocument/2006/relationships" xmlns:m="http://schemas.openxmlformats.org/officeDocument/2006/math" xmlns:v="urn:schemas-microsoft-com:vml" xmlns:wp14="http://schemas.microsoft.com/office/word/2010/wordprocessingDrawing" xmlns:wp="http://schemas.openxmlformats.org/drawingml/2006/wordprocessingDrawing" xmlns:w10="urn:schemas-microsoft-com:office:word" xmlns:w="http://schemas.openxmlformats.org/wordprocessingml/2006/main" xmlns:w14="http://schemas.microsoft.com/office/word/2010/wordml" xmlns:w15="http://schemas.microsoft.com/office/word/2012/wordml" xmlns:w16cex="http://schemas.microsoft.com/office/word/2018/wordml/cex" xmlns:w16cid="http://schemas.microsoft.com/office/word/2016/wordml/cid" xmlns:w16="http://schemas.microsoft.com/office/word/2018/wordml" xmlns:w16du="http://schemas.microsoft.com/office/word/2023/wordml/word16du" xmlns:w16sdtdh="http://schemas.microsoft.com/office/word/2020/wordml/sdtdatahash" xmlns:w16sdtfl="http://schemas.microsoft.com/office/word/2024/wordml/sdtformatlock" xmlns:w16se="http://schemas.microsoft.com/office/word/2015/wordml/symex" xmlns:wpg="http://schemas.microsoft.com/office/word/2010/wordprocessingGroup" xmlns:wpi="http://schemas.microsoft.com/office/word/2010/wordprocessingInk" xmlns:wne="http://schemas.microsoft.com/office/word/2006/wordml" xmlns:wps="http://schemas.microsoft.com/office/word/2010/wordprocessingShape" mc:Ignorable="w14 w15 w16se w16cid w16 w16cex w16sdtdh w16sdtfl w16du wp14">
   <w:p>
     <w:pPr>
       <w:pStyle w:val="Header"/>
@@ -12008,7 +14302,7 @@
 </file>
 
 <file path=word/header2.xml><?xml version="1.0" encoding="utf-8"?>
-<w:hdr xmlns:wpc="http://schemas.microsoft.com/office/word/2010/wordprocessingCanvas" xmlns:cx="http://schemas.microsoft.com/office/drawing/2014/chartex" xmlns:cx1="http://schemas.microsoft.com/office/drawing/2015/9/8/chartex" xmlns:cx2="http://schemas.microsoft.com/office/drawing/2015/10/21/chartex" xmlns:cx3="http://schemas.microsoft.com/office/drawing/2016/5/9/chartex" xmlns:cx4="http://schemas.microsoft.com/office/drawing/2016/5/10/chartex" xmlns:cx5="http://schemas.microsoft.com/office/drawing/2016/5/11/chartex" xmlns:cx6="http://schemas.microsoft.com/office/drawing/2016/5/12/chartex" xmlns:cx7="http://schemas.microsoft.com/office/drawing/2016/5/13/chartex" xmlns:cx8="http://schemas.microsoft.com/office/drawing/2016/5/14/chartex" xmlns:mc="http://schemas.openxmlformats.org/markup-compatibility/2006" xmlns:aink="http://schemas.microsoft.com/office/drawing/2016/ink" xmlns:am3d="http://schemas.microsoft.com/office/drawing/2017/model3d" xmlns:o="urn:schemas-microsoft-com:office:office" xmlns:oel="http://schemas.microsoft.com/office/2019/extlst" xmlns:r="http://schemas.openxmlformats.org/officeDocument/2006/relationships" xmlns:m="http://schemas.openxmlformats.org/officeDocument/2006/math" xmlns:v="urn:schemas-microsoft-com:vml" xmlns:wp14="http://schemas.microsoft.com/office/word/2010/wordprocessingDrawing" xmlns:wp="http://schemas.openxmlformats.org/drawingml/2006/wordprocessingDrawing" xmlns:w10="urn:schemas-microsoft-com:office:word" xmlns:w="http://schemas.openxmlformats.org/wordprocessingml/2006/main" xmlns:w14="http://schemas.microsoft.com/office/word/2010/wordml" xmlns:w15="http://schemas.microsoft.com/office/word/2012/wordml" xmlns:w16cex="http://schemas.microsoft.com/office/word/2018/wordml/cex" xmlns:w16cid="http://schemas.microsoft.com/office/word/2016/wordml/cid" xmlns:w16="http://schemas.microsoft.com/office/word/2018/wordml" xmlns:w16sdtdh="http://schemas.microsoft.com/office/word/2020/wordml/sdtdatahash" xmlns:w16se="http://schemas.microsoft.com/office/word/2015/wordml/symex" xmlns:wpg="http://schemas.microsoft.com/office/word/2010/wordprocessingGroup" xmlns:wpi="http://schemas.microsoft.com/office/word/2010/wordprocessingInk" xmlns:wne="http://schemas.microsoft.com/office/word/2006/wordml" xmlns:wps="http://schemas.microsoft.com/office/word/2010/wordprocessingShape" mc:Ignorable="w14 w15 w16se w16cid w16 w16cex w16sdtdh wp14">
+<w:hdr xmlns:wpc="http://schemas.microsoft.com/office/word/2010/wordprocessingCanvas" xmlns:cx="http://schemas.microsoft.com/office/drawing/2014/chartex" xmlns:cx1="http://schemas.microsoft.com/office/drawing/2015/9/8/chartex" xmlns:cx2="http://schemas.microsoft.com/office/drawing/2015/10/21/chartex" xmlns:cx3="http://schemas.microsoft.com/office/drawing/2016/5/9/chartex" xmlns:cx4="http://schemas.microsoft.com/office/drawing/2016/5/10/chartex" xmlns:cx5="http://schemas.microsoft.com/office/drawing/2016/5/11/chartex" xmlns:cx6="http://schemas.microsoft.com/office/drawing/2016/5/12/chartex" xmlns:cx7="http://schemas.microsoft.com/office/drawing/2016/5/13/chartex" xmlns:cx8="http://schemas.microsoft.com/office/drawing/2016/5/14/chartex" xmlns:mc="http://schemas.openxmlformats.org/markup-compatibility/2006" xmlns:aink="http://schemas.microsoft.com/office/drawing/2016/ink" xmlns:am3d="http://schemas.microsoft.com/office/drawing/2017/model3d" xmlns:o="urn:schemas-microsoft-com:office:office" xmlns:oel="http://schemas.microsoft.com/office/2019/extlst" xmlns:r="http://schemas.openxmlformats.org/officeDocument/2006/relationships" xmlns:m="http://schemas.openxmlformats.org/officeDocument/2006/math" xmlns:v="urn:schemas-microsoft-com:vml" xmlns:wp14="http://schemas.microsoft.com/office/word/2010/wordprocessingDrawing" xmlns:wp="http://schemas.openxmlformats.org/drawingml/2006/wordprocessingDrawing" xmlns:w10="urn:schemas-microsoft-com:office:word" xmlns:w="http://schemas.openxmlformats.org/wordprocessingml/2006/main" xmlns:w14="http://schemas.microsoft.com/office/word/2010/wordml" xmlns:w15="http://schemas.microsoft.com/office/word/2012/wordml" xmlns:w16cex="http://schemas.microsoft.com/office/word/2018/wordml/cex" xmlns:w16cid="http://schemas.microsoft.com/office/word/2016/wordml/cid" xmlns:w16="http://schemas.microsoft.com/office/word/2018/wordml" xmlns:w16du="http://schemas.microsoft.com/office/word/2023/wordml/word16du" xmlns:w16sdtdh="http://schemas.microsoft.com/office/word/2020/wordml/sdtdatahash" xmlns:w16sdtfl="http://schemas.microsoft.com/office/word/2024/wordml/sdtformatlock" xmlns:w16se="http://schemas.microsoft.com/office/word/2015/wordml/symex" xmlns:wpg="http://schemas.microsoft.com/office/word/2010/wordprocessingGroup" xmlns:wpi="http://schemas.microsoft.com/office/word/2010/wordprocessingInk" xmlns:wne="http://schemas.microsoft.com/office/word/2006/wordml" xmlns:wps="http://schemas.microsoft.com/office/word/2010/wordprocessingShape" mc:Ignorable="w14 w15 w16se w16cid w16 w16cex w16sdtdh w16sdtfl w16du wp14">
   <w:p>
     <w:pPr>
       <w:pStyle w:val="Header"/>
@@ -12021,7 +14315,7 @@
 </file>
 
 <file path=word/styles.xml><?xml version="1.0" encoding="utf-8"?>
-<w:styles xmlns:mc="http://schemas.openxmlformats.org/markup-compatibility/2006" xmlns:r="http://schemas.openxmlformats.org/officeDocument/2006/relationships" xmlns:w="http://schemas.openxmlformats.org/wordprocessingml/2006/main" xmlns:w14="http://schemas.microsoft.com/office/word/2010/wordml" xmlns:w15="http://schemas.microsoft.com/office/word/2012/wordml" xmlns:w16cex="http://schemas.microsoft.com/office/word/2018/wordml/cex" xmlns:w16cid="http://schemas.microsoft.com/office/word/2016/wordml/cid" xmlns:w16="http://schemas.microsoft.com/office/word/2018/wordml" xmlns:w16sdtdh="http://schemas.microsoft.com/office/word/2020/wordml/sdtdatahash" xmlns:w16se="http://schemas.microsoft.com/office/word/2015/wordml/symex" mc:Ignorable="w14 w15 w16se w16cid w16 w16cex w16sdtdh">
+<w:styles xmlns:mc="http://schemas.openxmlformats.org/markup-compatibility/2006" xmlns:r="http://schemas.openxmlformats.org/officeDocument/2006/relationships" xmlns:w="http://schemas.openxmlformats.org/wordprocessingml/2006/main" xmlns:w14="http://schemas.microsoft.com/office/word/2010/wordml" xmlns:w15="http://schemas.microsoft.com/office/word/2012/wordml" xmlns:w16cex="http://schemas.microsoft.com/office/word/2018/wordml/cex" xmlns:w16cid="http://schemas.microsoft.com/office/word/2016/wordml/cid" xmlns:w16="http://schemas.microsoft.com/office/word/2018/wordml" xmlns:w16du="http://schemas.microsoft.com/office/word/2023/wordml/word16du" xmlns:w16sdtdh="http://schemas.microsoft.com/office/word/2020/wordml/sdtdatahash" xmlns:w16sdtfl="http://schemas.microsoft.com/office/word/2024/wordml/sdtformatlock" xmlns:w16se="http://schemas.microsoft.com/office/word/2015/wordml/symex" mc:Ignorable="w14 w15 w16se w16cid w16 w16cex w16sdtdh w16sdtfl w16du">
   <w:docDefaults>
     <w:rPrDefault>
       <w:rPr>
@@ -12137,6 +14431,7 @@
     <w:lsdException w:name="HTML Sample" w:semiHidden="1" w:unhideWhenUsed="1"/>
     <w:lsdException w:name="HTML Typewriter" w:semiHidden="1" w:unhideWhenUsed="1"/>
     <w:lsdException w:name="HTML Variable" w:semiHidden="1" w:unhideWhenUsed="1"/>
+    <w:lsdException w:name="Normal Table" w:semiHidden="1" w:unhideWhenUsed="1"/>
     <w:lsdException w:name="annotation subject" w:semiHidden="1" w:unhideWhenUsed="1"/>
     <w:lsdException w:name="No List" w:semiHidden="1" w:unhideWhenUsed="1"/>
     <w:lsdException w:name="Outline List 1" w:semiHidden="1" w:unhideWhenUsed="1"/>
@@ -12179,8 +14474,11 @@
     <w:lsdException w:name="Table Contemporary" w:semiHidden="1" w:unhideWhenUsed="1"/>
     <w:lsdException w:name="Table Elegant" w:semiHidden="1" w:unhideWhenUsed="1"/>
     <w:lsdException w:name="Table Professional" w:semiHidden="1" w:unhideWhenUsed="1"/>
+    <w:lsdException w:name="Table Subtle 1" w:semiHidden="1" w:unhideWhenUsed="1"/>
     <w:lsdException w:name="Table Subtle 2" w:semiHidden="1" w:unhideWhenUsed="1"/>
     <w:lsdException w:name="Table Web 1" w:semiHidden="1" w:unhideWhenUsed="1"/>
+    <w:lsdException w:name="Table Web 2" w:semiHidden="1" w:unhideWhenUsed="1"/>
+    <w:lsdException w:name="Table Web 3" w:semiHidden="1" w:unhideWhenUsed="1"/>
     <w:lsdException w:name="Balloon Text" w:semiHidden="1" w:unhideWhenUsed="1"/>
     <w:lsdException w:name="Table Grid" w:uiPriority="59"/>
     <w:lsdException w:name="Table Theme" w:semiHidden="1" w:unhideWhenUsed="1"/>

--- a/TS-Kramam/TS-5.4/TS 5.4 Tamil Krama Paatam Corrections.docx
+++ b/TS-Kramam/TS-5.4/TS 5.4 Tamil Krama Paatam Corrections.docx
@@ -2162,6 +2162,1532 @@
       </w:tr>
       <w:tr>
         <w:trPr>
+          <w:trHeight w:val="1550"/>
+        </w:trPr>
+        <w:tc>
+          <w:tcPr>
+            <w:tcW w:w="3907" w:type="dxa"/>
+          </w:tcPr>
+          <w:p>
+            <w:pPr>
+              <w:widowControl w:val="0"/>
+              <w:tabs>
+                <w:tab w:val="left" w:pos="993"/>
+              </w:tabs>
+              <w:autoSpaceDE w:val="0"/>
+              <w:autoSpaceDN w:val="0"/>
+              <w:adjustRightInd w:val="0"/>
+              <w:spacing w:before="0" w:line="240" w:lineRule="auto"/>
+              <w:ind w:right="297"/>
+              <w:rPr>
+                <w:rFonts w:cs="Arial"/>
+                <w:b/>
+                <w:color w:val="000000"/>
+                <w:sz w:val="28"/>
+                <w:szCs w:val="32"/>
+              </w:rPr>
+            </w:pPr>
+            <w:r>
+              <w:rPr>
+                <w:rFonts w:cs="Arial"/>
+                <w:b/>
+                <w:color w:val="000000"/>
+                <w:sz w:val="28"/>
+                <w:szCs w:val="32"/>
+              </w:rPr>
+              <w:t>T.S.5.</w:t>
+            </w:r>
+            <w:r>
+              <w:rPr>
+                <w:rFonts w:cs="Arial"/>
+                <w:b/>
+                <w:color w:val="000000"/>
+                <w:sz w:val="28"/>
+                <w:szCs w:val="32"/>
+              </w:rPr>
+              <w:t>4.12.1</w:t>
+            </w:r>
+            <w:r>
+              <w:rPr>
+                <w:rFonts w:cs="Arial"/>
+                <w:b/>
+                <w:color w:val="000000"/>
+                <w:sz w:val="28"/>
+                <w:szCs w:val="32"/>
+              </w:rPr>
+              <w:t>– Kramam</w:t>
+            </w:r>
+          </w:p>
+          <w:p>
+            <w:pPr>
+              <w:widowControl w:val="0"/>
+              <w:tabs>
+                <w:tab w:val="left" w:pos="993"/>
+              </w:tabs>
+              <w:autoSpaceDE w:val="0"/>
+              <w:autoSpaceDN w:val="0"/>
+              <w:adjustRightInd w:val="0"/>
+              <w:spacing w:before="0" w:line="240" w:lineRule="auto"/>
+              <w:ind w:right="297"/>
+              <w:rPr>
+                <w:rFonts w:cs="Arial"/>
+                <w:b/>
+                <w:color w:val="000000"/>
+                <w:szCs w:val="28"/>
+                <w:lang w:val="en-IN"/>
+              </w:rPr>
+            </w:pPr>
+            <w:r>
+              <w:rPr>
+                <w:rFonts w:cs="Arial"/>
+                <w:b/>
+                <w:color w:val="000000"/>
+                <w:sz w:val="28"/>
+                <w:szCs w:val="32"/>
+                <w:lang w:val="en-IN"/>
+              </w:rPr>
+              <w:t>Krama Vaakyam No.– 18</w:t>
+            </w:r>
+          </w:p>
+          <w:p>
+            <w:pPr>
+              <w:widowControl w:val="0"/>
+              <w:tabs>
+                <w:tab w:val="left" w:pos="993"/>
+              </w:tabs>
+              <w:autoSpaceDE w:val="0"/>
+              <w:autoSpaceDN w:val="0"/>
+              <w:adjustRightInd w:val="0"/>
+              <w:spacing w:before="0" w:line="240" w:lineRule="auto"/>
+              <w:ind w:right="297"/>
+              <w:rPr>
+                <w:rFonts w:cs="Arial"/>
+                <w:b/>
+                <w:color w:val="000000"/>
+                <w:sz w:val="28"/>
+                <w:szCs w:val="32"/>
+                <w:lang w:val="it-IT"/>
+              </w:rPr>
+            </w:pPr>
+            <w:r>
+              <w:rPr>
+                <w:rFonts w:cs="Arial"/>
+                <w:b/>
+                <w:color w:val="000000"/>
+                <w:sz w:val="28"/>
+                <w:szCs w:val="32"/>
+                <w:lang w:val="it-IT"/>
+              </w:rPr>
+              <w:t>Panchaati No</w:t>
+            </w:r>
+            <w:r>
+              <w:rPr>
+                <w:rFonts w:cs="Arial"/>
+                <w:b/>
+                <w:color w:val="000000"/>
+                <w:szCs w:val="32"/>
+                <w:lang w:val="it-IT"/>
+              </w:rPr>
+              <w:t xml:space="preserve">. - </w:t>
+            </w:r>
+            <w:r>
+              <w:rPr>
+                <w:rFonts w:cs="Arial"/>
+                <w:b/>
+                <w:color w:val="000000"/>
+                <w:sz w:val="28"/>
+                <w:szCs w:val="32"/>
+                <w:lang w:val="it-IT"/>
+              </w:rPr>
+              <w:t>56</w:t>
+            </w:r>
+          </w:p>
+        </w:tc>
+        <w:tc>
+          <w:tcPr>
+            <w:tcW w:w="5105" w:type="dxa"/>
+          </w:tcPr>
+          <w:p>
+            <w:pPr>
+              <w:widowControl w:val="0"/>
+              <w:autoSpaceDE w:val="0"/>
+              <w:autoSpaceDN w:val="0"/>
+              <w:adjustRightInd w:val="0"/>
+              <w:spacing w:before="0" w:line="240" w:lineRule="auto"/>
+              <w:rPr>
+                <w:rFonts w:ascii="BRH Devanagari Extra" w:hAnsi="BRH Devanagari Extra" w:cs="BRH Devanagari Extra"/>
+                <w:color w:val="000000"/>
+                <w:sz w:val="40"/>
+                <w:szCs w:val="40"/>
+                <w:lang w:val="it-IT" w:bidi="ml-IN"/>
+              </w:rPr>
+            </w:pPr>
+            <w:r>
+              <w:rPr>
+                <w:rFonts w:ascii="Latha" w:hAnsi="Latha" w:cs="Latha"/>
+                <w:sz w:val="28"/>
+                <w:szCs w:val="28"/>
+                <w:cs/>
+                <w:lang w:bidi="ta-IN"/>
+              </w:rPr>
+              <w:t>அ</w:t>
+            </w:r>
+            <w:r>
+              <w:rPr>
+                <w:rFonts w:ascii="BRH Tamil Tab Extra" w:hAnsi="BRH Tamil Tab Extra" w:cs="Latha"/>
+                <w:b/>
+                <w:sz w:val="32"/>
+                <w:szCs w:val="28"/>
+                <w:lang w:val="it-IT" w:bidi="ta-IN"/>
+              </w:rPr>
+              <w:t>…</w:t>
+            </w:r>
+            <w:r>
+              <w:rPr>
+                <w:rFonts w:ascii="Latha" w:hAnsi="Latha" w:cs="Latha"/>
+                <w:sz w:val="28"/>
+                <w:szCs w:val="28"/>
+                <w:cs/>
+                <w:lang w:bidi="ta-IN"/>
+              </w:rPr>
+              <w:t>னு</w:t>
+            </w:r>
+            <w:r>
+              <w:rPr>
+                <w:rFonts w:ascii="BRH Tamil Tab Extra" w:hAnsi="BRH Tamil Tab Extra" w:cs="Latha"/>
+                <w:b/>
+                <w:sz w:val="32"/>
+                <w:szCs w:val="28"/>
+                <w:lang w:val="it-IT" w:bidi="ta-IN"/>
+              </w:rPr>
+              <w:t>…</w:t>
+            </w:r>
+            <w:r>
+              <w:rPr>
+                <w:rFonts w:ascii="Latha" w:hAnsi="Latha" w:cs="Latha"/>
+                <w:sz w:val="28"/>
+                <w:szCs w:val="28"/>
+                <w:cs/>
+                <w:lang w:bidi="ta-IN"/>
+              </w:rPr>
+              <w:t>ஷ்டுப</w:t>
+            </w:r>
+            <w:r>
+              <w:rPr>
+                <w:rFonts w:ascii="BRH Tamil Tab Extra" w:hAnsi="BRH Tamil Tab Extra" w:cs="Latha"/>
+                <w:b/>
+                <w:sz w:val="32"/>
+                <w:szCs w:val="28"/>
+                <w:lang w:val="it-IT" w:bidi="ta-IN"/>
+              </w:rPr>
+              <w:t>…</w:t>
+            </w:r>
+            <w:r>
+              <w:rPr>
+                <w:rFonts w:ascii="Latha" w:hAnsi="Latha" w:cs="Latha"/>
+                <w:b/>
+                <w:bCs/>
+                <w:position w:val="-12"/>
+                <w:sz w:val="28"/>
+                <w:szCs w:val="28"/>
+                <w:cs/>
+                <w:lang w:bidi="ta-IN"/>
+              </w:rPr>
+              <w:t>4</w:t>
+            </w:r>
+            <w:r>
+              <w:rPr>
+                <w:rFonts w:ascii="Latha" w:hAnsi="Latha" w:cs="Latha"/>
+                <w:sz w:val="28"/>
+                <w:szCs w:val="28"/>
+                <w:cs/>
+                <w:lang w:bidi="ta-IN"/>
+              </w:rPr>
+              <w:t>ஸ்தஸ்மா</w:t>
+            </w:r>
+            <w:r>
+              <w:rPr>
+                <w:rFonts w:ascii="BRH Tamil Tab Extra" w:hAnsi="BRH Tamil Tab Extra" w:cs="Latha"/>
+                <w:b/>
+                <w:sz w:val="36"/>
+                <w:szCs w:val="28"/>
+                <w:lang w:val="it-IT" w:bidi="ta-IN"/>
+              </w:rPr>
+              <w:t>‡</w:t>
+            </w:r>
+            <w:r>
+              <w:rPr>
+                <w:rFonts w:ascii="Latha" w:hAnsi="Latha" w:cs="Latha"/>
+                <w:sz w:val="28"/>
+                <w:szCs w:val="28"/>
+                <w:cs/>
+                <w:lang w:bidi="ta-IN"/>
+              </w:rPr>
+              <w:t>த்</w:t>
+            </w:r>
+            <w:r>
+              <w:rPr>
+                <w:rFonts w:ascii="Latha" w:hAnsi="Latha" w:cs="Latha"/>
+                <w:sz w:val="28"/>
+                <w:szCs w:val="28"/>
+                <w:lang w:val="it-IT" w:bidi="ta-IN"/>
+              </w:rPr>
+              <w:t xml:space="preserve"> | </w:t>
+            </w:r>
+            <w:r>
+              <w:rPr>
+                <w:rFonts w:ascii="Latha" w:hAnsi="Latha" w:cs="Latha"/>
+                <w:sz w:val="28"/>
+                <w:szCs w:val="28"/>
+                <w:cs/>
+                <w:lang w:bidi="ta-IN"/>
+              </w:rPr>
+              <w:t>அ</w:t>
+            </w:r>
+            <w:r>
+              <w:rPr>
+                <w:rFonts w:ascii="BRH Tamil Tab Extra" w:hAnsi="BRH Tamil Tab Extra" w:cs="Latha"/>
+                <w:b/>
+                <w:sz w:val="32"/>
+                <w:szCs w:val="28"/>
+                <w:lang w:val="it-IT" w:bidi="ta-IN"/>
+              </w:rPr>
+              <w:t>…</w:t>
+            </w:r>
+            <w:r>
+              <w:rPr>
+                <w:rFonts w:ascii="Latha" w:hAnsi="Latha" w:cs="Latha"/>
+                <w:sz w:val="28"/>
+                <w:szCs w:val="28"/>
+                <w:cs/>
+                <w:lang w:bidi="ta-IN"/>
+              </w:rPr>
+              <w:t>னு</w:t>
+            </w:r>
+            <w:r>
+              <w:rPr>
+                <w:rFonts w:ascii="BRH Tamil Tab Extra" w:hAnsi="BRH Tamil Tab Extra" w:cs="Latha"/>
+                <w:b/>
+                <w:sz w:val="32"/>
+                <w:szCs w:val="28"/>
+                <w:lang w:val="it-IT" w:bidi="ta-IN"/>
+              </w:rPr>
+              <w:t>…</w:t>
+            </w:r>
+            <w:r>
+              <w:rPr>
+                <w:rFonts w:ascii="Latha" w:hAnsi="Latha" w:cs="Latha"/>
+                <w:sz w:val="28"/>
+                <w:szCs w:val="28"/>
+                <w:highlight w:val="yellow"/>
+                <w:cs/>
+                <w:lang w:bidi="ta-IN"/>
+              </w:rPr>
+              <w:t>ஷ்</w:t>
+            </w:r>
+            <w:r>
+              <w:rPr>
+                <w:rFonts w:ascii="Latha" w:hAnsi="Latha" w:cs="Latha"/>
+                <w:sz w:val="28"/>
+                <w:szCs w:val="28"/>
+                <w:cs/>
+                <w:lang w:bidi="ta-IN"/>
+              </w:rPr>
+              <w:t>டப</w:t>
+            </w:r>
+            <w:r>
+              <w:rPr>
+                <w:rFonts w:ascii="BRH Tamil Tab Extra" w:hAnsi="BRH Tamil Tab Extra" w:cs="Latha"/>
+                <w:b/>
+                <w:sz w:val="32"/>
+                <w:szCs w:val="28"/>
+                <w:lang w:val="it-IT" w:bidi="ta-IN"/>
+              </w:rPr>
+              <w:t>…</w:t>
+            </w:r>
+            <w:r>
+              <w:rPr>
+                <w:rFonts w:ascii="Latha" w:hAnsi="Latha" w:cs="Latha"/>
+                <w:b/>
+                <w:bCs/>
+                <w:position w:val="-12"/>
+                <w:sz w:val="28"/>
+                <w:szCs w:val="28"/>
+                <w:cs/>
+                <w:lang w:bidi="ta-IN"/>
+              </w:rPr>
+              <w:t>4</w:t>
+            </w:r>
+            <w:r>
+              <w:rPr>
+                <w:rFonts w:ascii="Latha" w:hAnsi="Latha" w:cs="Latha"/>
+                <w:sz w:val="28"/>
+                <w:szCs w:val="28"/>
+                <w:lang w:val="it-IT" w:bidi="ta-IN"/>
+              </w:rPr>
+              <w:t xml:space="preserve"> </w:t>
+            </w:r>
+            <w:r>
+              <w:rPr>
+                <w:rFonts w:ascii="Latha" w:hAnsi="Latha" w:cs="Latha"/>
+                <w:sz w:val="28"/>
+                <w:szCs w:val="28"/>
+                <w:cs/>
+                <w:lang w:bidi="ta-IN"/>
+              </w:rPr>
+              <w:t>இத்ய</w:t>
+            </w:r>
+            <w:r>
+              <w:rPr>
+                <w:rFonts w:ascii="BRH Tamil Tab Extra" w:hAnsi="BRH Tamil Tab Extra" w:cs="Latha"/>
+                <w:b/>
+                <w:sz w:val="36"/>
+                <w:szCs w:val="28"/>
+                <w:lang w:val="it-IT" w:bidi="ta-IN"/>
+              </w:rPr>
+              <w:t>†</w:t>
+            </w:r>
+            <w:r>
+              <w:rPr>
+                <w:rFonts w:ascii="Latha" w:hAnsi="Latha" w:cs="Latha"/>
+                <w:sz w:val="28"/>
+                <w:szCs w:val="28"/>
+                <w:cs/>
+                <w:lang w:bidi="ta-IN"/>
+              </w:rPr>
+              <w:t>னு</w:t>
+            </w:r>
+            <w:r>
+              <w:rPr>
+                <w:rFonts w:ascii="Latha" w:hAnsi="Latha" w:cs="Latha"/>
+                <w:sz w:val="28"/>
+                <w:szCs w:val="28"/>
+                <w:lang w:val="it-IT" w:bidi="ta-IN"/>
+              </w:rPr>
+              <w:t>-</w:t>
+            </w:r>
+            <w:r>
+              <w:rPr>
+                <w:rFonts w:ascii="Latha" w:hAnsi="Latha" w:cs="Latha"/>
+                <w:sz w:val="28"/>
+                <w:szCs w:val="28"/>
+                <w:lang w:val="it-IT" w:bidi="ta-IN"/>
+              </w:rPr>
+              <w:t>-</w:t>
+            </w:r>
+            <w:r>
+              <w:rPr>
+                <w:rFonts w:ascii="Latha" w:hAnsi="Latha" w:cs="Latha"/>
+                <w:sz w:val="28"/>
+                <w:szCs w:val="28"/>
+                <w:cs/>
+                <w:lang w:bidi="ta-IN"/>
+              </w:rPr>
+              <w:t>ஸ்துப</w:t>
+            </w:r>
+            <w:r>
+              <w:rPr>
+                <w:rFonts w:ascii="BRH Tamil Tab Extra" w:hAnsi="BRH Tamil Tab Extra" w:cs="Latha"/>
+                <w:b/>
+                <w:sz w:val="36"/>
+                <w:szCs w:val="28"/>
+                <w:lang w:val="it-IT" w:bidi="ta-IN"/>
+              </w:rPr>
+              <w:t>†</w:t>
+            </w:r>
+            <w:r>
+              <w:rPr>
+                <w:rFonts w:ascii="Latha" w:hAnsi="Latha" w:cs="Latha"/>
+                <w:b/>
+                <w:bCs/>
+                <w:position w:val="-12"/>
+                <w:sz w:val="28"/>
+                <w:szCs w:val="28"/>
+                <w:cs/>
+                <w:lang w:bidi="ta-IN"/>
+              </w:rPr>
+              <w:t>4</w:t>
+            </w:r>
+            <w:r>
+              <w:rPr>
+                <w:rFonts w:ascii="Latha" w:hAnsi="Latha" w:cs="Latha"/>
+                <w:b/>
+                <w:bCs/>
+                <w:sz w:val="32"/>
+                <w:szCs w:val="32"/>
+                <w:cs/>
+                <w:lang w:bidi="ta-IN"/>
+              </w:rPr>
+              <w:t>:</w:t>
+            </w:r>
+            <w:r>
+              <w:rPr>
+                <w:rFonts w:ascii="Latha" w:hAnsi="Latha" w:cs="Latha"/>
+                <w:sz w:val="28"/>
+                <w:szCs w:val="28"/>
+                <w:lang w:val="it-IT" w:bidi="ta-IN"/>
+              </w:rPr>
+              <w:t xml:space="preserve"> | </w:t>
+            </w:r>
+            <w:r>
+              <w:rPr>
+                <w:rFonts w:ascii="Latha" w:hAnsi="Latha" w:cs="Latha"/>
+                <w:sz w:val="28"/>
+                <w:szCs w:val="28"/>
+                <w:cs/>
+                <w:lang w:bidi="ta-IN"/>
+              </w:rPr>
+              <w:t>தஸ்மா</w:t>
+            </w:r>
+            <w:r>
+              <w:rPr>
+                <w:rFonts w:ascii="BRH Tamil Tab Extra" w:hAnsi="BRH Tamil Tab Extra" w:cs="Latha"/>
+                <w:b/>
+                <w:sz w:val="32"/>
+                <w:szCs w:val="28"/>
+                <w:lang w:val="it-IT" w:bidi="ta-IN"/>
+              </w:rPr>
+              <w:t>…</w:t>
+            </w:r>
+            <w:r>
+              <w:rPr>
+                <w:rFonts w:ascii="Latha" w:hAnsi="Latha" w:cs="Latha"/>
+                <w:sz w:val="28"/>
+                <w:szCs w:val="28"/>
+                <w:cs/>
+                <w:lang w:bidi="ta-IN"/>
+              </w:rPr>
+              <w:t>த</w:t>
+            </w:r>
+            <w:r>
+              <w:rPr>
+                <w:rFonts w:ascii="Latha" w:hAnsi="Latha" w:cs="Latha"/>
+                <w:b/>
+                <w:bCs/>
+                <w:position w:val="-12"/>
+                <w:sz w:val="28"/>
+                <w:szCs w:val="28"/>
+                <w:cs/>
+                <w:lang w:bidi="ta-IN"/>
+              </w:rPr>
+              <w:t>3</w:t>
+            </w:r>
+            <w:r>
+              <w:rPr>
+                <w:rFonts w:ascii="Latha" w:hAnsi="Latha" w:cs="Latha"/>
+                <w:sz w:val="28"/>
+                <w:szCs w:val="28"/>
+                <w:cs/>
+                <w:lang w:bidi="ta-IN"/>
+              </w:rPr>
+              <w:t>ஶ்வ</w:t>
+            </w:r>
+            <w:r>
+              <w:rPr>
+                <w:rFonts w:ascii="BRH Tamil Tab Extra" w:hAnsi="BRH Tamil Tab Extra" w:cs="Latha"/>
+                <w:b/>
+                <w:sz w:val="36"/>
+                <w:szCs w:val="28"/>
+                <w:lang w:val="it-IT" w:bidi="ta-IN"/>
+              </w:rPr>
+              <w:t>†</w:t>
+            </w:r>
+            <w:r>
+              <w:rPr>
+                <w:rFonts w:ascii="Latha" w:hAnsi="Latha" w:cs="Latha"/>
+                <w:b/>
+                <w:bCs/>
+                <w:sz w:val="32"/>
+                <w:szCs w:val="32"/>
+                <w:cs/>
+                <w:lang w:bidi="ta-IN"/>
+              </w:rPr>
+              <w:t>:</w:t>
+            </w:r>
+            <w:r>
+              <w:rPr>
+                <w:rFonts w:ascii="Latha" w:hAnsi="Latha" w:cs="Latha"/>
+                <w:sz w:val="28"/>
+                <w:szCs w:val="28"/>
+                <w:lang w:val="it-IT" w:bidi="ta-IN"/>
+              </w:rPr>
+              <w:t xml:space="preserve"> |</w:t>
+            </w:r>
+          </w:p>
+        </w:tc>
+        <w:tc>
+          <w:tcPr>
+            <w:tcW w:w="5388" w:type="dxa"/>
+          </w:tcPr>
+          <w:p>
+            <w:pPr>
+              <w:widowControl w:val="0"/>
+              <w:autoSpaceDE w:val="0"/>
+              <w:autoSpaceDN w:val="0"/>
+              <w:adjustRightInd w:val="0"/>
+              <w:spacing w:before="0" w:line="240" w:lineRule="auto"/>
+              <w:rPr>
+                <w:rFonts w:ascii="BRH Devanagari Extra" w:hAnsi="BRH Devanagari Extra" w:cs="BRH Devanagari Extra"/>
+                <w:color w:val="000000"/>
+                <w:sz w:val="40"/>
+                <w:szCs w:val="40"/>
+                <w:lang w:val="it-IT" w:bidi="ml-IN"/>
+              </w:rPr>
+            </w:pPr>
+            <w:r>
+              <w:rPr>
+                <w:rFonts w:ascii="Latha" w:hAnsi="Latha" w:cs="Latha"/>
+                <w:sz w:val="28"/>
+                <w:szCs w:val="28"/>
+                <w:cs/>
+                <w:lang w:bidi="ta-IN"/>
+              </w:rPr>
+              <w:t>அ</w:t>
+            </w:r>
+            <w:r>
+              <w:rPr>
+                <w:rFonts w:ascii="BRH Tamil Tab Extra" w:hAnsi="BRH Tamil Tab Extra" w:cs="Latha"/>
+                <w:b/>
+                <w:sz w:val="32"/>
+                <w:szCs w:val="28"/>
+                <w:lang w:val="it-IT" w:bidi="ta-IN"/>
+              </w:rPr>
+              <w:t>…</w:t>
+            </w:r>
+            <w:r>
+              <w:rPr>
+                <w:rFonts w:ascii="Latha" w:hAnsi="Latha" w:cs="Latha"/>
+                <w:sz w:val="28"/>
+                <w:szCs w:val="28"/>
+                <w:cs/>
+                <w:lang w:bidi="ta-IN"/>
+              </w:rPr>
+              <w:t>னு</w:t>
+            </w:r>
+            <w:r>
+              <w:rPr>
+                <w:rFonts w:ascii="BRH Tamil Tab Extra" w:hAnsi="BRH Tamil Tab Extra" w:cs="Latha"/>
+                <w:b/>
+                <w:sz w:val="32"/>
+                <w:szCs w:val="28"/>
+                <w:lang w:val="it-IT" w:bidi="ta-IN"/>
+              </w:rPr>
+              <w:t>…</w:t>
+            </w:r>
+            <w:r>
+              <w:rPr>
+                <w:rFonts w:ascii="Latha" w:hAnsi="Latha" w:cs="Latha"/>
+                <w:sz w:val="28"/>
+                <w:szCs w:val="28"/>
+                <w:cs/>
+                <w:lang w:bidi="ta-IN"/>
+              </w:rPr>
+              <w:t>ஷ்டுப</w:t>
+            </w:r>
+            <w:r>
+              <w:rPr>
+                <w:rFonts w:ascii="BRH Tamil Tab Extra" w:hAnsi="BRH Tamil Tab Extra" w:cs="Latha"/>
+                <w:b/>
+                <w:sz w:val="32"/>
+                <w:szCs w:val="28"/>
+                <w:lang w:val="it-IT" w:bidi="ta-IN"/>
+              </w:rPr>
+              <w:t>…</w:t>
+            </w:r>
+            <w:r>
+              <w:rPr>
+                <w:rFonts w:ascii="Latha" w:hAnsi="Latha" w:cs="Latha"/>
+                <w:b/>
+                <w:bCs/>
+                <w:position w:val="-12"/>
+                <w:sz w:val="28"/>
+                <w:szCs w:val="28"/>
+                <w:cs/>
+                <w:lang w:bidi="ta-IN"/>
+              </w:rPr>
+              <w:t>4</w:t>
+            </w:r>
+            <w:r>
+              <w:rPr>
+                <w:rFonts w:ascii="Latha" w:hAnsi="Latha" w:cs="Latha"/>
+                <w:sz w:val="28"/>
+                <w:szCs w:val="28"/>
+                <w:cs/>
+                <w:lang w:bidi="ta-IN"/>
+              </w:rPr>
+              <w:t>ஸ்தஸ்மா</w:t>
+            </w:r>
+            <w:r>
+              <w:rPr>
+                <w:rFonts w:ascii="BRH Tamil Tab Extra" w:hAnsi="BRH Tamil Tab Extra" w:cs="Latha"/>
+                <w:b/>
+                <w:sz w:val="36"/>
+                <w:szCs w:val="28"/>
+                <w:lang w:val="it-IT" w:bidi="ta-IN"/>
+              </w:rPr>
+              <w:t>‡</w:t>
+            </w:r>
+            <w:r>
+              <w:rPr>
+                <w:rFonts w:ascii="Latha" w:hAnsi="Latha" w:cs="Latha"/>
+                <w:sz w:val="28"/>
+                <w:szCs w:val="28"/>
+                <w:cs/>
+                <w:lang w:bidi="ta-IN"/>
+              </w:rPr>
+              <w:t>த்</w:t>
+            </w:r>
+            <w:r>
+              <w:rPr>
+                <w:rFonts w:ascii="Latha" w:hAnsi="Latha" w:cs="Latha"/>
+                <w:sz w:val="28"/>
+                <w:szCs w:val="28"/>
+                <w:lang w:val="it-IT" w:bidi="ta-IN"/>
+              </w:rPr>
+              <w:t xml:space="preserve"> | </w:t>
+            </w:r>
+            <w:r>
+              <w:rPr>
+                <w:rFonts w:ascii="Latha" w:hAnsi="Latha" w:cs="Latha"/>
+                <w:sz w:val="28"/>
+                <w:szCs w:val="28"/>
+                <w:cs/>
+                <w:lang w:bidi="ta-IN"/>
+              </w:rPr>
+              <w:t>அ</w:t>
+            </w:r>
+            <w:r>
+              <w:rPr>
+                <w:rFonts w:ascii="BRH Tamil Tab Extra" w:hAnsi="BRH Tamil Tab Extra" w:cs="Latha"/>
+                <w:b/>
+                <w:sz w:val="32"/>
+                <w:szCs w:val="28"/>
+                <w:lang w:val="it-IT" w:bidi="ta-IN"/>
+              </w:rPr>
+              <w:t>…</w:t>
+            </w:r>
+            <w:r>
+              <w:rPr>
+                <w:rFonts w:ascii="Latha" w:hAnsi="Latha" w:cs="Latha"/>
+                <w:sz w:val="28"/>
+                <w:szCs w:val="28"/>
+                <w:cs/>
+                <w:lang w:bidi="ta-IN"/>
+              </w:rPr>
+              <w:t>னு</w:t>
+            </w:r>
+            <w:r>
+              <w:rPr>
+                <w:rFonts w:ascii="BRH Tamil Tab Extra" w:hAnsi="BRH Tamil Tab Extra" w:cs="Latha"/>
+                <w:b/>
+                <w:sz w:val="32"/>
+                <w:szCs w:val="28"/>
+                <w:lang w:val="it-IT" w:bidi="ta-IN"/>
+              </w:rPr>
+              <w:t>…</w:t>
+            </w:r>
+            <w:r>
+              <w:rPr>
+                <w:rFonts w:ascii="Latha" w:hAnsi="Latha" w:cs="Latha"/>
+                <w:sz w:val="28"/>
+                <w:szCs w:val="28"/>
+                <w:cs/>
+                <w:lang w:bidi="ta-IN"/>
+              </w:rPr>
+              <w:t>ஷ்</w:t>
+            </w:r>
+            <w:r>
+              <w:rPr>
+                <w:rFonts w:ascii="Latha" w:hAnsi="Latha" w:cs="Latha"/>
+                <w:sz w:val="28"/>
+                <w:szCs w:val="28"/>
+                <w:highlight w:val="green"/>
+                <w:cs/>
+                <w:lang w:bidi="ta-IN"/>
+              </w:rPr>
+              <w:t>டு</w:t>
+            </w:r>
+            <w:r>
+              <w:rPr>
+                <w:rFonts w:ascii="Latha" w:hAnsi="Latha" w:cs="Latha"/>
+                <w:sz w:val="28"/>
+                <w:szCs w:val="28"/>
+                <w:cs/>
+                <w:lang w:bidi="ta-IN"/>
+              </w:rPr>
+              <w:t>ப</w:t>
+            </w:r>
+            <w:r>
+              <w:rPr>
+                <w:rFonts w:ascii="BRH Tamil Tab Extra" w:hAnsi="BRH Tamil Tab Extra" w:cs="Latha"/>
+                <w:b/>
+                <w:sz w:val="32"/>
+                <w:szCs w:val="28"/>
+                <w:lang w:val="it-IT" w:bidi="ta-IN"/>
+              </w:rPr>
+              <w:t>…</w:t>
+            </w:r>
+            <w:r>
+              <w:rPr>
+                <w:rFonts w:ascii="Latha" w:hAnsi="Latha" w:cs="Latha"/>
+                <w:b/>
+                <w:bCs/>
+                <w:position w:val="-12"/>
+                <w:sz w:val="28"/>
+                <w:szCs w:val="28"/>
+                <w:cs/>
+                <w:lang w:bidi="ta-IN"/>
+              </w:rPr>
+              <w:t>4</w:t>
+            </w:r>
+            <w:r>
+              <w:rPr>
+                <w:rFonts w:ascii="Latha" w:hAnsi="Latha" w:cs="Latha"/>
+                <w:sz w:val="28"/>
+                <w:szCs w:val="28"/>
+                <w:lang w:val="it-IT" w:bidi="ta-IN"/>
+              </w:rPr>
+              <w:t xml:space="preserve"> </w:t>
+            </w:r>
+            <w:r>
+              <w:rPr>
+                <w:rFonts w:ascii="Latha" w:hAnsi="Latha" w:cs="Latha"/>
+                <w:sz w:val="28"/>
+                <w:szCs w:val="28"/>
+                <w:cs/>
+                <w:lang w:bidi="ta-IN"/>
+              </w:rPr>
+              <w:t>இத்ய</w:t>
+            </w:r>
+            <w:r>
+              <w:rPr>
+                <w:rFonts w:ascii="BRH Tamil Tab Extra" w:hAnsi="BRH Tamil Tab Extra" w:cs="Latha"/>
+                <w:b/>
+                <w:sz w:val="36"/>
+                <w:szCs w:val="28"/>
+                <w:lang w:val="it-IT" w:bidi="ta-IN"/>
+              </w:rPr>
+              <w:t>†</w:t>
+            </w:r>
+            <w:r>
+              <w:rPr>
+                <w:rFonts w:ascii="Latha" w:hAnsi="Latha" w:cs="Latha"/>
+                <w:sz w:val="28"/>
+                <w:szCs w:val="28"/>
+                <w:cs/>
+                <w:lang w:bidi="ta-IN"/>
+              </w:rPr>
+              <w:t>னு</w:t>
+            </w:r>
+            <w:r>
+              <w:rPr>
+                <w:rFonts w:ascii="Latha" w:hAnsi="Latha" w:cs="Latha"/>
+                <w:sz w:val="28"/>
+                <w:szCs w:val="28"/>
+                <w:lang w:val="it-IT" w:bidi="ta-IN"/>
+              </w:rPr>
+              <w:t xml:space="preserve"> - </w:t>
+            </w:r>
+            <w:r>
+              <w:rPr>
+                <w:rFonts w:ascii="Latha" w:hAnsi="Latha" w:cs="Latha"/>
+                <w:sz w:val="28"/>
+                <w:szCs w:val="28"/>
+                <w:cs/>
+                <w:lang w:bidi="ta-IN"/>
+              </w:rPr>
+              <w:t>ஸ்துப</w:t>
+            </w:r>
+            <w:r>
+              <w:rPr>
+                <w:rFonts w:ascii="BRH Tamil Tab Extra" w:hAnsi="BRH Tamil Tab Extra" w:cs="Latha"/>
+                <w:b/>
+                <w:sz w:val="36"/>
+                <w:szCs w:val="28"/>
+                <w:lang w:val="it-IT" w:bidi="ta-IN"/>
+              </w:rPr>
+              <w:t>†</w:t>
+            </w:r>
+            <w:r>
+              <w:rPr>
+                <w:rFonts w:ascii="Latha" w:hAnsi="Latha" w:cs="Latha"/>
+                <w:b/>
+                <w:bCs/>
+                <w:position w:val="-12"/>
+                <w:sz w:val="28"/>
+                <w:szCs w:val="28"/>
+                <w:cs/>
+                <w:lang w:bidi="ta-IN"/>
+              </w:rPr>
+              <w:t>4</w:t>
+            </w:r>
+            <w:r>
+              <w:rPr>
+                <w:rFonts w:ascii="Latha" w:hAnsi="Latha" w:cs="Latha"/>
+                <w:b/>
+                <w:bCs/>
+                <w:sz w:val="32"/>
+                <w:szCs w:val="32"/>
+                <w:cs/>
+                <w:lang w:bidi="ta-IN"/>
+              </w:rPr>
+              <w:t>:</w:t>
+            </w:r>
+            <w:r>
+              <w:rPr>
+                <w:rFonts w:ascii="Latha" w:hAnsi="Latha" w:cs="Latha"/>
+                <w:sz w:val="28"/>
+                <w:szCs w:val="28"/>
+                <w:lang w:val="it-IT" w:bidi="ta-IN"/>
+              </w:rPr>
+              <w:t xml:space="preserve"> | </w:t>
+            </w:r>
+            <w:r>
+              <w:rPr>
+                <w:rFonts w:ascii="Latha" w:hAnsi="Latha" w:cs="Latha"/>
+                <w:sz w:val="28"/>
+                <w:szCs w:val="28"/>
+                <w:cs/>
+                <w:lang w:bidi="ta-IN"/>
+              </w:rPr>
+              <w:t>தஸ்மா</w:t>
+            </w:r>
+            <w:r>
+              <w:rPr>
+                <w:rFonts w:ascii="BRH Tamil Tab Extra" w:hAnsi="BRH Tamil Tab Extra" w:cs="Latha"/>
+                <w:b/>
+                <w:sz w:val="32"/>
+                <w:szCs w:val="28"/>
+                <w:lang w:val="it-IT" w:bidi="ta-IN"/>
+              </w:rPr>
+              <w:t>…</w:t>
+            </w:r>
+            <w:r>
+              <w:rPr>
+                <w:rFonts w:ascii="Latha" w:hAnsi="Latha" w:cs="Latha"/>
+                <w:sz w:val="28"/>
+                <w:szCs w:val="28"/>
+                <w:cs/>
+                <w:lang w:bidi="ta-IN"/>
+              </w:rPr>
+              <w:t>த</w:t>
+            </w:r>
+            <w:r>
+              <w:rPr>
+                <w:rFonts w:ascii="Latha" w:hAnsi="Latha" w:cs="Latha"/>
+                <w:b/>
+                <w:bCs/>
+                <w:position w:val="-12"/>
+                <w:sz w:val="28"/>
+                <w:szCs w:val="28"/>
+                <w:cs/>
+                <w:lang w:bidi="ta-IN"/>
+              </w:rPr>
+              <w:t>3</w:t>
+            </w:r>
+            <w:r>
+              <w:rPr>
+                <w:rFonts w:ascii="Latha" w:hAnsi="Latha" w:cs="Latha"/>
+                <w:sz w:val="28"/>
+                <w:szCs w:val="28"/>
+                <w:cs/>
+                <w:lang w:bidi="ta-IN"/>
+              </w:rPr>
+              <w:t>ஶ்வ</w:t>
+            </w:r>
+            <w:r>
+              <w:rPr>
+                <w:rFonts w:ascii="BRH Tamil Tab Extra" w:hAnsi="BRH Tamil Tab Extra" w:cs="Latha"/>
+                <w:b/>
+                <w:sz w:val="36"/>
+                <w:szCs w:val="28"/>
+                <w:lang w:val="it-IT" w:bidi="ta-IN"/>
+              </w:rPr>
+              <w:t>†</w:t>
+            </w:r>
+            <w:r>
+              <w:rPr>
+                <w:rFonts w:ascii="Latha" w:hAnsi="Latha" w:cs="Latha"/>
+                <w:b/>
+                <w:bCs/>
+                <w:sz w:val="32"/>
+                <w:szCs w:val="32"/>
+                <w:cs/>
+                <w:lang w:bidi="ta-IN"/>
+              </w:rPr>
+              <w:t>:</w:t>
+            </w:r>
+            <w:r>
+              <w:rPr>
+                <w:rFonts w:ascii="Latha" w:hAnsi="Latha" w:cs="Latha"/>
+                <w:sz w:val="28"/>
+                <w:szCs w:val="28"/>
+                <w:lang w:val="it-IT" w:bidi="ta-IN"/>
+              </w:rPr>
+              <w:t xml:space="preserve"> |</w:t>
+            </w:r>
+          </w:p>
+        </w:tc>
+      </w:tr>
+      <w:tr>
+        <w:trPr>
+          <w:trHeight w:val="962"/>
+        </w:trPr>
+        <w:tc>
+          <w:tcPr>
+            <w:tcW w:w="3907" w:type="dxa"/>
+          </w:tcPr>
+          <w:p>
+            <w:pPr>
+              <w:widowControl w:val="0"/>
+              <w:tabs>
+                <w:tab w:val="left" w:pos="993"/>
+              </w:tabs>
+              <w:autoSpaceDE w:val="0"/>
+              <w:autoSpaceDN w:val="0"/>
+              <w:adjustRightInd w:val="0"/>
+              <w:spacing w:before="0" w:line="240" w:lineRule="auto"/>
+              <w:ind w:right="297"/>
+              <w:rPr>
+                <w:rFonts w:cs="Arial"/>
+                <w:b/>
+                <w:color w:val="000000"/>
+                <w:sz w:val="28"/>
+                <w:szCs w:val="32"/>
+              </w:rPr>
+            </w:pPr>
+            <w:r>
+              <w:rPr>
+                <w:rFonts w:cs="Arial"/>
+                <w:b/>
+                <w:color w:val="000000"/>
+                <w:sz w:val="28"/>
+                <w:szCs w:val="32"/>
+              </w:rPr>
+              <w:t>T.S.5.</w:t>
+            </w:r>
+            <w:r>
+              <w:rPr>
+                <w:rFonts w:cs="Arial"/>
+                <w:b/>
+                <w:color w:val="000000"/>
+                <w:sz w:val="28"/>
+                <w:szCs w:val="32"/>
+              </w:rPr>
+              <w:t>4.12.2</w:t>
+            </w:r>
+            <w:r>
+              <w:rPr>
+                <w:rFonts w:cs="Arial"/>
+                <w:b/>
+                <w:color w:val="000000"/>
+                <w:sz w:val="28"/>
+                <w:szCs w:val="32"/>
+              </w:rPr>
+              <w:t>– Kramam</w:t>
+            </w:r>
+          </w:p>
+          <w:p>
+            <w:pPr>
+              <w:widowControl w:val="0"/>
+              <w:tabs>
+                <w:tab w:val="left" w:pos="993"/>
+              </w:tabs>
+              <w:autoSpaceDE w:val="0"/>
+              <w:autoSpaceDN w:val="0"/>
+              <w:adjustRightInd w:val="0"/>
+              <w:spacing w:before="0" w:line="240" w:lineRule="auto"/>
+              <w:ind w:right="297"/>
+              <w:rPr>
+                <w:rFonts w:cs="Arial"/>
+                <w:b/>
+                <w:color w:val="000000"/>
+                <w:szCs w:val="28"/>
+                <w:lang w:val="en-IN"/>
+              </w:rPr>
+            </w:pPr>
+            <w:r>
+              <w:rPr>
+                <w:rFonts w:cs="Arial"/>
+                <w:b/>
+                <w:color w:val="000000"/>
+                <w:sz w:val="28"/>
+                <w:szCs w:val="32"/>
+                <w:lang w:val="en-IN"/>
+              </w:rPr>
+              <w:t xml:space="preserve">Krama Vaakyam No.– </w:t>
+            </w:r>
+            <w:r>
+              <w:rPr>
+                <w:rFonts w:cs="Arial"/>
+                <w:b/>
+                <w:color w:val="000000"/>
+                <w:sz w:val="28"/>
+                <w:szCs w:val="32"/>
+                <w:lang w:val="en-IN"/>
+              </w:rPr>
+              <w:t>2</w:t>
+            </w:r>
+          </w:p>
+          <w:p>
+            <w:pPr>
+              <w:widowControl w:val="0"/>
+              <w:tabs>
+                <w:tab w:val="left" w:pos="993"/>
+              </w:tabs>
+              <w:autoSpaceDE w:val="0"/>
+              <w:autoSpaceDN w:val="0"/>
+              <w:adjustRightInd w:val="0"/>
+              <w:spacing w:before="0" w:line="240" w:lineRule="auto"/>
+              <w:ind w:right="297"/>
+              <w:rPr>
+                <w:rFonts w:cs="Arial"/>
+                <w:b/>
+                <w:color w:val="000000"/>
+                <w:sz w:val="28"/>
+                <w:szCs w:val="32"/>
+              </w:rPr>
+            </w:pPr>
+            <w:r>
+              <w:rPr>
+                <w:rFonts w:cs="Arial"/>
+                <w:b/>
+                <w:color w:val="000000"/>
+                <w:sz w:val="28"/>
+                <w:szCs w:val="32"/>
+                <w:lang w:val="it-IT"/>
+              </w:rPr>
+              <w:t>Panchaati No</w:t>
+            </w:r>
+            <w:r>
+              <w:rPr>
+                <w:rFonts w:cs="Arial"/>
+                <w:b/>
+                <w:color w:val="000000"/>
+                <w:szCs w:val="32"/>
+                <w:lang w:val="it-IT"/>
+              </w:rPr>
+              <w:t xml:space="preserve">. - </w:t>
+            </w:r>
+            <w:r>
+              <w:rPr>
+                <w:rFonts w:cs="Arial"/>
+                <w:b/>
+                <w:color w:val="000000"/>
+                <w:sz w:val="28"/>
+                <w:szCs w:val="32"/>
+                <w:lang w:val="it-IT"/>
+              </w:rPr>
+              <w:t>57</w:t>
+            </w:r>
+          </w:p>
+        </w:tc>
+        <w:tc>
+          <w:tcPr>
+            <w:tcW w:w="5105" w:type="dxa"/>
+          </w:tcPr>
+          <w:p>
+            <w:pPr>
+              <w:widowControl w:val="0"/>
+              <w:autoSpaceDE w:val="0"/>
+              <w:autoSpaceDN w:val="0"/>
+              <w:adjustRightInd w:val="0"/>
+              <w:spacing w:before="0" w:line="240" w:lineRule="auto"/>
+              <w:rPr>
+                <w:rFonts w:ascii="Latha" w:hAnsi="Latha" w:cs="Latha"/>
+                <w:sz w:val="28"/>
+                <w:szCs w:val="28"/>
+                <w:lang w:bidi="ta-IN"/>
+              </w:rPr>
+            </w:pPr>
+            <w:r>
+              <w:rPr>
+                <w:rFonts w:ascii="Latha" w:hAnsi="Latha" w:cs="Latha"/>
+                <w:sz w:val="28"/>
+                <w:szCs w:val="28"/>
+                <w:cs/>
+                <w:lang w:bidi="ta-IN"/>
+              </w:rPr>
+              <w:t>யஸ்மி</w:t>
+            </w:r>
+            <w:r>
+              <w:rPr>
+                <w:rFonts w:ascii="BRH Tamil Tab Extra" w:hAnsi="BRH Tamil Tab Extra" w:cs="Latha"/>
+                <w:b/>
+                <w:sz w:val="32"/>
+                <w:szCs w:val="28"/>
+                <w:lang w:bidi="ta-IN"/>
+              </w:rPr>
+              <w:t>…</w:t>
+            </w:r>
+            <w:r>
+              <w:rPr>
+                <w:rFonts w:ascii="Latha" w:hAnsi="Latha" w:cs="Latha"/>
+                <w:sz w:val="28"/>
+                <w:szCs w:val="28"/>
+                <w:cs/>
+                <w:lang w:bidi="ta-IN"/>
+              </w:rPr>
+              <w:t>ன்னஶ்வ</w:t>
+            </w:r>
+            <w:r>
+              <w:rPr>
+                <w:rFonts w:ascii="BRH Tamil Tab Extra" w:hAnsi="BRH Tamil Tab Extra" w:cs="Latha"/>
+                <w:b/>
+                <w:sz w:val="36"/>
+                <w:szCs w:val="28"/>
+                <w:lang w:bidi="ta-IN"/>
+              </w:rPr>
+              <w:t>†</w:t>
+            </w:r>
+            <w:r>
+              <w:rPr>
+                <w:rFonts w:ascii="Latha" w:hAnsi="Latha" w:cs="Latha"/>
+                <w:b/>
+                <w:bCs/>
+                <w:sz w:val="32"/>
+                <w:szCs w:val="32"/>
+                <w:cs/>
+                <w:lang w:bidi="ta-IN"/>
+              </w:rPr>
+              <w:t>:</w:t>
+            </w:r>
+            <w:r>
+              <w:rPr>
+                <w:rFonts w:ascii="Latha" w:hAnsi="Latha" w:cs="Latha"/>
+                <w:sz w:val="28"/>
+                <w:szCs w:val="28"/>
+                <w:lang w:bidi="ta-IN"/>
+              </w:rPr>
+              <w:t xml:space="preserve"> | </w:t>
+            </w:r>
+          </w:p>
+          <w:p>
+            <w:pPr>
+              <w:widowControl w:val="0"/>
+              <w:autoSpaceDE w:val="0"/>
+              <w:autoSpaceDN w:val="0"/>
+              <w:adjustRightInd w:val="0"/>
+              <w:spacing w:before="0" w:line="240" w:lineRule="auto"/>
+              <w:rPr>
+                <w:rFonts w:ascii="BRH Malayalam Extra" w:eastAsia="Times New Roman" w:hAnsi="BRH Malayalam Extra" w:cs="BRH Malayalam Extra"/>
+                <w:color w:val="000000"/>
+                <w:sz w:val="40"/>
+                <w:szCs w:val="40"/>
+                <w:lang w:eastAsia="en-IN" w:bidi="ml-IN"/>
+              </w:rPr>
+            </w:pPr>
+            <w:r>
+              <w:rPr>
+                <w:rFonts w:ascii="Latha" w:hAnsi="Latha" w:cs="Latha"/>
+                <w:sz w:val="28"/>
+                <w:szCs w:val="28"/>
+                <w:cs/>
+                <w:lang w:bidi="ta-IN"/>
+              </w:rPr>
+              <w:t>அஶ்வ</w:t>
+            </w:r>
+            <w:r>
+              <w:rPr>
+                <w:rFonts w:ascii="BRH Tamil Tab Extra" w:hAnsi="BRH Tamil Tab Extra" w:cs="Latha"/>
+                <w:b/>
+                <w:sz w:val="36"/>
+                <w:szCs w:val="28"/>
+                <w:lang w:bidi="ta-IN"/>
+              </w:rPr>
+              <w:t>†</w:t>
+            </w:r>
+            <w:r>
+              <w:rPr>
+                <w:rFonts w:ascii="Latha" w:hAnsi="Latha" w:cs="Latha"/>
+                <w:sz w:val="28"/>
+                <w:szCs w:val="28"/>
+                <w:lang w:bidi="ta-IN"/>
+              </w:rPr>
+              <w:t xml:space="preserve"> </w:t>
+            </w:r>
+            <w:r>
+              <w:rPr>
+                <w:rFonts w:ascii="Latha" w:hAnsi="Latha" w:cs="Latha"/>
+                <w:sz w:val="28"/>
+                <w:szCs w:val="28"/>
+                <w:cs/>
+                <w:lang w:bidi="ta-IN"/>
+              </w:rPr>
+              <w:t>ஆல</w:t>
+            </w:r>
+            <w:r>
+              <w:rPr>
+                <w:rFonts w:ascii="BRH Tamil Tab Extra" w:hAnsi="BRH Tamil Tab Extra" w:cs="Latha"/>
+                <w:b/>
+                <w:sz w:val="32"/>
+                <w:szCs w:val="28"/>
+                <w:lang w:bidi="ta-IN"/>
+              </w:rPr>
+              <w:t>…</w:t>
+            </w:r>
+            <w:r>
+              <w:rPr>
+                <w:rFonts w:ascii="Latha" w:hAnsi="Latha" w:cs="Latha"/>
+                <w:sz w:val="28"/>
+                <w:szCs w:val="28"/>
+                <w:cs/>
+                <w:lang w:bidi="ta-IN"/>
+              </w:rPr>
+              <w:t>ப்</w:t>
+            </w:r>
+            <w:r>
+              <w:rPr>
+                <w:rFonts w:ascii="Latha" w:hAnsi="Latha" w:cs="Latha"/>
+                <w:b/>
+                <w:bCs/>
+                <w:position w:val="-12"/>
+                <w:sz w:val="28"/>
+                <w:szCs w:val="28"/>
+                <w:cs/>
+                <w:lang w:bidi="ta-IN"/>
+              </w:rPr>
+              <w:t>4</w:t>
+            </w:r>
+            <w:r>
+              <w:rPr>
+                <w:rFonts w:ascii="Latha" w:hAnsi="Latha" w:cs="Latha"/>
+                <w:sz w:val="28"/>
+                <w:szCs w:val="28"/>
+                <w:cs/>
+                <w:lang w:bidi="ta-IN"/>
+              </w:rPr>
+              <w:t>ய</w:t>
+            </w:r>
+            <w:r>
+              <w:rPr>
+                <w:rFonts w:ascii="Latha" w:hAnsi="Latha" w:cs="Latha"/>
+                <w:sz w:val="28"/>
+                <w:szCs w:val="28"/>
+                <w:highlight w:val="yellow"/>
+                <w:cs/>
+                <w:lang w:bidi="ta-IN"/>
+              </w:rPr>
+              <w:t>தே</w:t>
+            </w:r>
+            <w:r>
+              <w:rPr>
+                <w:rFonts w:ascii="BRH Tamil Tab Extra" w:hAnsi="BRH Tamil Tab Extra" w:cs="Latha"/>
+                <w:b/>
+                <w:sz w:val="36"/>
+                <w:szCs w:val="28"/>
+                <w:lang w:bidi="ta-IN"/>
+              </w:rPr>
+              <w:t>†</w:t>
+            </w:r>
+            <w:r>
+              <w:rPr>
+                <w:rFonts w:ascii="Latha" w:hAnsi="Latha" w:cs="Latha"/>
+                <w:sz w:val="28"/>
+                <w:szCs w:val="28"/>
+                <w:lang w:bidi="ta-IN"/>
+              </w:rPr>
+              <w:t xml:space="preserve"> |</w:t>
+            </w:r>
+          </w:p>
+        </w:tc>
+        <w:tc>
+          <w:tcPr>
+            <w:tcW w:w="5388" w:type="dxa"/>
+          </w:tcPr>
+          <w:p>
+            <w:pPr>
+              <w:widowControl w:val="0"/>
+              <w:autoSpaceDE w:val="0"/>
+              <w:autoSpaceDN w:val="0"/>
+              <w:adjustRightInd w:val="0"/>
+              <w:spacing w:before="0" w:line="240" w:lineRule="auto"/>
+              <w:rPr>
+                <w:rFonts w:ascii="BRH Malayalam Extra" w:eastAsia="Times New Roman" w:hAnsi="BRH Malayalam Extra" w:cs="BRH Malayalam Extra"/>
+                <w:color w:val="000000"/>
+                <w:sz w:val="40"/>
+                <w:szCs w:val="40"/>
+                <w:lang w:eastAsia="en-IN" w:bidi="ml-IN"/>
+              </w:rPr>
+            </w:pPr>
+            <w:r>
+              <w:rPr>
+                <w:rFonts w:ascii="Latha" w:hAnsi="Latha" w:cs="Latha"/>
+                <w:sz w:val="28"/>
+                <w:szCs w:val="28"/>
+                <w:cs/>
+                <w:lang w:bidi="ta-IN"/>
+              </w:rPr>
+              <w:t>யஸ்மி</w:t>
+            </w:r>
+            <w:r>
+              <w:rPr>
+                <w:rFonts w:ascii="BRH Tamil Tab Extra" w:hAnsi="BRH Tamil Tab Extra" w:cs="Latha"/>
+                <w:b/>
+                <w:sz w:val="32"/>
+                <w:szCs w:val="28"/>
+                <w:lang w:bidi="ta-IN"/>
+              </w:rPr>
+              <w:t>…</w:t>
+            </w:r>
+            <w:r>
+              <w:rPr>
+                <w:rFonts w:ascii="Latha" w:hAnsi="Latha" w:cs="Latha"/>
+                <w:sz w:val="28"/>
+                <w:szCs w:val="28"/>
+                <w:cs/>
+                <w:lang w:bidi="ta-IN"/>
+              </w:rPr>
+              <w:t>ன்னஶ்வ</w:t>
+            </w:r>
+            <w:r>
+              <w:rPr>
+                <w:rFonts w:ascii="BRH Tamil Tab Extra" w:hAnsi="BRH Tamil Tab Extra" w:cs="Latha"/>
+                <w:b/>
+                <w:sz w:val="36"/>
+                <w:szCs w:val="28"/>
+                <w:lang w:bidi="ta-IN"/>
+              </w:rPr>
+              <w:t>†</w:t>
+            </w:r>
+            <w:r>
+              <w:rPr>
+                <w:rFonts w:ascii="Latha" w:hAnsi="Latha" w:cs="Latha"/>
+                <w:b/>
+                <w:bCs/>
+                <w:sz w:val="32"/>
+                <w:szCs w:val="32"/>
+                <w:cs/>
+                <w:lang w:bidi="ta-IN"/>
+              </w:rPr>
+              <w:t>:</w:t>
+            </w:r>
+            <w:r>
+              <w:rPr>
+                <w:rFonts w:ascii="Latha" w:hAnsi="Latha" w:cs="Latha"/>
+                <w:sz w:val="28"/>
+                <w:szCs w:val="28"/>
+                <w:lang w:bidi="ta-IN"/>
+              </w:rPr>
+              <w:t xml:space="preserve"> | </w:t>
+            </w:r>
+            <w:r>
+              <w:rPr>
+                <w:rFonts w:ascii="Latha" w:hAnsi="Latha" w:cs="Latha"/>
+                <w:sz w:val="28"/>
+                <w:szCs w:val="28"/>
+                <w:cs/>
+                <w:lang w:bidi="ta-IN"/>
+              </w:rPr>
+              <w:t>அஶ்வ</w:t>
+            </w:r>
+            <w:r>
+              <w:rPr>
+                <w:rFonts w:ascii="BRH Tamil Tab Extra" w:hAnsi="BRH Tamil Tab Extra" w:cs="Latha"/>
+                <w:b/>
+                <w:sz w:val="36"/>
+                <w:szCs w:val="28"/>
+                <w:lang w:bidi="ta-IN"/>
+              </w:rPr>
+              <w:t>†</w:t>
+            </w:r>
+            <w:r>
+              <w:rPr>
+                <w:rFonts w:ascii="Latha" w:hAnsi="Latha" w:cs="Latha"/>
+                <w:sz w:val="28"/>
+                <w:szCs w:val="28"/>
+                <w:lang w:bidi="ta-IN"/>
+              </w:rPr>
+              <w:t xml:space="preserve"> </w:t>
+            </w:r>
+            <w:r>
+              <w:rPr>
+                <w:rFonts w:ascii="Latha" w:hAnsi="Latha" w:cs="Latha"/>
+                <w:sz w:val="28"/>
+                <w:szCs w:val="28"/>
+                <w:cs/>
+                <w:lang w:bidi="ta-IN"/>
+              </w:rPr>
+              <w:t>ஆல</w:t>
+            </w:r>
+            <w:r>
+              <w:rPr>
+                <w:rFonts w:ascii="BRH Tamil Tab Extra" w:hAnsi="BRH Tamil Tab Extra" w:cs="Latha"/>
+                <w:b/>
+                <w:sz w:val="32"/>
+                <w:szCs w:val="28"/>
+                <w:lang w:bidi="ta-IN"/>
+              </w:rPr>
+              <w:t>…</w:t>
+            </w:r>
+            <w:r>
+              <w:rPr>
+                <w:rFonts w:ascii="Latha" w:hAnsi="Latha" w:cs="Latha"/>
+                <w:sz w:val="28"/>
+                <w:szCs w:val="28"/>
+                <w:cs/>
+                <w:lang w:bidi="ta-IN"/>
+              </w:rPr>
+              <w:t>ப்</w:t>
+            </w:r>
+            <w:r>
+              <w:rPr>
+                <w:rFonts w:ascii="Latha" w:hAnsi="Latha" w:cs="Latha"/>
+                <w:b/>
+                <w:bCs/>
+                <w:position w:val="-12"/>
+                <w:sz w:val="28"/>
+                <w:szCs w:val="28"/>
+                <w:cs/>
+                <w:lang w:bidi="ta-IN"/>
+              </w:rPr>
+              <w:t>4</w:t>
+            </w:r>
+            <w:r>
+              <w:rPr>
+                <w:rFonts w:ascii="Latha" w:hAnsi="Latha" w:cs="Latha"/>
+                <w:sz w:val="28"/>
+                <w:szCs w:val="28"/>
+                <w:cs/>
+                <w:lang w:bidi="ta-IN"/>
+              </w:rPr>
+              <w:t>ய</w:t>
+            </w:r>
+            <w:r>
+              <w:rPr>
+                <w:rFonts w:ascii="Latha" w:hAnsi="Latha" w:cs="Latha"/>
+                <w:sz w:val="28"/>
+                <w:szCs w:val="28"/>
+                <w:highlight w:val="green"/>
+                <w:cs/>
+                <w:lang w:bidi="ta-IN"/>
+              </w:rPr>
+              <w:t>தே</w:t>
+            </w:r>
+            <w:r>
+              <w:rPr>
+                <w:rFonts w:ascii="BRH Tamil Tab Extra" w:hAnsi="BRH Tamil Tab Extra" w:cs="Latha"/>
+                <w:b/>
+                <w:sz w:val="36"/>
+                <w:szCs w:val="28"/>
+                <w:lang w:bidi="ta-IN"/>
+              </w:rPr>
+              <w:t>‡</w:t>
+            </w:r>
+            <w:r>
+              <w:rPr>
+                <w:rFonts w:ascii="Latha" w:hAnsi="Latha" w:cs="Latha"/>
+                <w:sz w:val="28"/>
+                <w:szCs w:val="28"/>
+                <w:lang w:bidi="ta-IN"/>
+              </w:rPr>
+              <w:t xml:space="preserve"> |</w:t>
+            </w:r>
+          </w:p>
+        </w:tc>
+      </w:tr>
+      <w:tr>
+        <w:trPr>
           <w:trHeight w:val="1132"/>
         </w:trPr>
         <w:tc>
@@ -2185,7 +3711,6 @@
                 <w:color w:val="000000"/>
                 <w:sz w:val="28"/>
                 <w:szCs w:val="32"/>
-                <w:lang w:val="it-IT"/>
               </w:rPr>
             </w:pPr>
           </w:p>
@@ -2206,7 +3731,6 @@
                 <w:color w:val="000000"/>
                 <w:sz w:val="36"/>
                 <w:szCs w:val="40"/>
-                <w:lang w:val="it-IT"/>
               </w:rPr>
             </w:pPr>
           </w:p>
@@ -2227,7 +3751,6 @@
                 <w:color w:val="000000"/>
                 <w:sz w:val="36"/>
                 <w:szCs w:val="40"/>
-                <w:lang w:val="it-IT"/>
               </w:rPr>
             </w:pPr>
           </w:p>
@@ -2464,7 +3987,6 @@
                 <w:sz w:val="32"/>
                 <w:szCs w:val="32"/>
               </w:rPr>
-              <w:lastRenderedPageBreak/>
               <w:t>Section, Paragraph</w:t>
             </w:r>
           </w:p>
@@ -3259,6 +4781,7 @@
                 <w:sz w:val="28"/>
                 <w:szCs w:val="32"/>
               </w:rPr>
+              <w:lastRenderedPageBreak/>
               <w:t>T.S.5.</w:t>
             </w:r>
             <w:r>
@@ -5318,7 +6841,6 @@
                 <w:sz w:val="28"/>
                 <w:szCs w:val="32"/>
               </w:rPr>
-              <w:lastRenderedPageBreak/>
               <w:t>T.S.5.4.3.3 – Kramam</w:t>
             </w:r>
           </w:p>
@@ -7173,6 +8695,7 @@
                 <w:sz w:val="28"/>
                 <w:szCs w:val="32"/>
               </w:rPr>
+              <w:lastRenderedPageBreak/>
               <w:t>T.S.5.4.5.2 – Kramam</w:t>
             </w:r>
           </w:p>
@@ -9136,7 +10659,6 @@
                 <w:cs/>
                 <w:lang w:bidi="ta-IN"/>
               </w:rPr>
-              <w:lastRenderedPageBreak/>
               <w:t>க்</w:t>
             </w:r>
             <w:r>
@@ -9228,7 +10750,6 @@
                 <w:cs/>
                 <w:lang w:bidi="ta-IN"/>
               </w:rPr>
-              <w:lastRenderedPageBreak/>
               <w:t>ஸ்வ</w:t>
             </w:r>
             <w:r>
@@ -9565,17 +11086,7 @@
                 <w:szCs w:val="28"/>
                 <w:lang w:bidi="ta-IN"/>
               </w:rPr>
-              <w:t xml:space="preserve"> </w:t>
-            </w:r>
-            <w:r>
-              <w:rPr>
-                <w:rFonts w:ascii="Latha" w:hAnsi="Latha" w:cs="Latha"/>
-                <w:sz w:val="28"/>
-                <w:szCs w:val="28"/>
-                <w:lang w:bidi="ta-IN"/>
-              </w:rPr>
-              <w:lastRenderedPageBreak/>
-              <w:t xml:space="preserve">- </w:t>
+              <w:t xml:space="preserve"> - </w:t>
             </w:r>
             <w:r>
               <w:rPr>
@@ -9683,7 +11194,6 @@
                 <w:sz w:val="28"/>
                 <w:szCs w:val="32"/>
               </w:rPr>
-              <w:lastRenderedPageBreak/>
               <w:t>T.S.5.4.7.4 – Kramam</w:t>
             </w:r>
           </w:p>
@@ -10890,6 +12400,7 @@
                 <w:sz w:val="28"/>
                 <w:szCs w:val="32"/>
               </w:rPr>
+              <w:lastRenderedPageBreak/>
               <w:t>T.S.5.</w:t>
             </w:r>
             <w:r>
@@ -13352,7 +14863,6 @@
           <w:szCs w:val="40"/>
           <w:lang w:val="en-IN" w:eastAsia="en-IN"/>
         </w:rPr>
-        <w:lastRenderedPageBreak/>
         <w:t>"</w:t>
       </w:r>
       <w:r>
@@ -13784,6 +15294,7 @@
                 <w:sz w:val="32"/>
                 <w:szCs w:val="36"/>
               </w:rPr>
+              <w:lastRenderedPageBreak/>
               <w:t>None</w:t>
             </w:r>
           </w:p>

--- a/TS-Kramam/TS-5.4/TS 5.4 Tamil Krama Paatam Corrections.docx
+++ b/TS-Kramam/TS-5.4/TS 5.4 Tamil Krama Paatam Corrections.docx
@@ -3686,76 +3686,6 @@
           </w:p>
         </w:tc>
       </w:tr>
-      <w:tr>
-        <w:trPr>
-          <w:trHeight w:val="1132"/>
-        </w:trPr>
-        <w:tc>
-          <w:tcPr>
-            <w:tcW w:w="3907" w:type="dxa"/>
-          </w:tcPr>
-          <w:p>
-            <w:pPr>
-              <w:widowControl w:val="0"/>
-              <w:tabs>
-                <w:tab w:val="left" w:pos="993"/>
-              </w:tabs>
-              <w:autoSpaceDE w:val="0"/>
-              <w:autoSpaceDN w:val="0"/>
-              <w:adjustRightInd w:val="0"/>
-              <w:spacing w:before="0" w:line="240" w:lineRule="auto"/>
-              <w:ind w:right="297"/>
-              <w:rPr>
-                <w:rFonts w:cs="Arial"/>
-                <w:b/>
-                <w:color w:val="000000"/>
-                <w:sz w:val="28"/>
-                <w:szCs w:val="32"/>
-              </w:rPr>
-            </w:pPr>
-          </w:p>
-        </w:tc>
-        <w:tc>
-          <w:tcPr>
-            <w:tcW w:w="5105" w:type="dxa"/>
-          </w:tcPr>
-          <w:p>
-            <w:pPr>
-              <w:widowControl w:val="0"/>
-              <w:autoSpaceDE w:val="0"/>
-              <w:autoSpaceDN w:val="0"/>
-              <w:adjustRightInd w:val="0"/>
-              <w:spacing w:before="0" w:line="240" w:lineRule="auto"/>
-              <w:rPr>
-                <w:rFonts w:ascii="BRH Malayalam Extra" w:hAnsi="BRH Malayalam Extra" w:cs="BRH Malayalam Extra"/>
-                <w:color w:val="000000"/>
-                <w:sz w:val="36"/>
-                <w:szCs w:val="40"/>
-              </w:rPr>
-            </w:pPr>
-          </w:p>
-        </w:tc>
-        <w:tc>
-          <w:tcPr>
-            <w:tcW w:w="5388" w:type="dxa"/>
-          </w:tcPr>
-          <w:p>
-            <w:pPr>
-              <w:widowControl w:val="0"/>
-              <w:autoSpaceDE w:val="0"/>
-              <w:autoSpaceDN w:val="0"/>
-              <w:adjustRightInd w:val="0"/>
-              <w:spacing w:before="0" w:line="240" w:lineRule="auto"/>
-              <w:rPr>
-                <w:rFonts w:ascii="Cambria" w:hAnsi="Cambria" w:cs="BRH Malayalam Extra"/>
-                <w:color w:val="000000"/>
-                <w:sz w:val="36"/>
-                <w:szCs w:val="40"/>
-              </w:rPr>
-            </w:pPr>
-          </w:p>
-        </w:tc>
-      </w:tr>
     </w:tbl>
     <w:p>
       <w:pPr>
@@ -3790,42 +3720,6 @@
           <w:u w:val="single"/>
         </w:rPr>
       </w:pPr>
-    </w:p>
-    <w:p>
-      <w:pPr>
-        <w:jc w:val="center"/>
-        <w:rPr>
-          <w:b/>
-          <w:bCs/>
-          <w:sz w:val="32"/>
-          <w:szCs w:val="32"/>
-          <w:u w:val="single"/>
-        </w:rPr>
-      </w:pPr>
-    </w:p>
-    <w:p>
-      <w:pPr>
-        <w:jc w:val="center"/>
-        <w:rPr>
-          <w:b/>
-          <w:bCs/>
-          <w:sz w:val="32"/>
-          <w:szCs w:val="32"/>
-          <w:u w:val="single"/>
-        </w:rPr>
-      </w:pPr>
-    </w:p>
-    <w:p>
-      <w:pPr>
-        <w:jc w:val="center"/>
-        <w:rPr>
-          <w:b/>
-          <w:bCs/>
-          <w:sz w:val="32"/>
-          <w:szCs w:val="32"/>
-          <w:u w:val="single"/>
-        </w:rPr>
-      </w:pPr>
       <w:r>
         <w:rPr>
           <w:b/>
@@ -3834,6 +3728,7 @@
           <w:szCs w:val="32"/>
           <w:u w:val="single"/>
         </w:rPr>
+        <w:lastRenderedPageBreak/>
         <w:t xml:space="preserve">TS </w:t>
       </w:r>
       <w:r>
@@ -4781,7 +4676,6 @@
                 <w:sz w:val="28"/>
                 <w:szCs w:val="32"/>
               </w:rPr>
-              <w:lastRenderedPageBreak/>
               <w:t>T.S.5.</w:t>
             </w:r>
             <w:r>
@@ -6320,6 +6214,7 @@
                 <w:sz w:val="28"/>
                 <w:szCs w:val="32"/>
               </w:rPr>
+              <w:lastRenderedPageBreak/>
               <w:t>T.S.5.4.3.3 – Kramam</w:t>
             </w:r>
           </w:p>
@@ -8695,7 +8590,6 @@
                 <w:sz w:val="28"/>
                 <w:szCs w:val="32"/>
               </w:rPr>
-              <w:lastRenderedPageBreak/>
               <w:t>T.S.5.4.5.2 – Kramam</w:t>
             </w:r>
           </w:p>
@@ -10213,6 +10107,7 @@
                 <w:sz w:val="28"/>
                 <w:szCs w:val="32"/>
               </w:rPr>
+              <w:lastRenderedPageBreak/>
               <w:t>T.S.5.4.6.6 – Kramam</w:t>
             </w:r>
           </w:p>
@@ -12400,7 +12295,6 @@
                 <w:sz w:val="28"/>
                 <w:szCs w:val="32"/>
               </w:rPr>
-              <w:lastRenderedPageBreak/>
               <w:t>T.S.5.</w:t>
             </w:r>
             <w:r>
@@ -14276,6 +14170,7 @@
                 <w:sz w:val="28"/>
                 <w:szCs w:val="32"/>
               </w:rPr>
+              <w:lastRenderedPageBreak/>
               <w:t>T.S.5.</w:t>
             </w:r>
             <w:r>
@@ -15294,7 +15189,6 @@
                 <w:sz w:val="32"/>
                 <w:szCs w:val="36"/>
               </w:rPr>
-              <w:lastRenderedPageBreak/>
               <w:t>None</w:t>
             </w:r>
           </w:p>

--- a/TS-Kramam/TS-5.4/TS 5.4 Tamil Krama Paatam Corrections.docx
+++ b/TS-Kramam/TS-5.4/TS 5.4 Tamil Krama Paatam Corrections.docx
@@ -89,10 +89,9 @@
           <w:bCs/>
           <w:sz w:val="32"/>
           <w:szCs w:val="32"/>
-          <w:highlight w:val="red"/>
           <w:u w:val="single"/>
         </w:rPr>
-        <w:t>?????</w:t>
+        <w:t>31st July 2026</w:t>
       </w:r>
     </w:p>
     <w:p>
@@ -14802,7 +14801,16 @@
           <w:bCs/>
           <w:sz w:val="32"/>
         </w:rPr>
-        <w:t>replaced with</w:t>
+        <w:t xml:space="preserve">replaced </w:t>
+      </w:r>
+      <w:proofErr w:type="gramStart"/>
+      <w:r>
+        <w:rPr>
+          <w:b/>
+          <w:bCs/>
+          <w:sz w:val="32"/>
+        </w:rPr>
+        <w:t>with</w:t>
       </w:r>
       <w:r>
         <w:rPr>
@@ -14824,6 +14832,7 @@
         </w:rPr>
         <w:t>"</w:t>
       </w:r>
+      <w:proofErr w:type="gramEnd"/>
       <w:r>
         <w:rPr>
           <w:rFonts w:ascii="Latha" w:hAnsi="Latha" w:cs="Latha"/>
